--- a/Учеба 5 семестр/БСИТ/1 ЛАБ/Отчет_ЛР1_Эков.docx
+++ b/Учеба 5 семестр/БСИТ/1 ЛАБ/Отчет_ЛР1_Эков.docx
@@ -126,13 +126,8 @@
       <w:r>
         <w:tab/>
       </w:r>
-      <w:proofErr w:type="spellStart"/>
-      <w:r>
-        <w:t>Дахнович</w:t>
-      </w:r>
-      <w:proofErr w:type="spellEnd"/>
-      <w:r>
-        <w:t xml:space="preserve"> А.Д.</w:t>
+      <w:r>
+        <w:t>Дахнович А.Д.</w:t>
       </w:r>
     </w:p>
     <w:p>
@@ -180,15 +175,7 @@
         <w:jc w:val="both"/>
       </w:pPr>
       <w:r>
-        <w:t xml:space="preserve">Получить навыки организации параллельной обработки большого количества клиентских соединений при помощи механизма портов завершения. Получить навыки реализации шифрования передаваемых данных при помощи средств </w:t>
-      </w:r>
-      <w:proofErr w:type="spellStart"/>
-      <w:r>
-        <w:t>CryptoAPI</w:t>
-      </w:r>
-      <w:proofErr w:type="spellEnd"/>
-      <w:r>
-        <w:t>. Получить навыки извлечения информации о системе.</w:t>
+        <w:t>Получить навыки организации параллельной обработки большого количества клиентских соединений при помощи механизма портов завершения. Получить навыки реализации шифрования передаваемых данных при помощи средств CryptoAPI. Получить навыки извлечения информации о системе.</w:t>
       </w:r>
     </w:p>
     <w:p>
@@ -216,23 +203,7 @@
         <w:jc w:val="both"/>
       </w:pPr>
       <w:r>
-        <w:t xml:space="preserve">Разработать и обосновать архитектуру распределённой системы сбора информации (кто инициирует передачу, кто постоянно работает, </w:t>
-      </w:r>
-      <w:proofErr w:type="spellStart"/>
-      <w:r>
-        <w:t>stateless</w:t>
-      </w:r>
-      <w:proofErr w:type="spellEnd"/>
-      <w:r>
-        <w:t xml:space="preserve"> или </w:t>
-      </w:r>
-      <w:proofErr w:type="spellStart"/>
-      <w:r>
-        <w:t>statefull</w:t>
-      </w:r>
-      <w:proofErr w:type="spellEnd"/>
-      <w:r>
-        <w:t>).</w:t>
+        <w:t>Разработать и обосновать архитектуру распределённой системы сбора информации (кто инициирует передачу, кто постоянно работает, stateless или statefull).</w:t>
       </w:r>
     </w:p>
     <w:p>
@@ -288,15 +259,7 @@
         <w:jc w:val="both"/>
       </w:pPr>
       <w:r>
-        <w:t xml:space="preserve">Реализовать шифрование всех передаваемых данных средствами </w:t>
-      </w:r>
-      <w:proofErr w:type="spellStart"/>
-      <w:r>
-        <w:t>CryptoAPI</w:t>
-      </w:r>
-      <w:proofErr w:type="spellEnd"/>
-      <w:r>
-        <w:t>: асимметричная передача сеансового ключа и симметричное шифрование сообщений.</w:t>
+        <w:t>Реализовать шифрование всех передаваемых данных средствами CryptoAPI: асимметричная передача сеансового ключа и симметричное шифрование сообщений.</w:t>
       </w:r>
     </w:p>
     <w:p>
@@ -371,7 +334,6 @@
       <w:r>
         <w:t xml:space="preserve"> — сторона, которая пассивно слушает порт и ждёт входящих подключений (функция </w:t>
       </w:r>
-      <w:proofErr w:type="spellStart"/>
       <w:r>
         <w:rPr>
           <w:rFonts w:ascii="Courier New" w:eastAsia="Courier New" w:hAnsi="Courier New" w:cs="Courier New"/>
@@ -380,7 +342,6 @@
         </w:rPr>
         <w:t>listen</w:t>
       </w:r>
-      <w:proofErr w:type="spellEnd"/>
       <w:r>
         <w:t xml:space="preserve">). </w:t>
       </w:r>
@@ -394,7 +355,6 @@
       <w:r>
         <w:t xml:space="preserve"> — сторона, которая активно устанавливает соединение (функция </w:t>
       </w:r>
-      <w:proofErr w:type="spellStart"/>
       <w:r>
         <w:rPr>
           <w:rFonts w:ascii="Courier New" w:eastAsia="Courier New" w:hAnsi="Courier New" w:cs="Courier New"/>
@@ -403,7 +363,6 @@
         </w:rPr>
         <w:t>connect</w:t>
       </w:r>
-      <w:proofErr w:type="spellEnd"/>
       <w:r>
         <w:t>).</w:t>
       </w:r>
@@ -536,7 +495,6 @@
       <w:r>
         <w:t xml:space="preserve"> — состояние, которое сервер запоминает, чтобы использовать его в будущих запросах одного и того же клиента. Свойства </w:t>
       </w:r>
-      <w:proofErr w:type="spellStart"/>
       <w:r>
         <w:rPr>
           <w:b/>
@@ -544,11 +502,9 @@
         </w:rPr>
         <w:t>stateless</w:t>
       </w:r>
-      <w:proofErr w:type="spellEnd"/>
       <w:r>
         <w:t xml:space="preserve"> и </w:t>
       </w:r>
-      <w:proofErr w:type="spellStart"/>
       <w:r>
         <w:rPr>
           <w:b/>
@@ -556,41 +512,8 @@
         </w:rPr>
         <w:t>statefull</w:t>
       </w:r>
-      <w:proofErr w:type="spellEnd"/>
-      <w:r>
-        <w:t xml:space="preserve"> — проектное решение архитектуры сервера: </w:t>
-      </w:r>
-      <w:proofErr w:type="spellStart"/>
-      <w:r>
-        <w:t>stateless</w:t>
-      </w:r>
-      <w:proofErr w:type="spellEnd"/>
-      <w:r>
-        <w:t xml:space="preserve">-сервер не запоминает состояние клиентов, </w:t>
-      </w:r>
-      <w:proofErr w:type="spellStart"/>
-      <w:r>
-        <w:t>statefull</w:t>
-      </w:r>
-      <w:proofErr w:type="spellEnd"/>
-      <w:r>
-        <w:t xml:space="preserve">-сервер — запоминает. </w:t>
-      </w:r>
-      <w:proofErr w:type="spellStart"/>
-      <w:r>
-        <w:t>Statefull</w:t>
-      </w:r>
-      <w:proofErr w:type="spellEnd"/>
-      <w:r>
-        <w:t>-сервер, например, хранит факт аутентификации (</w:t>
-      </w:r>
-      <w:proofErr w:type="spellStart"/>
-      <w:r>
-        <w:t>session</w:t>
-      </w:r>
-      <w:proofErr w:type="spellEnd"/>
-      <w:r>
-        <w:t>-куки на сайтах), прогресс многошаговой операции (корзина интернет-магазина), количество принятых блоков данных, накопленные настройки сессии. IP-адрес и порт клиента не являются состоянием в этом смысле — это базовые данные о соединении, существующие, пока существует сокет.</w:t>
+      <w:r>
+        <w:t xml:space="preserve"> — проектное решение архитектуры сервера: stateless-сервер не запоминает состояние клиентов, statefull-сервер — запоминает. Statefull-сервер, например, хранит факт аутентификации (session-куки на сайтах), прогресс многошаговой операции (корзина интернет-магазина), количество принятых блоков данных, накопленные настройки сессии. IP-адрес и порт клиента не являются состоянием в этом смысле — это базовые данные о соединении, существующие, пока существует сокет.</w:t>
       </w:r>
     </w:p>
     <w:p>
@@ -608,17 +531,8 @@
           <w:b/>
           <w:bCs/>
         </w:rPr>
-        <w:t xml:space="preserve">обработка запросов реализована по принципу </w:t>
-      </w:r>
-      <w:proofErr w:type="spellStart"/>
-      <w:r>
-        <w:rPr>
-          <w:b/>
-          <w:bCs/>
-        </w:rPr>
-        <w:t>stateless</w:t>
-      </w:r>
-      <w:proofErr w:type="spellEnd"/>
+        <w:t>обработка запросов реализована по принципу stateless</w:t>
+      </w:r>
       <w:r>
         <w:t xml:space="preserve">. Для каждого соединения сервер хранит только служебные данные канала: сокет, буферы приёма и передачи, стадию соединения (рукопожатие или готовность) и сеансовый ключ. </w:t>
       </w:r>
@@ -702,25 +616,7 @@
           <w:sz w:val="20"/>
           <w:szCs w:val="20"/>
         </w:rPr>
-        <w:t xml:space="preserve">| длина N (4 </w:t>
-      </w:r>
-      <w:proofErr w:type="gramStart"/>
-      <w:r>
-        <w:rPr>
-          <w:rFonts w:ascii="Courier New" w:eastAsia="Courier New" w:hAnsi="Courier New" w:cs="Courier New"/>
-          <w:sz w:val="20"/>
-          <w:szCs w:val="20"/>
-        </w:rPr>
-        <w:t xml:space="preserve">байта)   </w:t>
-      </w:r>
-      <w:proofErr w:type="gramEnd"/>
-      <w:r>
-        <w:rPr>
-          <w:rFonts w:ascii="Courier New" w:eastAsia="Courier New" w:hAnsi="Courier New" w:cs="Courier New"/>
-          <w:sz w:val="20"/>
-          <w:szCs w:val="20"/>
-        </w:rPr>
-        <w:t xml:space="preserve"> | тело сообщения (N байт)       |</w:t>
+        <w:t>| длина N (4 байта)    | тело сообщения (N байт)       |</w:t>
       </w:r>
     </w:p>
     <w:p>
@@ -820,25 +716,7 @@
           <w:sz w:val="24"/>
           <w:szCs w:val="24"/>
         </w:rPr>
-        <w:t>&lt;код</w:t>
-      </w:r>
-      <w:proofErr w:type="gramStart"/>
-      <w:r>
-        <w:rPr>
-          <w:rFonts w:ascii="Courier New" w:eastAsia="Courier New" w:hAnsi="Courier New" w:cs="Courier New"/>
-          <w:sz w:val="24"/>
-          <w:szCs w:val="24"/>
-        </w:rPr>
-        <w:t>&gt;[ &lt;</w:t>
-      </w:r>
-      <w:proofErr w:type="gramEnd"/>
-      <w:r>
-        <w:rPr>
-          <w:rFonts w:ascii="Courier New" w:eastAsia="Courier New" w:hAnsi="Courier New" w:cs="Courier New"/>
-          <w:sz w:val="24"/>
-          <w:szCs w:val="24"/>
-        </w:rPr>
-        <w:t>аргумент&gt;]</w:t>
+        <w:t>&lt;код&gt;[ &lt;аргумент&gt;]</w:t>
       </w:r>
       <w:r>
         <w:t>, где код — одна цифра, а аргумент (для запросов 6–9) — путь к файлу, папке или ключу реестра.</w:t>
@@ -887,12 +765,6 @@
         <w:gridCol w:w="3618"/>
       </w:tblGrid>
       <w:tr>
-        <w:tblPrEx>
-          <w:tblCellMar>
-            <w:top w:w="0" w:type="dxa"/>
-            <w:bottom w:w="0" w:type="dxa"/>
-          </w:tblCellMar>
-        </w:tblPrEx>
         <w:trPr>
           <w:tblHeader/>
         </w:trPr>
@@ -1026,12 +898,6 @@
         </w:tc>
       </w:tr>
       <w:tr>
-        <w:tblPrEx>
-          <w:tblCellMar>
-            <w:top w:w="0" w:type="dxa"/>
-            <w:bottom w:w="0" w:type="dxa"/>
-          </w:tblCellMar>
-        </w:tblPrEx>
         <w:tc>
           <w:tcPr>
             <w:tcW w:w="900" w:type="dxa"/>
@@ -1179,25 +1045,7 @@
                 <w:szCs w:val="24"/>
                 <w:lang w:val="en-US"/>
               </w:rPr>
-              <w:t>Version: &lt;major</w:t>
-            </w:r>
-            <w:proofErr w:type="gramStart"/>
-            <w:r>
-              <w:rPr>
-                <w:sz w:val="24"/>
-                <w:szCs w:val="24"/>
-                <w:lang w:val="en-US"/>
-              </w:rPr>
-              <w:t>&gt;.&lt;</w:t>
-            </w:r>
-            <w:proofErr w:type="gramEnd"/>
-            <w:r>
-              <w:rPr>
-                <w:sz w:val="24"/>
-                <w:szCs w:val="24"/>
-                <w:lang w:val="en-US"/>
-              </w:rPr>
-              <w:t>minor&gt; (build &lt;n&gt;)</w:t>
+              <w:t>Version: &lt;major&gt;.&lt;minor&gt; (build &lt;n&gt;)</w:t>
             </w:r>
           </w:p>
           <w:p>
@@ -1215,12 +1063,6 @@
         </w:tc>
       </w:tr>
       <w:tr>
-        <w:tblPrEx>
-          <w:tblCellMar>
-            <w:top w:w="0" w:type="dxa"/>
-            <w:bottom w:w="0" w:type="dxa"/>
-          </w:tblCellMar>
-        </w:tblPrEx>
         <w:tc>
           <w:tcPr>
             <w:tcW w:w="900" w:type="dxa"/>
@@ -1360,48 +1202,17 @@
             <w:pPr>
               <w:spacing w:line="260" w:lineRule="auto"/>
             </w:pPr>
-            <w:proofErr w:type="spellStart"/>
-            <w:r>
-              <w:rPr>
-                <w:sz w:val="24"/>
-                <w:szCs w:val="24"/>
-              </w:rPr>
-              <w:t>Physical</w:t>
-            </w:r>
-            <w:proofErr w:type="spellEnd"/>
-            <w:r>
-              <w:rPr>
-                <w:sz w:val="24"/>
-                <w:szCs w:val="24"/>
-              </w:rPr>
-              <w:t xml:space="preserve"> </w:t>
-            </w:r>
-            <w:proofErr w:type="spellStart"/>
-            <w:r>
-              <w:rPr>
-                <w:sz w:val="24"/>
-                <w:szCs w:val="24"/>
-              </w:rPr>
-              <w:t>free</w:t>
-            </w:r>
-            <w:proofErr w:type="spellEnd"/>
-            <w:r>
-              <w:rPr>
-                <w:sz w:val="24"/>
-                <w:szCs w:val="24"/>
-              </w:rPr>
-              <w:t>: &lt;n&gt; MB</w:t>
+            <w:r>
+              <w:rPr>
+                <w:sz w:val="24"/>
+                <w:szCs w:val="24"/>
+              </w:rPr>
+              <w:t>Physical free: &lt;n&gt; MB</w:t>
             </w:r>
           </w:p>
         </w:tc>
       </w:tr>
       <w:tr>
-        <w:tblPrEx>
-          <w:tblCellMar>
-            <w:top w:w="0" w:type="dxa"/>
-            <w:bottom w:w="0" w:type="dxa"/>
-          </w:tblCellMar>
-        </w:tblPrEx>
         <w:tc>
           <w:tcPr>
             <w:tcW w:w="900" w:type="dxa"/>
@@ -1518,46 +1329,8 @@
                 <w:szCs w:val="24"/>
                 <w:lang w:val="en-US"/>
               </w:rPr>
-              <w:t xml:space="preserve">Current time: </w:t>
-            </w:r>
-            <w:proofErr w:type="spellStart"/>
-            <w:r>
-              <w:rPr>
-                <w:sz w:val="24"/>
-                <w:szCs w:val="24"/>
-                <w:lang w:val="en-US"/>
-              </w:rPr>
-              <w:t>hh:</w:t>
-            </w:r>
-            <w:proofErr w:type="gramStart"/>
-            <w:r>
-              <w:rPr>
-                <w:sz w:val="24"/>
-                <w:szCs w:val="24"/>
-                <w:lang w:val="en-US"/>
-              </w:rPr>
-              <w:t>mm:ss</w:t>
-            </w:r>
-            <w:proofErr w:type="spellEnd"/>
-            <w:proofErr w:type="gramEnd"/>
-            <w:r>
-              <w:rPr>
-                <w:sz w:val="24"/>
-                <w:szCs w:val="24"/>
-                <w:lang w:val="en-US"/>
-              </w:rPr>
-              <w:t xml:space="preserve"> </w:t>
-            </w:r>
-            <w:proofErr w:type="spellStart"/>
-            <w:r>
-              <w:rPr>
-                <w:sz w:val="24"/>
-                <w:szCs w:val="24"/>
-                <w:lang w:val="en-US"/>
-              </w:rPr>
-              <w:t>dd.mm.yyyy</w:t>
-            </w:r>
-            <w:proofErr w:type="spellEnd"/>
+              <w:t>Current time: hh:mm:ss dd.mm.yyyy</w:t>
+            </w:r>
           </w:p>
           <w:p>
             <w:pPr>
@@ -1578,12 +1351,6 @@
         </w:tc>
       </w:tr>
       <w:tr>
-        <w:tblPrEx>
-          <w:tblCellMar>
-            <w:top w:w="0" w:type="dxa"/>
-            <w:bottom w:w="0" w:type="dxa"/>
-          </w:tblCellMar>
-        </w:tblPrEx>
         <w:tc>
           <w:tcPr>
             <w:tcW w:w="900" w:type="dxa"/>
@@ -1696,50 +1463,12 @@
                 <w:sz w:val="24"/>
                 <w:szCs w:val="24"/>
               </w:rPr>
-              <w:t>по строке на диск: &lt;буква</w:t>
-            </w:r>
-            <w:proofErr w:type="gramStart"/>
-            <w:r>
-              <w:rPr>
-                <w:sz w:val="24"/>
-                <w:szCs w:val="24"/>
-              </w:rPr>
-              <w:t>&gt;:\</w:t>
-            </w:r>
-            <w:proofErr w:type="gramEnd"/>
-            <w:r>
-              <w:rPr>
-                <w:sz w:val="24"/>
-                <w:szCs w:val="24"/>
-              </w:rPr>
-              <w:t xml:space="preserve"> &lt;</w:t>
-            </w:r>
-            <w:proofErr w:type="spellStart"/>
-            <w:r>
-              <w:rPr>
-                <w:sz w:val="24"/>
-                <w:szCs w:val="24"/>
-              </w:rPr>
-              <w:t>Local|Removable|Network|CD-ROM|Unknown</w:t>
-            </w:r>
-            <w:proofErr w:type="spellEnd"/>
-            <w:r>
-              <w:rPr>
-                <w:sz w:val="24"/>
-                <w:szCs w:val="24"/>
-              </w:rPr>
-              <w:t>&gt; FS: &lt;ФС&gt;</w:t>
+              <w:t>по строке на диск: &lt;буква&gt;:\ &lt;Local|Removable|Network|CD-ROM|Unknown&gt; FS: &lt;ФС&gt;</w:t>
             </w:r>
           </w:p>
         </w:tc>
       </w:tr>
       <w:tr>
-        <w:tblPrEx>
-          <w:tblCellMar>
-            <w:top w:w="0" w:type="dxa"/>
-            <w:bottom w:w="0" w:type="dxa"/>
-          </w:tblCellMar>
-        </w:tblPrEx>
         <w:tc>
           <w:tcPr>
             <w:tcW w:w="900" w:type="dxa"/>
@@ -1852,66 +1581,12 @@
                 <w:sz w:val="24"/>
                 <w:szCs w:val="24"/>
               </w:rPr>
-              <w:t>по строке на диск: &lt;буква</w:t>
-            </w:r>
-            <w:proofErr w:type="gramStart"/>
-            <w:r>
-              <w:rPr>
-                <w:sz w:val="24"/>
-                <w:szCs w:val="24"/>
-              </w:rPr>
-              <w:t>&gt;:\</w:t>
-            </w:r>
-            <w:proofErr w:type="gramEnd"/>
-            <w:r>
-              <w:rPr>
-                <w:sz w:val="24"/>
-                <w:szCs w:val="24"/>
-              </w:rPr>
-              <w:t xml:space="preserve"> </w:t>
-            </w:r>
-            <w:proofErr w:type="spellStart"/>
-            <w:r>
-              <w:rPr>
-                <w:sz w:val="24"/>
-                <w:szCs w:val="24"/>
-              </w:rPr>
-              <w:t>free</w:t>
-            </w:r>
-            <w:proofErr w:type="spellEnd"/>
-            <w:r>
-              <w:rPr>
-                <w:sz w:val="24"/>
-                <w:szCs w:val="24"/>
-              </w:rPr>
-              <w:t xml:space="preserve">: &lt;n&gt; MB / </w:t>
-            </w:r>
-            <w:proofErr w:type="spellStart"/>
-            <w:r>
-              <w:rPr>
-                <w:sz w:val="24"/>
-                <w:szCs w:val="24"/>
-              </w:rPr>
-              <w:t>total</w:t>
-            </w:r>
-            <w:proofErr w:type="spellEnd"/>
-            <w:r>
-              <w:rPr>
-                <w:sz w:val="24"/>
-                <w:szCs w:val="24"/>
-              </w:rPr>
-              <w:t>: &lt;n&gt; MB</w:t>
+              <w:t>по строке на диск: &lt;буква&gt;:\ free: &lt;n&gt; MB / total: &lt;n&gt; MB</w:t>
             </w:r>
           </w:p>
         </w:tc>
       </w:tr>
       <w:tr>
-        <w:tblPrEx>
-          <w:tblCellMar>
-            <w:top w:w="0" w:type="dxa"/>
-            <w:bottom w:w="0" w:type="dxa"/>
-          </w:tblCellMar>
-        </w:tblPrEx>
         <w:tc>
           <w:tcPr>
             <w:tcW w:w="900" w:type="dxa"/>
@@ -2080,12 +1755,6 @@
         </w:tc>
       </w:tr>
       <w:tr>
-        <w:tblPrEx>
-          <w:tblCellMar>
-            <w:top w:w="0" w:type="dxa"/>
-            <w:bottom w:w="0" w:type="dxa"/>
-          </w:tblCellMar>
-        </w:tblPrEx>
         <w:tc>
           <w:tcPr>
             <w:tcW w:w="900" w:type="dxa"/>
@@ -2242,23 +1911,13 @@
               </w:rPr>
               <w:t>имя</w:t>
             </w:r>
-            <w:proofErr w:type="gramStart"/>
             <w:r>
               <w:rPr>
                 <w:sz w:val="24"/>
                 <w:szCs w:val="24"/>
                 <w:lang w:val="en-US"/>
               </w:rPr>
-              <w:t>&gt; :</w:t>
-            </w:r>
-            <w:proofErr w:type="gramEnd"/>
-            <w:r>
-              <w:rPr>
-                <w:sz w:val="24"/>
-                <w:szCs w:val="24"/>
-                <w:lang w:val="en-US"/>
-              </w:rPr>
-              <w:t xml:space="preserve"> &lt;</w:t>
+              <w:t>&gt; : &lt;</w:t>
             </w:r>
             <w:r>
               <w:rPr>
@@ -2279,12 +1938,6 @@
         </w:tc>
       </w:tr>
       <w:tr>
-        <w:tblPrEx>
-          <w:tblCellMar>
-            <w:top w:w="0" w:type="dxa"/>
-            <w:bottom w:w="0" w:type="dxa"/>
-          </w:tblCellMar>
-        </w:tblPrEx>
         <w:tc>
           <w:tcPr>
             <w:tcW w:w="900" w:type="dxa"/>
@@ -2403,12 +2056,6 @@
         </w:tc>
       </w:tr>
       <w:tr>
-        <w:tblPrEx>
-          <w:tblCellMar>
-            <w:top w:w="0" w:type="dxa"/>
-            <w:bottom w:w="0" w:type="dxa"/>
-          </w:tblCellMar>
-        </w:tblPrEx>
         <w:tc>
           <w:tcPr>
             <w:tcW w:w="900" w:type="dxa"/>
@@ -2527,12 +2174,6 @@
         </w:tc>
       </w:tr>
       <w:tr>
-        <w:tblPrEx>
-          <w:tblCellMar>
-            <w:top w:w="0" w:type="dxa"/>
-            <w:bottom w:w="0" w:type="dxa"/>
-          </w:tblCellMar>
-        </w:tblPrEx>
         <w:tc>
           <w:tcPr>
             <w:tcW w:w="900" w:type="dxa"/>
@@ -2640,31 +2281,13 @@
             <w:pPr>
               <w:spacing w:line="260" w:lineRule="auto"/>
             </w:pPr>
-            <w:proofErr w:type="spellStart"/>
-            <w:r>
-              <w:rPr>
-                <w:sz w:val="24"/>
-                <w:szCs w:val="24"/>
-              </w:rPr>
-              <w:t>Unknown</w:t>
-            </w:r>
-            <w:proofErr w:type="spellEnd"/>
-            <w:r>
-              <w:rPr>
-                <w:sz w:val="24"/>
-                <w:szCs w:val="24"/>
-              </w:rPr>
-              <w:t xml:space="preserve"> </w:t>
-            </w:r>
-            <w:proofErr w:type="spellStart"/>
-            <w:r>
-              <w:rPr>
-                <w:sz w:val="24"/>
-                <w:szCs w:val="24"/>
-              </w:rPr>
-              <w:t>command</w:t>
-            </w:r>
-            <w:proofErr w:type="spellEnd"/>
+            <w:r>
+              <w:rPr>
+                <w:sz w:val="24"/>
+                <w:szCs w:val="24"/>
+              </w:rPr>
+              <w:t>Unknown command</w:t>
+            </w:r>
           </w:p>
         </w:tc>
       </w:tr>
@@ -2685,23 +2308,7 @@
       </w:r>
       <w:r>
         <w:lastRenderedPageBreak/>
-        <w:t>закрывается. Без такой проверки злоумышленник мог бы указать длину больше буфера и вызвать переполнение буфера (</w:t>
-      </w:r>
-      <w:proofErr w:type="spellStart"/>
-      <w:r>
-        <w:t>buffer</w:t>
-      </w:r>
-      <w:proofErr w:type="spellEnd"/>
-      <w:r>
-        <w:t xml:space="preserve"> </w:t>
-      </w:r>
-      <w:proofErr w:type="spellStart"/>
-      <w:r>
-        <w:t>overflow</w:t>
-      </w:r>
-      <w:proofErr w:type="spellEnd"/>
-      <w:r>
-        <w:t>) или заставить сервер бесконечно ждать данных. Аналогично клиент отбрасывает сообщения с нулевой длиной и длиной свыше 100000 байт.</w:t>
+        <w:t>закрывается. Без такой проверки злоумышленник мог бы указать длину больше буфера и вызвать переполнение буфера (buffer overflow) или заставить сервер бесконечно ждать данных. Аналогично клиент отбрасывает сообщения с нулевой длиной и длиной свыше 100000 байт.</w:t>
       </w:r>
     </w:p>
     <w:p>
@@ -2725,15 +2332,7 @@
         <w:jc w:val="both"/>
       </w:pPr>
       <w:r>
-        <w:t xml:space="preserve">Для работы с сетью в Windows используется библиотека </w:t>
-      </w:r>
-      <w:proofErr w:type="spellStart"/>
-      <w:r>
-        <w:t>WinSock</w:t>
-      </w:r>
-      <w:proofErr w:type="spellEnd"/>
-      <w:r>
-        <w:t xml:space="preserve">: заголовок </w:t>
+        <w:t xml:space="preserve">Для работы с сетью в Windows используется библиотека WinSock: заголовок </w:t>
       </w:r>
       <w:r>
         <w:rPr>
@@ -2755,131 +2354,37 @@
         <w:t>ws2_32.lib</w:t>
       </w:r>
       <w:r>
-        <w:t xml:space="preserve">. Перед использованием сетевых функций </w:t>
-      </w:r>
-      <w:proofErr w:type="spellStart"/>
-      <w:r>
-        <w:t>WinSock</w:t>
-      </w:r>
-      <w:proofErr w:type="spellEnd"/>
-      <w:r>
-        <w:t xml:space="preserve"> инициализируется функцией </w:t>
-      </w:r>
-      <w:proofErr w:type="spellStart"/>
-      <w:proofErr w:type="gramStart"/>
-      <w:r>
-        <w:rPr>
-          <w:rFonts w:ascii="Courier New" w:eastAsia="Courier New" w:hAnsi="Courier New" w:cs="Courier New"/>
-          <w:sz w:val="24"/>
-          <w:szCs w:val="24"/>
-        </w:rPr>
-        <w:t>WSAStartup</w:t>
-      </w:r>
-      <w:proofErr w:type="spellEnd"/>
-      <w:r>
-        <w:rPr>
-          <w:rFonts w:ascii="Courier New" w:eastAsia="Courier New" w:hAnsi="Courier New" w:cs="Courier New"/>
-          <w:sz w:val="24"/>
-          <w:szCs w:val="24"/>
-        </w:rPr>
-        <w:t>(</w:t>
-      </w:r>
-      <w:proofErr w:type="gramEnd"/>
-      <w:r>
-        <w:rPr>
-          <w:rFonts w:ascii="Courier New" w:eastAsia="Courier New" w:hAnsi="Courier New" w:cs="Courier New"/>
-          <w:sz w:val="24"/>
-          <w:szCs w:val="24"/>
-        </w:rPr>
-        <w:t>MAKEWORD(2,2), &amp;</w:t>
-      </w:r>
-      <w:proofErr w:type="spellStart"/>
-      <w:r>
-        <w:rPr>
-          <w:rFonts w:ascii="Courier New" w:eastAsia="Courier New" w:hAnsi="Courier New" w:cs="Courier New"/>
-          <w:sz w:val="24"/>
-          <w:szCs w:val="24"/>
-        </w:rPr>
-        <w:t>wsaData</w:t>
-      </w:r>
-      <w:proofErr w:type="spellEnd"/>
-      <w:r>
-        <w:rPr>
-          <w:rFonts w:ascii="Courier New" w:eastAsia="Courier New" w:hAnsi="Courier New" w:cs="Courier New"/>
-          <w:sz w:val="24"/>
-          <w:szCs w:val="24"/>
-        </w:rPr>
-        <w:t>)</w:t>
-      </w:r>
-      <w:r>
-        <w:t xml:space="preserve">, где первый параметр — требуемая версия, а второй — структура, которую </w:t>
-      </w:r>
-      <w:proofErr w:type="spellStart"/>
-      <w:r>
-        <w:t>WinSock</w:t>
-      </w:r>
-      <w:proofErr w:type="spellEnd"/>
-      <w:r>
-        <w:t xml:space="preserve"> заполняет сведениями о реализации. Завершается работа вызовом </w:t>
-      </w:r>
-      <w:proofErr w:type="spellStart"/>
-      <w:proofErr w:type="gramStart"/>
-      <w:r>
-        <w:rPr>
-          <w:rFonts w:ascii="Courier New" w:eastAsia="Courier New" w:hAnsi="Courier New" w:cs="Courier New"/>
-          <w:sz w:val="24"/>
-          <w:szCs w:val="24"/>
-        </w:rPr>
-        <w:t>WSACleanup</w:t>
-      </w:r>
-      <w:proofErr w:type="spellEnd"/>
-      <w:r>
-        <w:rPr>
-          <w:rFonts w:ascii="Courier New" w:eastAsia="Courier New" w:hAnsi="Courier New" w:cs="Courier New"/>
-          <w:sz w:val="24"/>
-          <w:szCs w:val="24"/>
-        </w:rPr>
-        <w:t>(</w:t>
-      </w:r>
-      <w:proofErr w:type="gramEnd"/>
-      <w:r>
-        <w:rPr>
-          <w:rFonts w:ascii="Courier New" w:eastAsia="Courier New" w:hAnsi="Courier New" w:cs="Courier New"/>
-          <w:sz w:val="24"/>
-          <w:szCs w:val="24"/>
-        </w:rPr>
-        <w:t>)</w:t>
+        <w:t xml:space="preserve">. Перед использованием сетевых функций WinSock инициализируется функцией </w:t>
+      </w:r>
+      <w:r>
+        <w:rPr>
+          <w:rFonts w:ascii="Courier New" w:eastAsia="Courier New" w:hAnsi="Courier New" w:cs="Courier New"/>
+          <w:sz w:val="24"/>
+          <w:szCs w:val="24"/>
+        </w:rPr>
+        <w:t>WSAStartup(MAKEWORD(2,2), &amp;wsaData)</w:t>
+      </w:r>
+      <w:r>
+        <w:t xml:space="preserve">, где первый параметр — требуемая версия, а второй — структура, которую WinSock заполняет сведениями о реализации. Завершается работа вызовом </w:t>
+      </w:r>
+      <w:r>
+        <w:rPr>
+          <w:rFonts w:ascii="Courier New" w:eastAsia="Courier New" w:hAnsi="Courier New" w:cs="Courier New"/>
+          <w:sz w:val="24"/>
+          <w:szCs w:val="24"/>
+        </w:rPr>
+        <w:t>WSACleanup()</w:t>
       </w:r>
       <w:r>
         <w:t xml:space="preserve">. Коды ошибок сетевых функций получаются отдельным вызовом </w:t>
       </w:r>
-      <w:proofErr w:type="spellStart"/>
-      <w:proofErr w:type="gramStart"/>
-      <w:r>
-        <w:rPr>
-          <w:rFonts w:ascii="Courier New" w:eastAsia="Courier New" w:hAnsi="Courier New" w:cs="Courier New"/>
-          <w:sz w:val="24"/>
-          <w:szCs w:val="24"/>
-        </w:rPr>
-        <w:t>WSAGetLastError</w:t>
-      </w:r>
-      <w:proofErr w:type="spellEnd"/>
-      <w:r>
-        <w:rPr>
-          <w:rFonts w:ascii="Courier New" w:eastAsia="Courier New" w:hAnsi="Courier New" w:cs="Courier New"/>
-          <w:sz w:val="24"/>
-          <w:szCs w:val="24"/>
-        </w:rPr>
-        <w:t>(</w:t>
-      </w:r>
-      <w:proofErr w:type="gramEnd"/>
-      <w:r>
-        <w:rPr>
-          <w:rFonts w:ascii="Courier New" w:eastAsia="Courier New" w:hAnsi="Courier New" w:cs="Courier New"/>
-          <w:sz w:val="24"/>
-          <w:szCs w:val="24"/>
-        </w:rPr>
-        <w:t>)</w:t>
+      <w:r>
+        <w:rPr>
+          <w:rFonts w:ascii="Courier New" w:eastAsia="Courier New" w:hAnsi="Courier New" w:cs="Courier New"/>
+          <w:sz w:val="24"/>
+          <w:szCs w:val="24"/>
+        </w:rPr>
+        <w:t>WSAGetLastError()</w:t>
       </w:r>
       <w:r>
         <w:t>.</w:t>
@@ -2912,33 +2417,13 @@
       <w:r>
         <w:t xml:space="preserve">. Сокет создаётся функцией </w:t>
       </w:r>
-      <w:proofErr w:type="spellStart"/>
-      <w:proofErr w:type="gramStart"/>
-      <w:r>
-        <w:rPr>
-          <w:rFonts w:ascii="Courier New" w:eastAsia="Courier New" w:hAnsi="Courier New" w:cs="Courier New"/>
-          <w:sz w:val="24"/>
-          <w:szCs w:val="24"/>
-        </w:rPr>
-        <w:t>WSASocket</w:t>
-      </w:r>
-      <w:proofErr w:type="spellEnd"/>
-      <w:r>
-        <w:rPr>
-          <w:rFonts w:ascii="Courier New" w:eastAsia="Courier New" w:hAnsi="Courier New" w:cs="Courier New"/>
-          <w:sz w:val="24"/>
-          <w:szCs w:val="24"/>
-        </w:rPr>
-        <w:t>(</w:t>
-      </w:r>
-      <w:proofErr w:type="gramEnd"/>
-      <w:r>
-        <w:rPr>
-          <w:rFonts w:ascii="Courier New" w:eastAsia="Courier New" w:hAnsi="Courier New" w:cs="Courier New"/>
-          <w:sz w:val="24"/>
-          <w:szCs w:val="24"/>
-        </w:rPr>
-        <w:t>AF_INET, SOCK_STREAM, 0, NULL, 0, WSA_FLAG_OVERLAPPED)</w:t>
+      <w:r>
+        <w:rPr>
+          <w:rFonts w:ascii="Courier New" w:eastAsia="Courier New" w:hAnsi="Courier New" w:cs="Courier New"/>
+          <w:sz w:val="24"/>
+          <w:szCs w:val="24"/>
+        </w:rPr>
+        <w:t>WSASocket(AF_INET, SOCK_STREAM, 0, NULL, 0, WSA_FLAG_OVERLAPPED)</w:t>
       </w:r>
       <w:r>
         <w:t xml:space="preserve">: семейство адресов IPv4, потоковый сокет (TCP), протокол по умолчанию, флаг </w:t>
@@ -2964,7 +2449,6 @@
       <w:r>
         <w:t xml:space="preserve">Далее сокет привязывается к адресу функцией </w:t>
       </w:r>
-      <w:proofErr w:type="spellStart"/>
       <w:r>
         <w:rPr>
           <w:rFonts w:ascii="Courier New" w:eastAsia="Courier New" w:hAnsi="Courier New" w:cs="Courier New"/>
@@ -2973,11 +2457,9 @@
         </w:rPr>
         <w:t>bind</w:t>
       </w:r>
-      <w:proofErr w:type="spellEnd"/>
       <w:r>
         <w:t xml:space="preserve">. Адрес задаётся структурой </w:t>
       </w:r>
-      <w:proofErr w:type="spellStart"/>
       <w:r>
         <w:rPr>
           <w:rFonts w:ascii="Courier New" w:eastAsia="Courier New" w:hAnsi="Courier New" w:cs="Courier New"/>
@@ -2986,79 +2468,31 @@
         </w:rPr>
         <w:t>sockaddr_in</w:t>
       </w:r>
-      <w:proofErr w:type="spellEnd"/>
-      <w:r>
-        <w:t xml:space="preserve"> (семейство, порт, IP-адрес), которая перед заполнением обнуляется. В сети принят порядок байт </w:t>
-      </w:r>
-      <w:proofErr w:type="spellStart"/>
-      <w:r>
-        <w:t>big-endian</w:t>
-      </w:r>
-      <w:proofErr w:type="spellEnd"/>
-      <w:r>
-        <w:t xml:space="preserve"> (сетевой порядок), а процессоры x86 используют </w:t>
-      </w:r>
-      <w:proofErr w:type="spellStart"/>
-      <w:r>
-        <w:t>little-endian</w:t>
-      </w:r>
-      <w:proofErr w:type="spellEnd"/>
-      <w:r>
-        <w:t xml:space="preserve">, поэтому порт преобразуется функцией </w:t>
-      </w:r>
-      <w:proofErr w:type="spellStart"/>
-      <w:proofErr w:type="gramStart"/>
-      <w:r>
-        <w:rPr>
-          <w:rFonts w:ascii="Courier New" w:eastAsia="Courier New" w:hAnsi="Courier New" w:cs="Courier New"/>
-          <w:sz w:val="24"/>
-          <w:szCs w:val="24"/>
-        </w:rPr>
-        <w:t>htons</w:t>
-      </w:r>
-      <w:proofErr w:type="spellEnd"/>
-      <w:r>
-        <w:rPr>
-          <w:rFonts w:ascii="Courier New" w:eastAsia="Courier New" w:hAnsi="Courier New" w:cs="Courier New"/>
-          <w:sz w:val="24"/>
-          <w:szCs w:val="24"/>
-        </w:rPr>
-        <w:t>(</w:t>
-      </w:r>
-      <w:proofErr w:type="gramEnd"/>
-      <w:r>
-        <w:rPr>
-          <w:rFonts w:ascii="Courier New" w:eastAsia="Courier New" w:hAnsi="Courier New" w:cs="Courier New"/>
-          <w:sz w:val="24"/>
-          <w:szCs w:val="24"/>
-        </w:rPr>
-        <w:t>9000)</w:t>
+      <w:r>
+        <w:t xml:space="preserve"> (семейство, порт, IP-адрес), которая перед заполнением обнуляется. В сети принят порядок байт big-endian (сетевой порядок), а процессоры x86 используют little-endian, поэтому порт преобразуется функцией </w:t>
+      </w:r>
+      <w:r>
+        <w:rPr>
+          <w:rFonts w:ascii="Courier New" w:eastAsia="Courier New" w:hAnsi="Courier New" w:cs="Courier New"/>
+          <w:sz w:val="24"/>
+          <w:szCs w:val="24"/>
+        </w:rPr>
+        <w:t>htons(9000)</w:t>
       </w:r>
       <w:r>
         <w:t xml:space="preserve"> (16 бит), а адрес — </w:t>
       </w:r>
-      <w:proofErr w:type="spellStart"/>
-      <w:r>
-        <w:rPr>
-          <w:rFonts w:ascii="Courier New" w:eastAsia="Courier New" w:hAnsi="Courier New" w:cs="Courier New"/>
-          <w:sz w:val="24"/>
-          <w:szCs w:val="24"/>
-        </w:rPr>
-        <w:t>htonl</w:t>
-      </w:r>
-      <w:proofErr w:type="spellEnd"/>
-      <w:r>
-        <w:rPr>
-          <w:rFonts w:ascii="Courier New" w:eastAsia="Courier New" w:hAnsi="Courier New" w:cs="Courier New"/>
-          <w:sz w:val="24"/>
-          <w:szCs w:val="24"/>
-        </w:rPr>
-        <w:t>(INADDR_ANY)</w:t>
+      <w:r>
+        <w:rPr>
+          <w:rFonts w:ascii="Courier New" w:eastAsia="Courier New" w:hAnsi="Courier New" w:cs="Courier New"/>
+          <w:sz w:val="24"/>
+          <w:szCs w:val="24"/>
+        </w:rPr>
+        <w:t>htonl(INADDR_ANY)</w:t>
       </w:r>
       <w:r>
         <w:t xml:space="preserve"> (32 бита). Функция </w:t>
       </w:r>
-      <w:proofErr w:type="spellStart"/>
       <w:r>
         <w:rPr>
           <w:rFonts w:ascii="Courier New" w:eastAsia="Courier New" w:hAnsi="Courier New" w:cs="Courier New"/>
@@ -3067,7 +2501,6 @@
         </w:rPr>
         <w:t>listen</w:t>
       </w:r>
-      <w:proofErr w:type="spellEnd"/>
       <w:r>
         <w:t xml:space="preserve"> переводит сокет в режим прослушивания; размер очереди подключений задан константой </w:t>
       </w:r>
@@ -3080,15 +2513,7 @@
         <w:t>SOMAXCONN</w:t>
       </w:r>
       <w:r>
-        <w:t xml:space="preserve"> — системным максимумом. Слишком маленькая очередь замедляет сервер, слишком большая повышает уязвимость к SYN </w:t>
-      </w:r>
-      <w:proofErr w:type="spellStart"/>
-      <w:r>
-        <w:t>flood</w:t>
-      </w:r>
-      <w:proofErr w:type="spellEnd"/>
-      <w:r>
-        <w:t>.</w:t>
+        <w:t xml:space="preserve"> — системным максимумом. Слишком маленькая очередь замедляет сервер, слишком большая повышает уязвимость к SYN flood.</w:t>
       </w:r>
     </w:p>
     <w:p>
@@ -3104,7 +2529,6 @@
         <w:lastRenderedPageBreak/>
         <w:t xml:space="preserve">клиента (расходует много ресурсов), неблокирующие сокеты с </w:t>
       </w:r>
-      <w:proofErr w:type="spellStart"/>
       <w:r>
         <w:rPr>
           <w:rFonts w:ascii="Courier New" w:eastAsia="Courier New" w:hAnsi="Courier New" w:cs="Courier New"/>
@@ -3113,11 +2537,9 @@
         </w:rPr>
         <w:t>select</w:t>
       </w:r>
-      <w:proofErr w:type="spellEnd"/>
       <w:r>
         <w:t>/</w:t>
       </w:r>
-      <w:proofErr w:type="spellStart"/>
       <w:r>
         <w:rPr>
           <w:rFonts w:ascii="Courier New" w:eastAsia="Courier New" w:hAnsi="Courier New" w:cs="Courier New"/>
@@ -3126,7 +2548,6 @@
         </w:rPr>
         <w:t>poll</w:t>
       </w:r>
-      <w:proofErr w:type="spellEnd"/>
       <w:r>
         <w:t xml:space="preserve"> (программа сама опрашивает массив сокетов) и </w:t>
       </w:r>
@@ -3152,54 +2573,18 @@
           <w:b/>
           <w:bCs/>
         </w:rPr>
-        <w:t xml:space="preserve">IOCP (I/O </w:t>
-      </w:r>
-      <w:proofErr w:type="spellStart"/>
-      <w:r>
-        <w:rPr>
-          <w:b/>
-          <w:bCs/>
-        </w:rPr>
-        <w:t>Completion</w:t>
-      </w:r>
-      <w:proofErr w:type="spellEnd"/>
-      <w:r>
-        <w:rPr>
-          <w:b/>
-          <w:bCs/>
-        </w:rPr>
-        <w:t xml:space="preserve"> Port)</w:t>
+        <w:t>IOCP (I/O Completion Port)</w:t>
       </w:r>
       <w:r>
         <w:t xml:space="preserve"> — очередь уведомлений о завершённых операциях ввода-вывода. Программа заказывает операцию (принять подключение, прочитать, отправить) и сразу продолжает работу, а когда ОС закончит операцию, в очередь порта попадает уведомление. Порт создаётся вызовом </w:t>
       </w:r>
-      <w:proofErr w:type="spellStart"/>
-      <w:proofErr w:type="gramStart"/>
-      <w:r>
-        <w:rPr>
-          <w:rFonts w:ascii="Courier New" w:eastAsia="Courier New" w:hAnsi="Courier New" w:cs="Courier New"/>
-          <w:sz w:val="24"/>
-          <w:szCs w:val="24"/>
-        </w:rPr>
-        <w:t>CreateIoCompletionPort</w:t>
-      </w:r>
-      <w:proofErr w:type="spellEnd"/>
-      <w:r>
-        <w:rPr>
-          <w:rFonts w:ascii="Courier New" w:eastAsia="Courier New" w:hAnsi="Courier New" w:cs="Courier New"/>
-          <w:sz w:val="24"/>
-          <w:szCs w:val="24"/>
-        </w:rPr>
-        <w:t>(</w:t>
-      </w:r>
-      <w:proofErr w:type="gramEnd"/>
-      <w:r>
-        <w:rPr>
-          <w:rFonts w:ascii="Courier New" w:eastAsia="Courier New" w:hAnsi="Courier New" w:cs="Courier New"/>
-          <w:sz w:val="24"/>
-          <w:szCs w:val="24"/>
-        </w:rPr>
-        <w:t>INVALID_HANDLE_VALUE, NULL, 0, 0)</w:t>
+      <w:r>
+        <w:rPr>
+          <w:rFonts w:ascii="Courier New" w:eastAsia="Courier New" w:hAnsi="Courier New" w:cs="Courier New"/>
+          <w:sz w:val="24"/>
+          <w:szCs w:val="24"/>
+        </w:rPr>
+        <w:t>CreateIoCompletionPort(INVALID_HANDLE_VALUE, NULL, 0, 0)</w:t>
       </w:r>
       <w:r>
         <w:t xml:space="preserve">; тот же вызов с дескриптором сокета и существующим портом привязывает сокет к порту. Третий параметр — </w:t>
@@ -3245,41 +2630,13 @@
       <w:r>
         <w:t xml:space="preserve">, а клиенты — в массиве </w:t>
       </w:r>
-      <w:proofErr w:type="spellStart"/>
-      <w:r>
-        <w:rPr>
-          <w:rFonts w:ascii="Courier New" w:eastAsia="Courier New" w:hAnsi="Courier New" w:cs="Courier New"/>
-          <w:sz w:val="24"/>
-          <w:szCs w:val="24"/>
-        </w:rPr>
-        <w:t>array_</w:t>
-      </w:r>
-      <w:proofErr w:type="gramStart"/>
-      <w:r>
-        <w:rPr>
-          <w:rFonts w:ascii="Courier New" w:eastAsia="Courier New" w:hAnsi="Courier New" w:cs="Courier New"/>
-          <w:sz w:val="24"/>
-          <w:szCs w:val="24"/>
-        </w:rPr>
-        <w:t>clients</w:t>
-      </w:r>
-      <w:proofErr w:type="spellEnd"/>
-      <w:r>
-        <w:rPr>
-          <w:rFonts w:ascii="Courier New" w:eastAsia="Courier New" w:hAnsi="Courier New" w:cs="Courier New"/>
-          <w:sz w:val="24"/>
-          <w:szCs w:val="24"/>
-        </w:rPr>
-        <w:t>[</w:t>
-      </w:r>
-      <w:proofErr w:type="gramEnd"/>
-      <w:r>
-        <w:rPr>
-          <w:rFonts w:ascii="Courier New" w:eastAsia="Courier New" w:hAnsi="Courier New" w:cs="Courier New"/>
-          <w:sz w:val="24"/>
-          <w:szCs w:val="24"/>
-        </w:rPr>
-        <w:t>MAX_CLIENTS + 1]</w:t>
+      <w:r>
+        <w:rPr>
+          <w:rFonts w:ascii="Courier New" w:eastAsia="Courier New" w:hAnsi="Courier New" w:cs="Courier New"/>
+          <w:sz w:val="24"/>
+          <w:szCs w:val="24"/>
+        </w:rPr>
+        <w:t>array_clients[MAX_CLIENTS + 1]</w:t>
       </w:r>
       <w:r>
         <w:t>:</w:t>
@@ -3317,9 +2674,16 @@
           <w:szCs w:val="20"/>
           <w:lang w:val="en-US"/>
         </w:rPr>
-        <w:t xml:space="preserve">    SOCKET </w:t>
-      </w:r>
-      <w:proofErr w:type="spellStart"/>
+        <w:t xml:space="preserve">    SOCKET socket;</w:t>
+      </w:r>
+    </w:p>
+    <w:p>
+      <w:pPr>
+        <w:ind w:left="709"/>
+        <w:rPr>
+          <w:lang w:val="en-US"/>
+        </w:rPr>
+      </w:pPr>
       <w:r>
         <w:rPr>
           <w:rFonts w:ascii="Courier New" w:eastAsia="Courier New" w:hAnsi="Courier New" w:cs="Courier New"/>
@@ -3327,9 +2691,16 @@
           <w:szCs w:val="20"/>
           <w:lang w:val="en-US"/>
         </w:rPr>
-        <w:t>socket</w:t>
-      </w:r>
-      <w:proofErr w:type="spellEnd"/>
+        <w:t xml:space="preserve">    OVERLAPPED overlapped_recv, overlapped_send, overlapped_cancel;</w:t>
+      </w:r>
+    </w:p>
+    <w:p>
+      <w:pPr>
+        <w:ind w:left="709"/>
+        <w:rPr>
+          <w:lang w:val="en-US"/>
+        </w:rPr>
+      </w:pPr>
       <w:r>
         <w:rPr>
           <w:rFonts w:ascii="Courier New" w:eastAsia="Courier New" w:hAnsi="Courier New" w:cs="Courier New"/>
@@ -3337,16 +2708,16 @@
           <w:szCs w:val="20"/>
           <w:lang w:val="en-US"/>
         </w:rPr>
-        <w:t>;</w:t>
-      </w:r>
-    </w:p>
-    <w:p>
-      <w:pPr>
-        <w:ind w:left="709"/>
-        <w:rPr>
-          <w:lang w:val="en-US"/>
-        </w:rPr>
-      </w:pPr>
+        <w:t xml:space="preserve">    char buffer_recv[512];        // </w:t>
+      </w:r>
+      <w:r>
+        <w:rPr>
+          <w:rFonts w:ascii="Courier New" w:eastAsia="Courier New" w:hAnsi="Courier New" w:cs="Courier New"/>
+          <w:sz w:val="20"/>
+          <w:szCs w:val="20"/>
+        </w:rPr>
+        <w:t>буфер</w:t>
+      </w:r>
       <w:r>
         <w:rPr>
           <w:rFonts w:ascii="Courier New" w:eastAsia="Courier New" w:hAnsi="Courier New" w:cs="Courier New"/>
@@ -3354,9 +2725,24 @@
           <w:szCs w:val="20"/>
           <w:lang w:val="en-US"/>
         </w:rPr>
-        <w:t xml:space="preserve">    OVERLAPPED </w:t>
-      </w:r>
-      <w:proofErr w:type="spellStart"/>
+        <w:t xml:space="preserve"> </w:t>
+      </w:r>
+      <w:r>
+        <w:rPr>
+          <w:rFonts w:ascii="Courier New" w:eastAsia="Courier New" w:hAnsi="Courier New" w:cs="Courier New"/>
+          <w:sz w:val="20"/>
+          <w:szCs w:val="20"/>
+        </w:rPr>
+        <w:t>приёма</w:t>
+      </w:r>
+    </w:p>
+    <w:p>
+      <w:pPr>
+        <w:ind w:left="709"/>
+        <w:rPr>
+          <w:lang w:val="en-US"/>
+        </w:rPr>
+      </w:pPr>
       <w:r>
         <w:rPr>
           <w:rFonts w:ascii="Courier New" w:eastAsia="Courier New" w:hAnsi="Courier New" w:cs="Courier New"/>
@@ -3364,9 +2750,16 @@
           <w:szCs w:val="20"/>
           <w:lang w:val="en-US"/>
         </w:rPr>
-        <w:t>overlapped_recv</w:t>
-      </w:r>
-      <w:proofErr w:type="spellEnd"/>
+        <w:t xml:space="preserve">    char buffer_send[4096];       // </w:t>
+      </w:r>
+      <w:r>
+        <w:rPr>
+          <w:rFonts w:ascii="Courier New" w:eastAsia="Courier New" w:hAnsi="Courier New" w:cs="Courier New"/>
+          <w:sz w:val="20"/>
+          <w:szCs w:val="20"/>
+        </w:rPr>
+        <w:t>буфер</w:t>
+      </w:r>
       <w:r>
         <w:rPr>
           <w:rFonts w:ascii="Courier New" w:eastAsia="Courier New" w:hAnsi="Courier New" w:cs="Courier New"/>
@@ -3374,9 +2767,24 @@
           <w:szCs w:val="20"/>
           <w:lang w:val="en-US"/>
         </w:rPr>
-        <w:t xml:space="preserve">, </w:t>
-      </w:r>
-      <w:proofErr w:type="spellStart"/>
+        <w:t xml:space="preserve"> </w:t>
+      </w:r>
+      <w:r>
+        <w:rPr>
+          <w:rFonts w:ascii="Courier New" w:eastAsia="Courier New" w:hAnsi="Courier New" w:cs="Courier New"/>
+          <w:sz w:val="20"/>
+          <w:szCs w:val="20"/>
+        </w:rPr>
+        <w:t>отправки</w:t>
+      </w:r>
+    </w:p>
+    <w:p>
+      <w:pPr>
+        <w:ind w:left="709"/>
+        <w:rPr>
+          <w:lang w:val="en-US"/>
+        </w:rPr>
+      </w:pPr>
       <w:r>
         <w:rPr>
           <w:rFonts w:ascii="Courier New" w:eastAsia="Courier New" w:hAnsi="Courier New" w:cs="Courier New"/>
@@ -3384,9 +2792,16 @@
           <w:szCs w:val="20"/>
           <w:lang w:val="en-US"/>
         </w:rPr>
-        <w:t>overlapped_send</w:t>
-      </w:r>
-      <w:proofErr w:type="spellEnd"/>
+        <w:t xml:space="preserve">    unsigned long bytes_received, bytes_sent, bytes_send_total;</w:t>
+      </w:r>
+    </w:p>
+    <w:p>
+      <w:pPr>
+        <w:ind w:left="709"/>
+        <w:rPr>
+          <w:lang w:val="en-US"/>
+        </w:rPr>
+      </w:pPr>
       <w:r>
         <w:rPr>
           <w:rFonts w:ascii="Courier New" w:eastAsia="Courier New" w:hAnsi="Courier New" w:cs="Courier New"/>
@@ -3394,9 +2809,16 @@
           <w:szCs w:val="20"/>
           <w:lang w:val="en-US"/>
         </w:rPr>
-        <w:t xml:space="preserve">, </w:t>
-      </w:r>
-      <w:proofErr w:type="spellStart"/>
+        <w:t xml:space="preserve">    DWORD flags_WSA_recv;</w:t>
+      </w:r>
+    </w:p>
+    <w:p>
+      <w:pPr>
+        <w:ind w:left="709"/>
+        <w:rPr>
+          <w:lang w:val="en-US"/>
+        </w:rPr>
+      </w:pPr>
       <w:r>
         <w:rPr>
           <w:rFonts w:ascii="Courier New" w:eastAsia="Courier New" w:hAnsi="Courier New" w:cs="Courier New"/>
@@ -3404,9 +2826,16 @@
           <w:szCs w:val="20"/>
           <w:lang w:val="en-US"/>
         </w:rPr>
-        <w:t>overlapped_cancel</w:t>
-      </w:r>
-      <w:proofErr w:type="spellEnd"/>
+        <w:t xml:space="preserve">    int stage;                    // 0 - </w:t>
+      </w:r>
+      <w:r>
+        <w:rPr>
+          <w:rFonts w:ascii="Courier New" w:eastAsia="Courier New" w:hAnsi="Courier New" w:cs="Courier New"/>
+          <w:sz w:val="20"/>
+          <w:szCs w:val="20"/>
+        </w:rPr>
+        <w:t>рукопожатие</w:t>
+      </w:r>
       <w:r>
         <w:rPr>
           <w:rFonts w:ascii="Courier New" w:eastAsia="Courier New" w:hAnsi="Courier New" w:cs="Courier New"/>
@@ -3414,16 +2843,16 @@
           <w:szCs w:val="20"/>
           <w:lang w:val="en-US"/>
         </w:rPr>
-        <w:t>;</w:t>
-      </w:r>
-    </w:p>
-    <w:p>
-      <w:pPr>
-        <w:ind w:left="709"/>
-        <w:rPr>
-          <w:lang w:val="en-US"/>
-        </w:rPr>
-      </w:pPr>
+        <w:t xml:space="preserve">, 1 - </w:t>
+      </w:r>
+      <w:r>
+        <w:rPr>
+          <w:rFonts w:ascii="Courier New" w:eastAsia="Courier New" w:hAnsi="Courier New" w:cs="Courier New"/>
+          <w:sz w:val="20"/>
+          <w:szCs w:val="20"/>
+        </w:rPr>
+        <w:t>защищённый</w:t>
+      </w:r>
       <w:r>
         <w:rPr>
           <w:rFonts w:ascii="Courier New" w:eastAsia="Courier New" w:hAnsi="Courier New" w:cs="Courier New"/>
@@ -3431,9 +2860,24 @@
           <w:szCs w:val="20"/>
           <w:lang w:val="en-US"/>
         </w:rPr>
-        <w:t xml:space="preserve">    char </w:t>
-      </w:r>
-      <w:proofErr w:type="spellStart"/>
+        <w:t xml:space="preserve"> </w:t>
+      </w:r>
+      <w:r>
+        <w:rPr>
+          <w:rFonts w:ascii="Courier New" w:eastAsia="Courier New" w:hAnsi="Courier New" w:cs="Courier New"/>
+          <w:sz w:val="20"/>
+          <w:szCs w:val="20"/>
+        </w:rPr>
+        <w:t>обмен</w:t>
+      </w:r>
+    </w:p>
+    <w:p>
+      <w:pPr>
+        <w:ind w:left="709"/>
+        <w:rPr>
+          <w:lang w:val="en-US"/>
+        </w:rPr>
+      </w:pPr>
       <w:r>
         <w:rPr>
           <w:rFonts w:ascii="Courier New" w:eastAsia="Courier New" w:hAnsi="Courier New" w:cs="Courier New"/>
@@ -3441,9 +2885,16 @@
           <w:szCs w:val="20"/>
           <w:lang w:val="en-US"/>
         </w:rPr>
-        <w:t>buffer_</w:t>
-      </w:r>
-      <w:proofErr w:type="gramStart"/>
+        <w:t xml:space="preserve">    HCRYPTKEY hClientPublic;      // </w:t>
+      </w:r>
+      <w:r>
+        <w:rPr>
+          <w:rFonts w:ascii="Courier New" w:eastAsia="Courier New" w:hAnsi="Courier New" w:cs="Courier New"/>
+          <w:sz w:val="20"/>
+          <w:szCs w:val="20"/>
+        </w:rPr>
+        <w:t>открытый</w:t>
+      </w:r>
       <w:r>
         <w:rPr>
           <w:rFonts w:ascii="Courier New" w:eastAsia="Courier New" w:hAnsi="Courier New" w:cs="Courier New"/>
@@ -3451,9 +2902,16 @@
           <w:szCs w:val="20"/>
           <w:lang w:val="en-US"/>
         </w:rPr>
-        <w:t>recv</w:t>
-      </w:r>
-      <w:proofErr w:type="spellEnd"/>
+        <w:t xml:space="preserve"> </w:t>
+      </w:r>
+      <w:r>
+        <w:rPr>
+          <w:rFonts w:ascii="Courier New" w:eastAsia="Courier New" w:hAnsi="Courier New" w:cs="Courier New"/>
+          <w:sz w:val="20"/>
+          <w:szCs w:val="20"/>
+        </w:rPr>
+        <w:t>ключ</w:t>
+      </w:r>
       <w:r>
         <w:rPr>
           <w:rFonts w:ascii="Courier New" w:eastAsia="Courier New" w:hAnsi="Courier New" w:cs="Courier New"/>
@@ -3461,9 +2919,24 @@
           <w:szCs w:val="20"/>
           <w:lang w:val="en-US"/>
         </w:rPr>
-        <w:t>[</w:t>
-      </w:r>
-      <w:proofErr w:type="gramEnd"/>
+        <w:t xml:space="preserve"> </w:t>
+      </w:r>
+      <w:r>
+        <w:rPr>
+          <w:rFonts w:ascii="Courier New" w:eastAsia="Courier New" w:hAnsi="Courier New" w:cs="Courier New"/>
+          <w:sz w:val="20"/>
+          <w:szCs w:val="20"/>
+        </w:rPr>
+        <w:t>клиента</w:t>
+      </w:r>
+    </w:p>
+    <w:p>
+      <w:pPr>
+        <w:ind w:left="709"/>
+        <w:rPr>
+          <w:lang w:val="en-US"/>
+        </w:rPr>
+      </w:pPr>
       <w:r>
         <w:rPr>
           <w:rFonts w:ascii="Courier New" w:eastAsia="Courier New" w:hAnsi="Courier New" w:cs="Courier New"/>
@@ -3471,7 +2944,7 @@
           <w:szCs w:val="20"/>
           <w:lang w:val="en-US"/>
         </w:rPr>
-        <w:t xml:space="preserve">512];        // </w:t>
+        <w:t xml:space="preserve">    HCRYPTKEY hSessionKey;        // </w:t>
       </w:r>
       <w:r>
         <w:rPr>
@@ -3479,7 +2952,7 @@
           <w:sz w:val="20"/>
           <w:szCs w:val="20"/>
         </w:rPr>
-        <w:t>буфер</w:t>
+        <w:t>сеансовый</w:t>
       </w:r>
       <w:r>
         <w:rPr>
@@ -3496,11 +2969,12 @@
           <w:sz w:val="20"/>
           <w:szCs w:val="20"/>
         </w:rPr>
-        <w:t>приёма</w:t>
-      </w:r>
-    </w:p>
-    <w:p>
-      <w:pPr>
+        <w:t>ключ</w:t>
+      </w:r>
+    </w:p>
+    <w:p>
+      <w:pPr>
+        <w:spacing w:after="120"/>
         <w:ind w:left="709"/>
         <w:rPr>
           <w:lang w:val="en-US"/>
@@ -3513,445 +2987,6 @@
           <w:szCs w:val="20"/>
           <w:lang w:val="en-US"/>
         </w:rPr>
-        <w:t xml:space="preserve">    char </w:t>
-      </w:r>
-      <w:proofErr w:type="spellStart"/>
-      <w:r>
-        <w:rPr>
-          <w:rFonts w:ascii="Courier New" w:eastAsia="Courier New" w:hAnsi="Courier New" w:cs="Courier New"/>
-          <w:sz w:val="20"/>
-          <w:szCs w:val="20"/>
-          <w:lang w:val="en-US"/>
-        </w:rPr>
-        <w:t>buffer_</w:t>
-      </w:r>
-      <w:proofErr w:type="gramStart"/>
-      <w:r>
-        <w:rPr>
-          <w:rFonts w:ascii="Courier New" w:eastAsia="Courier New" w:hAnsi="Courier New" w:cs="Courier New"/>
-          <w:sz w:val="20"/>
-          <w:szCs w:val="20"/>
-          <w:lang w:val="en-US"/>
-        </w:rPr>
-        <w:t>send</w:t>
-      </w:r>
-      <w:proofErr w:type="spellEnd"/>
-      <w:r>
-        <w:rPr>
-          <w:rFonts w:ascii="Courier New" w:eastAsia="Courier New" w:hAnsi="Courier New" w:cs="Courier New"/>
-          <w:sz w:val="20"/>
-          <w:szCs w:val="20"/>
-          <w:lang w:val="en-US"/>
-        </w:rPr>
-        <w:t>[</w:t>
-      </w:r>
-      <w:proofErr w:type="gramEnd"/>
-      <w:r>
-        <w:rPr>
-          <w:rFonts w:ascii="Courier New" w:eastAsia="Courier New" w:hAnsi="Courier New" w:cs="Courier New"/>
-          <w:sz w:val="20"/>
-          <w:szCs w:val="20"/>
-          <w:lang w:val="en-US"/>
-        </w:rPr>
-        <w:t xml:space="preserve">4096];       // </w:t>
-      </w:r>
-      <w:r>
-        <w:rPr>
-          <w:rFonts w:ascii="Courier New" w:eastAsia="Courier New" w:hAnsi="Courier New" w:cs="Courier New"/>
-          <w:sz w:val="20"/>
-          <w:szCs w:val="20"/>
-        </w:rPr>
-        <w:t>буфер</w:t>
-      </w:r>
-      <w:r>
-        <w:rPr>
-          <w:rFonts w:ascii="Courier New" w:eastAsia="Courier New" w:hAnsi="Courier New" w:cs="Courier New"/>
-          <w:sz w:val="20"/>
-          <w:szCs w:val="20"/>
-          <w:lang w:val="en-US"/>
-        </w:rPr>
-        <w:t xml:space="preserve"> </w:t>
-      </w:r>
-      <w:r>
-        <w:rPr>
-          <w:rFonts w:ascii="Courier New" w:eastAsia="Courier New" w:hAnsi="Courier New" w:cs="Courier New"/>
-          <w:sz w:val="20"/>
-          <w:szCs w:val="20"/>
-        </w:rPr>
-        <w:t>отправки</w:t>
-      </w:r>
-    </w:p>
-    <w:p>
-      <w:pPr>
-        <w:ind w:left="709"/>
-        <w:rPr>
-          <w:lang w:val="en-US"/>
-        </w:rPr>
-      </w:pPr>
-      <w:r>
-        <w:rPr>
-          <w:rFonts w:ascii="Courier New" w:eastAsia="Courier New" w:hAnsi="Courier New" w:cs="Courier New"/>
-          <w:sz w:val="20"/>
-          <w:szCs w:val="20"/>
-          <w:lang w:val="en-US"/>
-        </w:rPr>
-        <w:t xml:space="preserve">    unsigned long </w:t>
-      </w:r>
-      <w:proofErr w:type="spellStart"/>
-      <w:r>
-        <w:rPr>
-          <w:rFonts w:ascii="Courier New" w:eastAsia="Courier New" w:hAnsi="Courier New" w:cs="Courier New"/>
-          <w:sz w:val="20"/>
-          <w:szCs w:val="20"/>
-          <w:lang w:val="en-US"/>
-        </w:rPr>
-        <w:t>bytes_received</w:t>
-      </w:r>
-      <w:proofErr w:type="spellEnd"/>
-      <w:r>
-        <w:rPr>
-          <w:rFonts w:ascii="Courier New" w:eastAsia="Courier New" w:hAnsi="Courier New" w:cs="Courier New"/>
-          <w:sz w:val="20"/>
-          <w:szCs w:val="20"/>
-          <w:lang w:val="en-US"/>
-        </w:rPr>
-        <w:t xml:space="preserve">, </w:t>
-      </w:r>
-      <w:proofErr w:type="spellStart"/>
-      <w:r>
-        <w:rPr>
-          <w:rFonts w:ascii="Courier New" w:eastAsia="Courier New" w:hAnsi="Courier New" w:cs="Courier New"/>
-          <w:sz w:val="20"/>
-          <w:szCs w:val="20"/>
-          <w:lang w:val="en-US"/>
-        </w:rPr>
-        <w:t>bytes_sent</w:t>
-      </w:r>
-      <w:proofErr w:type="spellEnd"/>
-      <w:r>
-        <w:rPr>
-          <w:rFonts w:ascii="Courier New" w:eastAsia="Courier New" w:hAnsi="Courier New" w:cs="Courier New"/>
-          <w:sz w:val="20"/>
-          <w:szCs w:val="20"/>
-          <w:lang w:val="en-US"/>
-        </w:rPr>
-        <w:t xml:space="preserve">, </w:t>
-      </w:r>
-      <w:proofErr w:type="spellStart"/>
-      <w:r>
-        <w:rPr>
-          <w:rFonts w:ascii="Courier New" w:eastAsia="Courier New" w:hAnsi="Courier New" w:cs="Courier New"/>
-          <w:sz w:val="20"/>
-          <w:szCs w:val="20"/>
-          <w:lang w:val="en-US"/>
-        </w:rPr>
-        <w:t>bytes_send_total</w:t>
-      </w:r>
-      <w:proofErr w:type="spellEnd"/>
-      <w:r>
-        <w:rPr>
-          <w:rFonts w:ascii="Courier New" w:eastAsia="Courier New" w:hAnsi="Courier New" w:cs="Courier New"/>
-          <w:sz w:val="20"/>
-          <w:szCs w:val="20"/>
-          <w:lang w:val="en-US"/>
-        </w:rPr>
-        <w:t>;</w:t>
-      </w:r>
-    </w:p>
-    <w:p>
-      <w:pPr>
-        <w:ind w:left="709"/>
-        <w:rPr>
-          <w:lang w:val="en-US"/>
-        </w:rPr>
-      </w:pPr>
-      <w:r>
-        <w:rPr>
-          <w:rFonts w:ascii="Courier New" w:eastAsia="Courier New" w:hAnsi="Courier New" w:cs="Courier New"/>
-          <w:sz w:val="20"/>
-          <w:szCs w:val="20"/>
-          <w:lang w:val="en-US"/>
-        </w:rPr>
-        <w:t xml:space="preserve">    DWORD </w:t>
-      </w:r>
-      <w:proofErr w:type="spellStart"/>
-      <w:r>
-        <w:rPr>
-          <w:rFonts w:ascii="Courier New" w:eastAsia="Courier New" w:hAnsi="Courier New" w:cs="Courier New"/>
-          <w:sz w:val="20"/>
-          <w:szCs w:val="20"/>
-          <w:lang w:val="en-US"/>
-        </w:rPr>
-        <w:t>flags_WSA_recv</w:t>
-      </w:r>
-      <w:proofErr w:type="spellEnd"/>
-      <w:r>
-        <w:rPr>
-          <w:rFonts w:ascii="Courier New" w:eastAsia="Courier New" w:hAnsi="Courier New" w:cs="Courier New"/>
-          <w:sz w:val="20"/>
-          <w:szCs w:val="20"/>
-          <w:lang w:val="en-US"/>
-        </w:rPr>
-        <w:t>;</w:t>
-      </w:r>
-    </w:p>
-    <w:p>
-      <w:pPr>
-        <w:ind w:left="709"/>
-        <w:rPr>
-          <w:lang w:val="en-US"/>
-        </w:rPr>
-      </w:pPr>
-      <w:r>
-        <w:rPr>
-          <w:rFonts w:ascii="Courier New" w:eastAsia="Courier New" w:hAnsi="Courier New" w:cs="Courier New"/>
-          <w:sz w:val="20"/>
-          <w:szCs w:val="20"/>
-          <w:lang w:val="en-US"/>
-        </w:rPr>
-        <w:t xml:space="preserve">    int </w:t>
-      </w:r>
-      <w:proofErr w:type="gramStart"/>
-      <w:r>
-        <w:rPr>
-          <w:rFonts w:ascii="Courier New" w:eastAsia="Courier New" w:hAnsi="Courier New" w:cs="Courier New"/>
-          <w:sz w:val="20"/>
-          <w:szCs w:val="20"/>
-          <w:lang w:val="en-US"/>
-        </w:rPr>
-        <w:t xml:space="preserve">stage;   </w:t>
-      </w:r>
-      <w:proofErr w:type="gramEnd"/>
-      <w:r>
-        <w:rPr>
-          <w:rFonts w:ascii="Courier New" w:eastAsia="Courier New" w:hAnsi="Courier New" w:cs="Courier New"/>
-          <w:sz w:val="20"/>
-          <w:szCs w:val="20"/>
-          <w:lang w:val="en-US"/>
-        </w:rPr>
-        <w:t xml:space="preserve">                 // 0 - </w:t>
-      </w:r>
-      <w:r>
-        <w:rPr>
-          <w:rFonts w:ascii="Courier New" w:eastAsia="Courier New" w:hAnsi="Courier New" w:cs="Courier New"/>
-          <w:sz w:val="20"/>
-          <w:szCs w:val="20"/>
-        </w:rPr>
-        <w:t>рукопожатие</w:t>
-      </w:r>
-      <w:r>
-        <w:rPr>
-          <w:rFonts w:ascii="Courier New" w:eastAsia="Courier New" w:hAnsi="Courier New" w:cs="Courier New"/>
-          <w:sz w:val="20"/>
-          <w:szCs w:val="20"/>
-          <w:lang w:val="en-US"/>
-        </w:rPr>
-        <w:t xml:space="preserve">, 1 - </w:t>
-      </w:r>
-      <w:r>
-        <w:rPr>
-          <w:rFonts w:ascii="Courier New" w:eastAsia="Courier New" w:hAnsi="Courier New" w:cs="Courier New"/>
-          <w:sz w:val="20"/>
-          <w:szCs w:val="20"/>
-        </w:rPr>
-        <w:t>защищённый</w:t>
-      </w:r>
-      <w:r>
-        <w:rPr>
-          <w:rFonts w:ascii="Courier New" w:eastAsia="Courier New" w:hAnsi="Courier New" w:cs="Courier New"/>
-          <w:sz w:val="20"/>
-          <w:szCs w:val="20"/>
-          <w:lang w:val="en-US"/>
-        </w:rPr>
-        <w:t xml:space="preserve"> </w:t>
-      </w:r>
-      <w:r>
-        <w:rPr>
-          <w:rFonts w:ascii="Courier New" w:eastAsia="Courier New" w:hAnsi="Courier New" w:cs="Courier New"/>
-          <w:sz w:val="20"/>
-          <w:szCs w:val="20"/>
-        </w:rPr>
-        <w:t>обмен</w:t>
-      </w:r>
-    </w:p>
-    <w:p>
-      <w:pPr>
-        <w:ind w:left="709"/>
-        <w:rPr>
-          <w:lang w:val="en-US"/>
-        </w:rPr>
-      </w:pPr>
-      <w:r>
-        <w:rPr>
-          <w:rFonts w:ascii="Courier New" w:eastAsia="Courier New" w:hAnsi="Courier New" w:cs="Courier New"/>
-          <w:sz w:val="20"/>
-          <w:szCs w:val="20"/>
-          <w:lang w:val="en-US"/>
-        </w:rPr>
-        <w:t xml:space="preserve">    HCRYPTKEY </w:t>
-      </w:r>
-      <w:proofErr w:type="spellStart"/>
-      <w:proofErr w:type="gramStart"/>
-      <w:r>
-        <w:rPr>
-          <w:rFonts w:ascii="Courier New" w:eastAsia="Courier New" w:hAnsi="Courier New" w:cs="Courier New"/>
-          <w:sz w:val="20"/>
-          <w:szCs w:val="20"/>
-          <w:lang w:val="en-US"/>
-        </w:rPr>
-        <w:t>hClientPublic</w:t>
-      </w:r>
-      <w:proofErr w:type="spellEnd"/>
-      <w:r>
-        <w:rPr>
-          <w:rFonts w:ascii="Courier New" w:eastAsia="Courier New" w:hAnsi="Courier New" w:cs="Courier New"/>
-          <w:sz w:val="20"/>
-          <w:szCs w:val="20"/>
-          <w:lang w:val="en-US"/>
-        </w:rPr>
-        <w:t xml:space="preserve">;   </w:t>
-      </w:r>
-      <w:proofErr w:type="gramEnd"/>
-      <w:r>
-        <w:rPr>
-          <w:rFonts w:ascii="Courier New" w:eastAsia="Courier New" w:hAnsi="Courier New" w:cs="Courier New"/>
-          <w:sz w:val="20"/>
-          <w:szCs w:val="20"/>
-          <w:lang w:val="en-US"/>
-        </w:rPr>
-        <w:t xml:space="preserve">   // </w:t>
-      </w:r>
-      <w:r>
-        <w:rPr>
-          <w:rFonts w:ascii="Courier New" w:eastAsia="Courier New" w:hAnsi="Courier New" w:cs="Courier New"/>
-          <w:sz w:val="20"/>
-          <w:szCs w:val="20"/>
-        </w:rPr>
-        <w:t>открытый</w:t>
-      </w:r>
-      <w:r>
-        <w:rPr>
-          <w:rFonts w:ascii="Courier New" w:eastAsia="Courier New" w:hAnsi="Courier New" w:cs="Courier New"/>
-          <w:sz w:val="20"/>
-          <w:szCs w:val="20"/>
-          <w:lang w:val="en-US"/>
-        </w:rPr>
-        <w:t xml:space="preserve"> </w:t>
-      </w:r>
-      <w:r>
-        <w:rPr>
-          <w:rFonts w:ascii="Courier New" w:eastAsia="Courier New" w:hAnsi="Courier New" w:cs="Courier New"/>
-          <w:sz w:val="20"/>
-          <w:szCs w:val="20"/>
-        </w:rPr>
-        <w:t>ключ</w:t>
-      </w:r>
-      <w:r>
-        <w:rPr>
-          <w:rFonts w:ascii="Courier New" w:eastAsia="Courier New" w:hAnsi="Courier New" w:cs="Courier New"/>
-          <w:sz w:val="20"/>
-          <w:szCs w:val="20"/>
-          <w:lang w:val="en-US"/>
-        </w:rPr>
-        <w:t xml:space="preserve"> </w:t>
-      </w:r>
-      <w:r>
-        <w:rPr>
-          <w:rFonts w:ascii="Courier New" w:eastAsia="Courier New" w:hAnsi="Courier New" w:cs="Courier New"/>
-          <w:sz w:val="20"/>
-          <w:szCs w:val="20"/>
-        </w:rPr>
-        <w:t>клиента</w:t>
-      </w:r>
-    </w:p>
-    <w:p>
-      <w:pPr>
-        <w:ind w:left="709"/>
-        <w:rPr>
-          <w:lang w:val="en-US"/>
-        </w:rPr>
-      </w:pPr>
-      <w:r>
-        <w:rPr>
-          <w:rFonts w:ascii="Courier New" w:eastAsia="Courier New" w:hAnsi="Courier New" w:cs="Courier New"/>
-          <w:sz w:val="20"/>
-          <w:szCs w:val="20"/>
-          <w:lang w:val="en-US"/>
-        </w:rPr>
-        <w:t xml:space="preserve">    HCRYPTKEY </w:t>
-      </w:r>
-      <w:proofErr w:type="spellStart"/>
-      <w:proofErr w:type="gramStart"/>
-      <w:r>
-        <w:rPr>
-          <w:rFonts w:ascii="Courier New" w:eastAsia="Courier New" w:hAnsi="Courier New" w:cs="Courier New"/>
-          <w:sz w:val="20"/>
-          <w:szCs w:val="20"/>
-          <w:lang w:val="en-US"/>
-        </w:rPr>
-        <w:t>hSessionKey</w:t>
-      </w:r>
-      <w:proofErr w:type="spellEnd"/>
-      <w:r>
-        <w:rPr>
-          <w:rFonts w:ascii="Courier New" w:eastAsia="Courier New" w:hAnsi="Courier New" w:cs="Courier New"/>
-          <w:sz w:val="20"/>
-          <w:szCs w:val="20"/>
-          <w:lang w:val="en-US"/>
-        </w:rPr>
-        <w:t xml:space="preserve">;   </w:t>
-      </w:r>
-      <w:proofErr w:type="gramEnd"/>
-      <w:r>
-        <w:rPr>
-          <w:rFonts w:ascii="Courier New" w:eastAsia="Courier New" w:hAnsi="Courier New" w:cs="Courier New"/>
-          <w:sz w:val="20"/>
-          <w:szCs w:val="20"/>
-          <w:lang w:val="en-US"/>
-        </w:rPr>
-        <w:t xml:space="preserve">     // </w:t>
-      </w:r>
-      <w:r>
-        <w:rPr>
-          <w:rFonts w:ascii="Courier New" w:eastAsia="Courier New" w:hAnsi="Courier New" w:cs="Courier New"/>
-          <w:sz w:val="20"/>
-          <w:szCs w:val="20"/>
-        </w:rPr>
-        <w:t>сеансовый</w:t>
-      </w:r>
-      <w:r>
-        <w:rPr>
-          <w:rFonts w:ascii="Courier New" w:eastAsia="Courier New" w:hAnsi="Courier New" w:cs="Courier New"/>
-          <w:sz w:val="20"/>
-          <w:szCs w:val="20"/>
-          <w:lang w:val="en-US"/>
-        </w:rPr>
-        <w:t xml:space="preserve"> </w:t>
-      </w:r>
-      <w:r>
-        <w:rPr>
-          <w:rFonts w:ascii="Courier New" w:eastAsia="Courier New" w:hAnsi="Courier New" w:cs="Courier New"/>
-          <w:sz w:val="20"/>
-          <w:szCs w:val="20"/>
-        </w:rPr>
-        <w:t>ключ</w:t>
-      </w:r>
-    </w:p>
-    <w:p>
-      <w:pPr>
-        <w:spacing w:after="120"/>
-        <w:ind w:left="709"/>
-        <w:rPr>
-          <w:lang w:val="en-US"/>
-        </w:rPr>
-      </w:pPr>
-      <w:r>
-        <w:rPr>
-          <w:rFonts w:ascii="Courier New" w:eastAsia="Courier New" w:hAnsi="Courier New" w:cs="Courier New"/>
-          <w:sz w:val="20"/>
-          <w:szCs w:val="20"/>
-          <w:lang w:val="en-US"/>
-        </w:rPr>
         <w:t>} CLIENT_CONTEXT;</w:t>
       </w:r>
     </w:p>
@@ -3985,7 +3020,6 @@
       <w:r>
         <w:t xml:space="preserve"> </w:t>
       </w:r>
-      <w:proofErr w:type="spellStart"/>
       <w:r>
         <w:rPr>
           <w:b/>
@@ -3994,7 +3028,6 @@
         </w:rPr>
         <w:t>AcceptE</w:t>
       </w:r>
-      <w:proofErr w:type="spellEnd"/>
       <w:r>
         <w:rPr>
           <w:b/>
@@ -4005,7 +3038,6 @@
       <w:r>
         <w:t xml:space="preserve">В отличие от </w:t>
       </w:r>
-      <w:proofErr w:type="spellStart"/>
       <w:r>
         <w:rPr>
           <w:rFonts w:ascii="Courier New" w:eastAsia="Courier New" w:hAnsi="Courier New" w:cs="Courier New"/>
@@ -4014,7 +3046,6 @@
         </w:rPr>
         <w:t>accept</w:t>
       </w:r>
-      <w:proofErr w:type="spellEnd"/>
       <w:r>
         <w:t xml:space="preserve">, она не создаёт сокет сама — сокет для клиента создаётся заранее </w:t>
       </w:r>
@@ -4022,7 +3053,6 @@
         <w:lastRenderedPageBreak/>
         <w:t xml:space="preserve">через </w:t>
       </w:r>
-      <w:proofErr w:type="spellStart"/>
       <w:r>
         <w:rPr>
           <w:rFonts w:ascii="Courier New" w:eastAsia="Courier New" w:hAnsi="Courier New" w:cs="Courier New"/>
@@ -4031,7 +3061,6 @@
         </w:rPr>
         <w:t>WSASocket</w:t>
       </w:r>
-      <w:proofErr w:type="spellEnd"/>
       <w:r>
         <w:t>, — и не требует цикла опроса: о подключении ОС сообщит через порт</w:t>
       </w:r>
@@ -4072,8 +3101,6 @@
         </w:rPr>
         <w:t xml:space="preserve"> </w:t>
       </w:r>
-      <w:proofErr w:type="spellStart"/>
-      <w:proofErr w:type="gramStart"/>
       <w:r>
         <w:rPr>
           <w:rFonts w:ascii="Courier New" w:eastAsia="Courier New" w:hAnsi="Courier New" w:cs="Courier New"/>
@@ -4081,47 +3108,7 @@
           <w:szCs w:val="24"/>
           <w:lang w:val="en-US"/>
         </w:rPr>
-        <w:t>GetQueuedCompletionStatus</w:t>
-      </w:r>
-      <w:proofErr w:type="spellEnd"/>
-      <w:r>
-        <w:rPr>
-          <w:rFonts w:ascii="Courier New" w:eastAsia="Courier New" w:hAnsi="Courier New" w:cs="Courier New"/>
-          <w:sz w:val="24"/>
-          <w:szCs w:val="24"/>
-          <w:lang w:val="en-US"/>
-        </w:rPr>
-        <w:t>(</w:t>
-      </w:r>
-      <w:proofErr w:type="gramEnd"/>
-      <w:r>
-        <w:rPr>
-          <w:rFonts w:ascii="Courier New" w:eastAsia="Courier New" w:hAnsi="Courier New" w:cs="Courier New"/>
-          <w:sz w:val="24"/>
-          <w:szCs w:val="24"/>
-          <w:lang w:val="en-US"/>
-        </w:rPr>
-        <w:t>port, &amp;bytes, &amp;key, &amp;</w:t>
-      </w:r>
-      <w:proofErr w:type="spellStart"/>
-      <w:r>
-        <w:rPr>
-          <w:rFonts w:ascii="Courier New" w:eastAsia="Courier New" w:hAnsi="Courier New" w:cs="Courier New"/>
-          <w:sz w:val="24"/>
-          <w:szCs w:val="24"/>
-          <w:lang w:val="en-US"/>
-        </w:rPr>
-        <w:t>lpOverlapped</w:t>
-      </w:r>
-      <w:proofErr w:type="spellEnd"/>
-      <w:r>
-        <w:rPr>
-          <w:rFonts w:ascii="Courier New" w:eastAsia="Courier New" w:hAnsi="Courier New" w:cs="Courier New"/>
-          <w:sz w:val="24"/>
-          <w:szCs w:val="24"/>
-          <w:lang w:val="en-US"/>
-        </w:rPr>
-        <w:t>, INFINITE)</w:t>
+        <w:t>GetQueuedCompletionStatus(port, &amp;bytes, &amp;key, &amp;lpOverlapped, INFINITE)</w:t>
       </w:r>
       <w:r>
         <w:rPr>
@@ -4139,7 +3126,6 @@
       <w:r>
         <w:t xml:space="preserve">Чтение и отправка выполняются функциями </w:t>
       </w:r>
-      <w:proofErr w:type="spellStart"/>
       <w:r>
         <w:rPr>
           <w:rFonts w:ascii="Courier New" w:eastAsia="Courier New" w:hAnsi="Courier New" w:cs="Courier New"/>
@@ -4148,11 +3134,9 @@
         </w:rPr>
         <w:t>WSARecv</w:t>
       </w:r>
-      <w:proofErr w:type="spellEnd"/>
       <w:r>
         <w:t xml:space="preserve"> и </w:t>
       </w:r>
-      <w:proofErr w:type="spellStart"/>
       <w:r>
         <w:rPr>
           <w:rFonts w:ascii="Courier New" w:eastAsia="Courier New" w:hAnsi="Courier New" w:cs="Courier New"/>
@@ -4161,7 +3145,6 @@
         </w:rPr>
         <w:t>WSASend</w:t>
       </w:r>
-      <w:proofErr w:type="spellEnd"/>
       <w:r>
         <w:t xml:space="preserve">. Буфер им передаётся не напрямую, а через структуру </w:t>
       </w:r>
@@ -4176,7 +3159,6 @@
       <w:r>
         <w:t xml:space="preserve"> (длина и указатель). Чтение дописывает данные в буфер со смещением </w:t>
       </w:r>
-      <w:proofErr w:type="spellStart"/>
       <w:r>
         <w:rPr>
           <w:rFonts w:ascii="Courier New" w:eastAsia="Courier New" w:hAnsi="Courier New" w:cs="Courier New"/>
@@ -4185,11 +3167,9 @@
         </w:rPr>
         <w:t>bytes_received</w:t>
       </w:r>
-      <w:proofErr w:type="spellEnd"/>
       <w:r>
         <w:t xml:space="preserve">, поэтому сообщение, пришедшее несколькими TCP-сегментами, собирается целиком. Отправка аналогично продолжается со смещения </w:t>
       </w:r>
-      <w:proofErr w:type="spellStart"/>
       <w:r>
         <w:rPr>
           <w:rFonts w:ascii="Courier New" w:eastAsia="Courier New" w:hAnsi="Courier New" w:cs="Courier New"/>
@@ -4198,11 +3178,9 @@
         </w:rPr>
         <w:t>bytes_sent</w:t>
       </w:r>
-      <w:proofErr w:type="spellEnd"/>
       <w:r>
         <w:t xml:space="preserve">, пока не будут отправлены все </w:t>
       </w:r>
-      <w:proofErr w:type="spellStart"/>
       <w:r>
         <w:rPr>
           <w:rFonts w:ascii="Courier New" w:eastAsia="Courier New" w:hAnsi="Courier New" w:cs="Courier New"/>
@@ -4211,7 +3189,6 @@
         </w:rPr>
         <w:t>bytes_send_total</w:t>
       </w:r>
-      <w:proofErr w:type="spellEnd"/>
       <w:r>
         <w:t xml:space="preserve"> байт. </w:t>
       </w:r>
@@ -4237,23 +3214,7 @@
         <w:jc w:val="both"/>
       </w:pPr>
       <w:r>
-        <w:t xml:space="preserve">Инициализация </w:t>
-      </w:r>
-      <w:proofErr w:type="spellStart"/>
-      <w:r>
-        <w:t>WinSock</w:t>
-      </w:r>
-      <w:proofErr w:type="spellEnd"/>
-      <w:r>
-        <w:t xml:space="preserve"> и подключение к </w:t>
-      </w:r>
-      <w:proofErr w:type="spellStart"/>
-      <w:r>
-        <w:t>криптопровайдеру</w:t>
-      </w:r>
-      <w:proofErr w:type="spellEnd"/>
-      <w:r>
-        <w:t>.</w:t>
+        <w:t>Инициализация WinSock и подключение к криптопровайдеру.</w:t>
       </w:r>
     </w:p>
     <w:p>
@@ -4280,7 +3241,6 @@
       <w:r>
         <w:t xml:space="preserve">, </w:t>
       </w:r>
-      <w:proofErr w:type="spellStart"/>
       <w:r>
         <w:rPr>
           <w:rFonts w:ascii="Courier New" w:eastAsia="Courier New" w:hAnsi="Courier New" w:cs="Courier New"/>
@@ -4289,11 +3249,9 @@
         </w:rPr>
         <w:t>bind</w:t>
       </w:r>
-      <w:proofErr w:type="spellEnd"/>
       <w:r>
         <w:t xml:space="preserve"> на порт 9000, </w:t>
       </w:r>
-      <w:proofErr w:type="spellStart"/>
       <w:r>
         <w:rPr>
           <w:rFonts w:ascii="Courier New" w:eastAsia="Courier New" w:hAnsi="Courier New" w:cs="Courier New"/>
@@ -4302,7 +3260,6 @@
         </w:rPr>
         <w:t>listen</w:t>
       </w:r>
-      <w:proofErr w:type="spellEnd"/>
       <w:r>
         <w:t>.</w:t>
       </w:r>
@@ -4334,7 +3291,6 @@
       <w:r>
         <w:t xml:space="preserve">Заказ приёма подключения через </w:t>
       </w:r>
-      <w:proofErr w:type="spellStart"/>
       <w:r>
         <w:rPr>
           <w:rFonts w:ascii="Courier New" w:eastAsia="Courier New" w:hAnsi="Courier New" w:cs="Courier New"/>
@@ -4343,11 +3299,9 @@
         </w:rPr>
         <w:t>AcceptEx</w:t>
       </w:r>
-      <w:proofErr w:type="spellEnd"/>
       <w:r>
         <w:t xml:space="preserve"> (</w:t>
       </w:r>
-      <w:proofErr w:type="spellStart"/>
       <w:r>
         <w:rPr>
           <w:rFonts w:ascii="Courier New" w:eastAsia="Courier New" w:hAnsi="Courier New" w:cs="Courier New"/>
@@ -4356,7 +3310,6 @@
         </w:rPr>
         <w:t>schedule_accept</w:t>
       </w:r>
-      <w:proofErr w:type="spellEnd"/>
       <w:r>
         <w:t>).</w:t>
       </w:r>
@@ -4374,7 +3327,6 @@
       <w:r>
         <w:t xml:space="preserve">В бесконечном цикле — ожидание уведомления </w:t>
       </w:r>
-      <w:proofErr w:type="spellStart"/>
       <w:r>
         <w:rPr>
           <w:rFonts w:ascii="Courier New" w:eastAsia="Courier New" w:hAnsi="Courier New" w:cs="Courier New"/>
@@ -4383,7 +3335,6 @@
         </w:rPr>
         <w:t>GetQueuedCompletionStatus</w:t>
       </w:r>
-      <w:proofErr w:type="spellEnd"/>
       <w:r>
         <w:t>.</w:t>
       </w:r>
@@ -4429,7 +3380,6 @@
       <w:r>
         <w:t xml:space="preserve">Если завершилось чтение данных и клиент в стадии рукопожатия — </w:t>
       </w:r>
-      <w:proofErr w:type="spellStart"/>
       <w:r>
         <w:rPr>
           <w:rFonts w:ascii="Courier New" w:eastAsia="Courier New" w:hAnsi="Courier New" w:cs="Courier New"/>
@@ -4438,7 +3388,6 @@
         </w:rPr>
         <w:t>handle_handshake</w:t>
       </w:r>
-      <w:proofErr w:type="spellEnd"/>
       <w:r>
         <w:t>: дождаться полного сообщения, импортировать открытый ключ, сгенерировать сеансовый ключ, зашифровать его и поставить на отправку; клиент переводится в стадию готовности.</w:t>
       </w:r>
@@ -4457,7 +3406,6 @@
         <w:lastRenderedPageBreak/>
         <w:t xml:space="preserve">Если клиент в стадии готовности — </w:t>
       </w:r>
-      <w:proofErr w:type="spellStart"/>
       <w:r>
         <w:rPr>
           <w:rFonts w:ascii="Courier New" w:eastAsia="Courier New" w:hAnsi="Courier New" w:cs="Courier New"/>
@@ -4466,7 +3414,6 @@
         </w:rPr>
         <w:t>handle_request</w:t>
       </w:r>
-      <w:proofErr w:type="spellEnd"/>
       <w:r>
         <w:t>: дождаться полного сообщения, проверить длину, расшифровать, выделить код команды и аргумент, сформировать ответ, зашифровать и поставить на отправку.</w:t>
       </w:r>
@@ -4575,12 +3522,6 @@
         <w:gridCol w:w="5955"/>
       </w:tblGrid>
       <w:tr>
-        <w:tblPrEx>
-          <w:tblCellMar>
-            <w:top w:w="0" w:type="dxa"/>
-            <w:bottom w:w="0" w:type="dxa"/>
-          </w:tblCellMar>
-        </w:tblPrEx>
         <w:trPr>
           <w:tblHeader/>
         </w:trPr>
@@ -4650,12 +3591,6 @@
         </w:tc>
       </w:tr>
       <w:tr>
-        <w:tblPrEx>
-          <w:tblCellMar>
-            <w:top w:w="0" w:type="dxa"/>
-            <w:bottom w:w="0" w:type="dxa"/>
-          </w:tblCellMar>
-        </w:tblPrEx>
         <w:tc>
           <w:tcPr>
             <w:tcW w:w="3400" w:type="dxa"/>
@@ -4676,30 +3611,12 @@
             <w:pPr>
               <w:spacing w:line="260" w:lineRule="auto"/>
             </w:pPr>
-            <w:proofErr w:type="spellStart"/>
-            <w:proofErr w:type="gramStart"/>
-            <w:r>
-              <w:rPr>
-                <w:sz w:val="24"/>
-                <w:szCs w:val="24"/>
-              </w:rPr>
-              <w:t>main</w:t>
-            </w:r>
-            <w:proofErr w:type="spellEnd"/>
-            <w:r>
-              <w:rPr>
-                <w:sz w:val="24"/>
-                <w:szCs w:val="24"/>
-              </w:rPr>
-              <w:t>(</w:t>
-            </w:r>
-            <w:proofErr w:type="gramEnd"/>
-            <w:r>
-              <w:rPr>
-                <w:sz w:val="24"/>
-                <w:szCs w:val="24"/>
-              </w:rPr>
-              <w:t>)</w:t>
+            <w:r>
+              <w:rPr>
+                <w:sz w:val="24"/>
+                <w:szCs w:val="24"/>
+              </w:rPr>
+              <w:t>main()</w:t>
             </w:r>
           </w:p>
         </w:tc>
@@ -4728,50 +3645,12 @@
                 <w:sz w:val="24"/>
                 <w:szCs w:val="24"/>
               </w:rPr>
-              <w:t xml:space="preserve">Инициализация </w:t>
-            </w:r>
-            <w:proofErr w:type="spellStart"/>
-            <w:r>
-              <w:rPr>
-                <w:sz w:val="24"/>
-                <w:szCs w:val="24"/>
-              </w:rPr>
-              <w:t>WinSock</w:t>
-            </w:r>
-            <w:proofErr w:type="spellEnd"/>
-            <w:r>
-              <w:rPr>
-                <w:sz w:val="24"/>
-                <w:szCs w:val="24"/>
-              </w:rPr>
-              <w:t xml:space="preserve"> и </w:t>
-            </w:r>
-            <w:proofErr w:type="spellStart"/>
-            <w:r>
-              <w:rPr>
-                <w:sz w:val="24"/>
-                <w:szCs w:val="24"/>
-              </w:rPr>
-              <w:t>криптопровайдера</w:t>
-            </w:r>
-            <w:proofErr w:type="spellEnd"/>
-            <w:r>
-              <w:rPr>
-                <w:sz w:val="24"/>
-                <w:szCs w:val="24"/>
-              </w:rPr>
-              <w:t>, создание слушающего сокета и порта завершения, главный цикл обработки уведомлений</w:t>
+              <w:t>Инициализация WinSock и криптопровайдера, создание слушающего сокета и порта завершения, главный цикл обработки уведомлений</w:t>
             </w:r>
           </w:p>
         </w:tc>
       </w:tr>
       <w:tr>
-        <w:tblPrEx>
-          <w:tblCellMar>
-            <w:top w:w="0" w:type="dxa"/>
-            <w:bottom w:w="0" w:type="dxa"/>
-          </w:tblCellMar>
-        </w:tblPrEx>
         <w:tc>
           <w:tcPr>
             <w:tcW w:w="3400" w:type="dxa"/>
@@ -4792,38 +3671,13 @@
             <w:pPr>
               <w:spacing w:line="260" w:lineRule="auto"/>
             </w:pPr>
-            <w:proofErr w:type="spellStart"/>
             <w:r>
               <w:rPr>
                 <w:sz w:val="24"/>
                 <w:szCs w:val="24"/>
               </w:rPr>
               <w:lastRenderedPageBreak/>
-              <w:t>schedule_</w:t>
-            </w:r>
-            <w:proofErr w:type="gramStart"/>
-            <w:r>
-              <w:rPr>
-                <w:sz w:val="24"/>
-                <w:szCs w:val="24"/>
-              </w:rPr>
-              <w:t>accept</w:t>
-            </w:r>
-            <w:proofErr w:type="spellEnd"/>
-            <w:r>
-              <w:rPr>
-                <w:sz w:val="24"/>
-                <w:szCs w:val="24"/>
-              </w:rPr>
-              <w:t>(</w:t>
-            </w:r>
-            <w:proofErr w:type="gramEnd"/>
-            <w:r>
-              <w:rPr>
-                <w:sz w:val="24"/>
-                <w:szCs w:val="24"/>
-              </w:rPr>
-              <w:t>)</w:t>
+              <w:t>schedule_accept()</w:t>
             </w:r>
           </w:p>
         </w:tc>
@@ -4852,27 +3706,12 @@
                 <w:sz w:val="24"/>
                 <w:szCs w:val="24"/>
               </w:rPr>
-              <w:t xml:space="preserve">Создаёт сокет для будущего клиента и заказывает асинхронный приём подключения через </w:t>
-            </w:r>
-            <w:proofErr w:type="spellStart"/>
-            <w:r>
-              <w:rPr>
-                <w:sz w:val="24"/>
-                <w:szCs w:val="24"/>
-              </w:rPr>
-              <w:t>AcceptEx</w:t>
-            </w:r>
-            <w:proofErr w:type="spellEnd"/>
+              <w:t>Создаёт сокет для будущего клиента и заказывает асинхронный приём подключения через AcceptEx</w:t>
+            </w:r>
           </w:p>
         </w:tc>
       </w:tr>
       <w:tr>
-        <w:tblPrEx>
-          <w:tblCellMar>
-            <w:top w:w="0" w:type="dxa"/>
-            <w:bottom w:w="0" w:type="dxa"/>
-          </w:tblCellMar>
-        </w:tblPrEx>
         <w:tc>
           <w:tcPr>
             <w:tcW w:w="3400" w:type="dxa"/>
@@ -4893,37 +3732,12 @@
             <w:pPr>
               <w:spacing w:line="260" w:lineRule="auto"/>
             </w:pPr>
-            <w:proofErr w:type="spellStart"/>
-            <w:r>
-              <w:rPr>
-                <w:sz w:val="24"/>
-                <w:szCs w:val="24"/>
-              </w:rPr>
-              <w:t>add_accept_</w:t>
-            </w:r>
-            <w:proofErr w:type="gramStart"/>
-            <w:r>
-              <w:rPr>
-                <w:sz w:val="24"/>
-                <w:szCs w:val="24"/>
-              </w:rPr>
-              <w:t>connection</w:t>
-            </w:r>
-            <w:proofErr w:type="spellEnd"/>
-            <w:r>
-              <w:rPr>
-                <w:sz w:val="24"/>
-                <w:szCs w:val="24"/>
-              </w:rPr>
-              <w:t>(</w:t>
-            </w:r>
-            <w:proofErr w:type="gramEnd"/>
-            <w:r>
-              <w:rPr>
-                <w:sz w:val="24"/>
-                <w:szCs w:val="24"/>
-              </w:rPr>
-              <w:t>)</w:t>
+            <w:r>
+              <w:rPr>
+                <w:sz w:val="24"/>
+                <w:szCs w:val="24"/>
+              </w:rPr>
+              <w:t>add_accept_connection()</w:t>
             </w:r>
           </w:p>
         </w:tc>
@@ -4958,12 +3772,6 @@
         </w:tc>
       </w:tr>
       <w:tr>
-        <w:tblPrEx>
-          <w:tblCellMar>
-            <w:top w:w="0" w:type="dxa"/>
-            <w:bottom w:w="0" w:type="dxa"/>
-          </w:tblCellMar>
-        </w:tblPrEx>
         <w:tc>
           <w:tcPr>
             <w:tcW w:w="3400" w:type="dxa"/>
@@ -4984,62 +3792,12 @@
             <w:pPr>
               <w:spacing w:line="260" w:lineRule="auto"/>
             </w:pPr>
-            <w:proofErr w:type="spellStart"/>
-            <w:r>
-              <w:rPr>
-                <w:sz w:val="24"/>
-                <w:szCs w:val="24"/>
-              </w:rPr>
-              <w:t>schedule_</w:t>
-            </w:r>
-            <w:proofErr w:type="gramStart"/>
-            <w:r>
-              <w:rPr>
-                <w:sz w:val="24"/>
-                <w:szCs w:val="24"/>
-              </w:rPr>
-              <w:t>read</w:t>
-            </w:r>
-            <w:proofErr w:type="spellEnd"/>
-            <w:r>
-              <w:rPr>
-                <w:sz w:val="24"/>
-                <w:szCs w:val="24"/>
-              </w:rPr>
-              <w:t>(</w:t>
-            </w:r>
-            <w:proofErr w:type="spellStart"/>
-            <w:proofErr w:type="gramEnd"/>
-            <w:r>
-              <w:rPr>
-                <w:sz w:val="24"/>
-                <w:szCs w:val="24"/>
-              </w:rPr>
-              <w:t>int</w:t>
-            </w:r>
-            <w:proofErr w:type="spellEnd"/>
-            <w:r>
-              <w:rPr>
-                <w:sz w:val="24"/>
-                <w:szCs w:val="24"/>
-              </w:rPr>
-              <w:t xml:space="preserve"> </w:t>
-            </w:r>
-            <w:proofErr w:type="spellStart"/>
-            <w:r>
-              <w:rPr>
-                <w:sz w:val="24"/>
-                <w:szCs w:val="24"/>
-              </w:rPr>
-              <w:t>idx</w:t>
-            </w:r>
-            <w:proofErr w:type="spellEnd"/>
-            <w:r>
-              <w:rPr>
-                <w:sz w:val="24"/>
-                <w:szCs w:val="24"/>
-              </w:rPr>
-              <w:t>)</w:t>
+            <w:r>
+              <w:rPr>
+                <w:sz w:val="24"/>
+                <w:szCs w:val="24"/>
+              </w:rPr>
+              <w:t>schedule_read(int idx)</w:t>
             </w:r>
           </w:p>
         </w:tc>
@@ -5068,34 +3826,12 @@
                 <w:sz w:val="24"/>
                 <w:szCs w:val="24"/>
               </w:rPr>
-              <w:t xml:space="preserve">Заказывает асинхронное чтение </w:t>
-            </w:r>
-            <w:proofErr w:type="spellStart"/>
-            <w:r>
-              <w:rPr>
-                <w:sz w:val="24"/>
-                <w:szCs w:val="24"/>
-              </w:rPr>
-              <w:t>WSARecv</w:t>
-            </w:r>
-            <w:proofErr w:type="spellEnd"/>
-            <w:r>
-              <w:rPr>
-                <w:sz w:val="24"/>
-                <w:szCs w:val="24"/>
-              </w:rPr>
-              <w:t xml:space="preserve"> в буфер клиента с учётом уже принятых байт</w:t>
+              <w:t>Заказывает асинхронное чтение WSARecv в буфер клиента с учётом уже принятых байт</w:t>
             </w:r>
           </w:p>
         </w:tc>
       </w:tr>
       <w:tr>
-        <w:tblPrEx>
-          <w:tblCellMar>
-            <w:top w:w="0" w:type="dxa"/>
-            <w:bottom w:w="0" w:type="dxa"/>
-          </w:tblCellMar>
-        </w:tblPrEx>
         <w:tc>
           <w:tcPr>
             <w:tcW w:w="3400" w:type="dxa"/>
@@ -5116,62 +3852,12 @@
             <w:pPr>
               <w:spacing w:line="260" w:lineRule="auto"/>
             </w:pPr>
-            <w:proofErr w:type="spellStart"/>
-            <w:r>
-              <w:rPr>
-                <w:sz w:val="24"/>
-                <w:szCs w:val="24"/>
-              </w:rPr>
-              <w:t>schedule_</w:t>
-            </w:r>
-            <w:proofErr w:type="gramStart"/>
-            <w:r>
-              <w:rPr>
-                <w:sz w:val="24"/>
-                <w:szCs w:val="24"/>
-              </w:rPr>
-              <w:t>write</w:t>
-            </w:r>
-            <w:proofErr w:type="spellEnd"/>
-            <w:r>
-              <w:rPr>
-                <w:sz w:val="24"/>
-                <w:szCs w:val="24"/>
-              </w:rPr>
-              <w:t>(</w:t>
-            </w:r>
-            <w:proofErr w:type="spellStart"/>
-            <w:proofErr w:type="gramEnd"/>
-            <w:r>
-              <w:rPr>
-                <w:sz w:val="24"/>
-                <w:szCs w:val="24"/>
-              </w:rPr>
-              <w:t>int</w:t>
-            </w:r>
-            <w:proofErr w:type="spellEnd"/>
-            <w:r>
-              <w:rPr>
-                <w:sz w:val="24"/>
-                <w:szCs w:val="24"/>
-              </w:rPr>
-              <w:t xml:space="preserve"> </w:t>
-            </w:r>
-            <w:proofErr w:type="spellStart"/>
-            <w:r>
-              <w:rPr>
-                <w:sz w:val="24"/>
-                <w:szCs w:val="24"/>
-              </w:rPr>
-              <w:t>idx</w:t>
-            </w:r>
-            <w:proofErr w:type="spellEnd"/>
-            <w:r>
-              <w:rPr>
-                <w:sz w:val="24"/>
-                <w:szCs w:val="24"/>
-              </w:rPr>
-              <w:t>)</w:t>
+            <w:r>
+              <w:rPr>
+                <w:sz w:val="24"/>
+                <w:szCs w:val="24"/>
+              </w:rPr>
+              <w:t>schedule_write(int idx)</w:t>
             </w:r>
           </w:p>
         </w:tc>
@@ -5200,34 +3886,12 @@
                 <w:sz w:val="24"/>
                 <w:szCs w:val="24"/>
               </w:rPr>
-              <w:t xml:space="preserve">Заказывает асинхронную отправку </w:t>
-            </w:r>
-            <w:proofErr w:type="spellStart"/>
-            <w:r>
-              <w:rPr>
-                <w:sz w:val="24"/>
-                <w:szCs w:val="24"/>
-              </w:rPr>
-              <w:t>WSASend</w:t>
-            </w:r>
-            <w:proofErr w:type="spellEnd"/>
-            <w:r>
-              <w:rPr>
-                <w:sz w:val="24"/>
-                <w:szCs w:val="24"/>
-              </w:rPr>
-              <w:t xml:space="preserve"> оставшейся части буфера отправки</w:t>
+              <w:t>Заказывает асинхронную отправку WSASend оставшейся части буфера отправки</w:t>
             </w:r>
           </w:p>
         </w:tc>
       </w:tr>
       <w:tr>
-        <w:tblPrEx>
-          <w:tblCellMar>
-            <w:top w:w="0" w:type="dxa"/>
-            <w:bottom w:w="0" w:type="dxa"/>
-          </w:tblCellMar>
-        </w:tblPrEx>
         <w:tc>
           <w:tcPr>
             <w:tcW w:w="3400" w:type="dxa"/>
@@ -5248,62 +3912,12 @@
             <w:pPr>
               <w:spacing w:line="260" w:lineRule="auto"/>
             </w:pPr>
-            <w:proofErr w:type="spellStart"/>
-            <w:r>
-              <w:rPr>
-                <w:sz w:val="24"/>
-                <w:szCs w:val="24"/>
-              </w:rPr>
-              <w:t>handle_</w:t>
-            </w:r>
-            <w:proofErr w:type="gramStart"/>
-            <w:r>
-              <w:rPr>
-                <w:sz w:val="24"/>
-                <w:szCs w:val="24"/>
-              </w:rPr>
-              <w:t>handshake</w:t>
-            </w:r>
-            <w:proofErr w:type="spellEnd"/>
-            <w:r>
-              <w:rPr>
-                <w:sz w:val="24"/>
-                <w:szCs w:val="24"/>
-              </w:rPr>
-              <w:t>(</w:t>
-            </w:r>
-            <w:proofErr w:type="spellStart"/>
-            <w:proofErr w:type="gramEnd"/>
-            <w:r>
-              <w:rPr>
-                <w:sz w:val="24"/>
-                <w:szCs w:val="24"/>
-              </w:rPr>
-              <w:t>int</w:t>
-            </w:r>
-            <w:proofErr w:type="spellEnd"/>
-            <w:r>
-              <w:rPr>
-                <w:sz w:val="24"/>
-                <w:szCs w:val="24"/>
-              </w:rPr>
-              <w:t xml:space="preserve"> </w:t>
-            </w:r>
-            <w:proofErr w:type="spellStart"/>
-            <w:r>
-              <w:rPr>
-                <w:sz w:val="24"/>
-                <w:szCs w:val="24"/>
-              </w:rPr>
-              <w:t>idx</w:t>
-            </w:r>
-            <w:proofErr w:type="spellEnd"/>
-            <w:r>
-              <w:rPr>
-                <w:sz w:val="24"/>
-                <w:szCs w:val="24"/>
-              </w:rPr>
-              <w:t>)</w:t>
+            <w:r>
+              <w:rPr>
+                <w:sz w:val="24"/>
+                <w:szCs w:val="24"/>
+              </w:rPr>
+              <w:t>handle_handshake(int idx)</w:t>
             </w:r>
           </w:p>
         </w:tc>
@@ -5338,12 +3952,6 @@
         </w:tc>
       </w:tr>
       <w:tr>
-        <w:tblPrEx>
-          <w:tblCellMar>
-            <w:top w:w="0" w:type="dxa"/>
-            <w:bottom w:w="0" w:type="dxa"/>
-          </w:tblCellMar>
-        </w:tblPrEx>
         <w:tc>
           <w:tcPr>
             <w:tcW w:w="3400" w:type="dxa"/>
@@ -5364,62 +3972,12 @@
             <w:pPr>
               <w:spacing w:line="260" w:lineRule="auto"/>
             </w:pPr>
-            <w:proofErr w:type="spellStart"/>
-            <w:r>
-              <w:rPr>
-                <w:sz w:val="24"/>
-                <w:szCs w:val="24"/>
-              </w:rPr>
-              <w:t>handle_</w:t>
-            </w:r>
-            <w:proofErr w:type="gramStart"/>
-            <w:r>
-              <w:rPr>
-                <w:sz w:val="24"/>
-                <w:szCs w:val="24"/>
-              </w:rPr>
-              <w:t>request</w:t>
-            </w:r>
-            <w:proofErr w:type="spellEnd"/>
-            <w:r>
-              <w:rPr>
-                <w:sz w:val="24"/>
-                <w:szCs w:val="24"/>
-              </w:rPr>
-              <w:t>(</w:t>
-            </w:r>
-            <w:proofErr w:type="spellStart"/>
-            <w:proofErr w:type="gramEnd"/>
-            <w:r>
-              <w:rPr>
-                <w:sz w:val="24"/>
-                <w:szCs w:val="24"/>
-              </w:rPr>
-              <w:t>int</w:t>
-            </w:r>
-            <w:proofErr w:type="spellEnd"/>
-            <w:r>
-              <w:rPr>
-                <w:sz w:val="24"/>
-                <w:szCs w:val="24"/>
-              </w:rPr>
-              <w:t xml:space="preserve"> </w:t>
-            </w:r>
-            <w:proofErr w:type="spellStart"/>
-            <w:r>
-              <w:rPr>
-                <w:sz w:val="24"/>
-                <w:szCs w:val="24"/>
-              </w:rPr>
-              <w:t>idx</w:t>
-            </w:r>
-            <w:proofErr w:type="spellEnd"/>
-            <w:r>
-              <w:rPr>
-                <w:sz w:val="24"/>
-                <w:szCs w:val="24"/>
-              </w:rPr>
-              <w:t>)</w:t>
+            <w:r>
+              <w:rPr>
+                <w:sz w:val="24"/>
+                <w:szCs w:val="24"/>
+              </w:rPr>
+              <w:t>handle_request(int idx)</w:t>
             </w:r>
           </w:p>
         </w:tc>
@@ -5454,12 +4012,6 @@
         </w:tc>
       </w:tr>
       <w:tr>
-        <w:tblPrEx>
-          <w:tblCellMar>
-            <w:top w:w="0" w:type="dxa"/>
-            <w:bottom w:w="0" w:type="dxa"/>
-          </w:tblCellMar>
-        </w:tblPrEx>
         <w:tc>
           <w:tcPr>
             <w:tcW w:w="3400" w:type="dxa"/>
@@ -5483,69 +4035,13 @@
                 <w:lang w:val="en-US"/>
               </w:rPr>
             </w:pPr>
-            <w:proofErr w:type="spellStart"/>
             <w:r>
               <w:rPr>
                 <w:sz w:val="24"/>
                 <w:szCs w:val="24"/>
                 <w:lang w:val="en-US"/>
               </w:rPr>
-              <w:t>build_</w:t>
-            </w:r>
-            <w:proofErr w:type="gramStart"/>
-            <w:r>
-              <w:rPr>
-                <w:sz w:val="24"/>
-                <w:szCs w:val="24"/>
-                <w:lang w:val="en-US"/>
-              </w:rPr>
-              <w:t>response</w:t>
-            </w:r>
-            <w:proofErr w:type="spellEnd"/>
-            <w:r>
-              <w:rPr>
-                <w:sz w:val="24"/>
-                <w:szCs w:val="24"/>
-                <w:lang w:val="en-US"/>
-              </w:rPr>
-              <w:t>(</w:t>
-            </w:r>
-            <w:proofErr w:type="spellStart"/>
-            <w:proofErr w:type="gramEnd"/>
-            <w:r>
-              <w:rPr>
-                <w:sz w:val="24"/>
-                <w:szCs w:val="24"/>
-                <w:lang w:val="en-US"/>
-              </w:rPr>
-              <w:t>cmd</w:t>
-            </w:r>
-            <w:proofErr w:type="spellEnd"/>
-            <w:r>
-              <w:rPr>
-                <w:sz w:val="24"/>
-                <w:szCs w:val="24"/>
-                <w:lang w:val="en-US"/>
-              </w:rPr>
-              <w:t xml:space="preserve">, </w:t>
-            </w:r>
-            <w:proofErr w:type="spellStart"/>
-            <w:r>
-              <w:rPr>
-                <w:sz w:val="24"/>
-                <w:szCs w:val="24"/>
-                <w:lang w:val="en-US"/>
-              </w:rPr>
-              <w:t>arg</w:t>
-            </w:r>
-            <w:proofErr w:type="spellEnd"/>
-            <w:r>
-              <w:rPr>
-                <w:sz w:val="24"/>
-                <w:szCs w:val="24"/>
-                <w:lang w:val="en-US"/>
-              </w:rPr>
-              <w:t>, out, size)</w:t>
+              <w:t>build_response(cmd, arg, out, size)</w:t>
             </w:r>
           </w:p>
         </w:tc>
@@ -5580,12 +4076,6 @@
         </w:tc>
       </w:tr>
       <w:tr>
-        <w:tblPrEx>
-          <w:tblCellMar>
-            <w:top w:w="0" w:type="dxa"/>
-            <w:bottom w:w="0" w:type="dxa"/>
-          </w:tblCellMar>
-        </w:tblPrEx>
         <w:tc>
           <w:tcPr>
             <w:tcW w:w="3400" w:type="dxa"/>
@@ -5606,37 +4096,12 @@
             <w:pPr>
               <w:spacing w:line="260" w:lineRule="auto"/>
             </w:pPr>
-            <w:proofErr w:type="spellStart"/>
-            <w:r>
-              <w:rPr>
-                <w:sz w:val="24"/>
-                <w:szCs w:val="24"/>
-              </w:rPr>
-              <w:t>get_os_</w:t>
-            </w:r>
-            <w:proofErr w:type="gramStart"/>
-            <w:r>
-              <w:rPr>
-                <w:sz w:val="24"/>
-                <w:szCs w:val="24"/>
-              </w:rPr>
-              <w:t>version</w:t>
-            </w:r>
-            <w:proofErr w:type="spellEnd"/>
-            <w:r>
-              <w:rPr>
-                <w:sz w:val="24"/>
-                <w:szCs w:val="24"/>
-              </w:rPr>
-              <w:t>(</w:t>
-            </w:r>
-            <w:proofErr w:type="gramEnd"/>
-            <w:r>
-              <w:rPr>
-                <w:sz w:val="24"/>
-                <w:szCs w:val="24"/>
-              </w:rPr>
-              <w:t>)</w:t>
+            <w:r>
+              <w:rPr>
+                <w:sz w:val="24"/>
+                <w:szCs w:val="24"/>
+              </w:rPr>
+              <w:t>get_os_version()</w:t>
             </w:r>
           </w:p>
         </w:tc>
@@ -5671,12 +4136,6 @@
         </w:tc>
       </w:tr>
       <w:tr>
-        <w:tblPrEx>
-          <w:tblCellMar>
-            <w:top w:w="0" w:type="dxa"/>
-            <w:bottom w:w="0" w:type="dxa"/>
-          </w:tblCellMar>
-        </w:tblPrEx>
         <w:tc>
           <w:tcPr>
             <w:tcW w:w="3400" w:type="dxa"/>
@@ -5697,37 +4156,12 @@
             <w:pPr>
               <w:spacing w:line="260" w:lineRule="auto"/>
             </w:pPr>
-            <w:proofErr w:type="spellStart"/>
-            <w:r>
-              <w:rPr>
-                <w:sz w:val="24"/>
-                <w:szCs w:val="24"/>
-              </w:rPr>
-              <w:t>get_memory_</w:t>
-            </w:r>
-            <w:proofErr w:type="gramStart"/>
-            <w:r>
-              <w:rPr>
-                <w:sz w:val="24"/>
-                <w:szCs w:val="24"/>
-              </w:rPr>
-              <w:t>info</w:t>
-            </w:r>
-            <w:proofErr w:type="spellEnd"/>
-            <w:r>
-              <w:rPr>
-                <w:sz w:val="24"/>
-                <w:szCs w:val="24"/>
-              </w:rPr>
-              <w:t>(</w:t>
-            </w:r>
-            <w:proofErr w:type="gramEnd"/>
-            <w:r>
-              <w:rPr>
-                <w:sz w:val="24"/>
-                <w:szCs w:val="24"/>
-              </w:rPr>
-              <w:t>)</w:t>
+            <w:r>
+              <w:rPr>
+                <w:sz w:val="24"/>
+                <w:szCs w:val="24"/>
+              </w:rPr>
+              <w:t>get_memory_info()</w:t>
             </w:r>
           </w:p>
         </w:tc>
@@ -5762,12 +4196,6 @@
         </w:tc>
       </w:tr>
       <w:tr>
-        <w:tblPrEx>
-          <w:tblCellMar>
-            <w:top w:w="0" w:type="dxa"/>
-            <w:bottom w:w="0" w:type="dxa"/>
-          </w:tblCellMar>
-        </w:tblPrEx>
         <w:tc>
           <w:tcPr>
             <w:tcW w:w="3400" w:type="dxa"/>
@@ -5788,37 +4216,12 @@
             <w:pPr>
               <w:spacing w:line="260" w:lineRule="auto"/>
             </w:pPr>
-            <w:proofErr w:type="spellStart"/>
-            <w:r>
-              <w:rPr>
-                <w:sz w:val="24"/>
-                <w:szCs w:val="24"/>
-              </w:rPr>
-              <w:t>get_time_</w:t>
-            </w:r>
-            <w:proofErr w:type="gramStart"/>
-            <w:r>
-              <w:rPr>
-                <w:sz w:val="24"/>
-                <w:szCs w:val="24"/>
-              </w:rPr>
-              <w:t>info</w:t>
-            </w:r>
-            <w:proofErr w:type="spellEnd"/>
-            <w:r>
-              <w:rPr>
-                <w:sz w:val="24"/>
-                <w:szCs w:val="24"/>
-              </w:rPr>
-              <w:t>(</w:t>
-            </w:r>
-            <w:proofErr w:type="gramEnd"/>
-            <w:r>
-              <w:rPr>
-                <w:sz w:val="24"/>
-                <w:szCs w:val="24"/>
-              </w:rPr>
-              <w:t>)</w:t>
+            <w:r>
+              <w:rPr>
+                <w:sz w:val="24"/>
+                <w:szCs w:val="24"/>
+              </w:rPr>
+              <w:t>get_time_info()</w:t>
             </w:r>
           </w:p>
         </w:tc>
@@ -5853,12 +4256,6 @@
         </w:tc>
       </w:tr>
       <w:tr>
-        <w:tblPrEx>
-          <w:tblCellMar>
-            <w:top w:w="0" w:type="dxa"/>
-            <w:bottom w:w="0" w:type="dxa"/>
-          </w:tblCellMar>
-        </w:tblPrEx>
         <w:tc>
           <w:tcPr>
             <w:tcW w:w="3400" w:type="dxa"/>
@@ -5879,37 +4276,12 @@
             <w:pPr>
               <w:spacing w:line="260" w:lineRule="auto"/>
             </w:pPr>
-            <w:proofErr w:type="spellStart"/>
-            <w:r>
-              <w:rPr>
-                <w:sz w:val="24"/>
-                <w:szCs w:val="24"/>
-              </w:rPr>
-              <w:t>get_disks_</w:t>
-            </w:r>
-            <w:proofErr w:type="gramStart"/>
-            <w:r>
-              <w:rPr>
-                <w:sz w:val="24"/>
-                <w:szCs w:val="24"/>
-              </w:rPr>
-              <w:t>info</w:t>
-            </w:r>
-            <w:proofErr w:type="spellEnd"/>
-            <w:r>
-              <w:rPr>
-                <w:sz w:val="24"/>
-                <w:szCs w:val="24"/>
-              </w:rPr>
-              <w:t>(</w:t>
-            </w:r>
-            <w:proofErr w:type="gramEnd"/>
-            <w:r>
-              <w:rPr>
-                <w:sz w:val="24"/>
-                <w:szCs w:val="24"/>
-              </w:rPr>
-              <w:t>)</w:t>
+            <w:r>
+              <w:rPr>
+                <w:sz w:val="24"/>
+                <w:szCs w:val="24"/>
+              </w:rPr>
+              <w:t>get_disks_info()</w:t>
             </w:r>
           </w:p>
         </w:tc>
@@ -5944,12 +4316,6 @@
         </w:tc>
       </w:tr>
       <w:tr>
-        <w:tblPrEx>
-          <w:tblCellMar>
-            <w:top w:w="0" w:type="dxa"/>
-            <w:bottom w:w="0" w:type="dxa"/>
-          </w:tblCellMar>
-        </w:tblPrEx>
         <w:tc>
           <w:tcPr>
             <w:tcW w:w="3400" w:type="dxa"/>
@@ -5970,37 +4336,12 @@
             <w:pPr>
               <w:spacing w:line="260" w:lineRule="auto"/>
             </w:pPr>
-            <w:proofErr w:type="spellStart"/>
-            <w:r>
-              <w:rPr>
-                <w:sz w:val="24"/>
-                <w:szCs w:val="24"/>
-              </w:rPr>
-              <w:t>get_disk_space_</w:t>
-            </w:r>
-            <w:proofErr w:type="gramStart"/>
-            <w:r>
-              <w:rPr>
-                <w:sz w:val="24"/>
-                <w:szCs w:val="24"/>
-              </w:rPr>
-              <w:t>info</w:t>
-            </w:r>
-            <w:proofErr w:type="spellEnd"/>
-            <w:r>
-              <w:rPr>
-                <w:sz w:val="24"/>
-                <w:szCs w:val="24"/>
-              </w:rPr>
-              <w:t>(</w:t>
-            </w:r>
-            <w:proofErr w:type="gramEnd"/>
-            <w:r>
-              <w:rPr>
-                <w:sz w:val="24"/>
-                <w:szCs w:val="24"/>
-              </w:rPr>
-              <w:t>)</w:t>
+            <w:r>
+              <w:rPr>
+                <w:sz w:val="24"/>
+                <w:szCs w:val="24"/>
+              </w:rPr>
+              <w:t>get_disk_space_info()</w:t>
             </w:r>
           </w:p>
         </w:tc>
@@ -6035,12 +4376,6 @@
         </w:tc>
       </w:tr>
       <w:tr>
-        <w:tblPrEx>
-          <w:tblCellMar>
-            <w:top w:w="0" w:type="dxa"/>
-            <w:bottom w:w="0" w:type="dxa"/>
-          </w:tblCellMar>
-        </w:tblPrEx>
         <w:tc>
           <w:tcPr>
             <w:tcW w:w="3400" w:type="dxa"/>
@@ -6064,41 +4399,13 @@
                 <w:lang w:val="en-US"/>
               </w:rPr>
             </w:pPr>
-            <w:proofErr w:type="spellStart"/>
             <w:r>
               <w:rPr>
                 <w:sz w:val="24"/>
                 <w:szCs w:val="24"/>
                 <w:lang w:val="en-US"/>
               </w:rPr>
-              <w:t>get_owner_</w:t>
-            </w:r>
-            <w:proofErr w:type="gramStart"/>
-            <w:r>
-              <w:rPr>
-                <w:sz w:val="24"/>
-                <w:szCs w:val="24"/>
-                <w:lang w:val="en-US"/>
-              </w:rPr>
-              <w:t>info</w:t>
-            </w:r>
-            <w:proofErr w:type="spellEnd"/>
-            <w:r>
-              <w:rPr>
-                <w:sz w:val="24"/>
-                <w:szCs w:val="24"/>
-                <w:lang w:val="en-US"/>
-              </w:rPr>
-              <w:t>(</w:t>
-            </w:r>
-            <w:proofErr w:type="gramEnd"/>
-            <w:r>
-              <w:rPr>
-                <w:sz w:val="24"/>
-                <w:szCs w:val="24"/>
-                <w:lang w:val="en-US"/>
-              </w:rPr>
-              <w:t>path, type, …)</w:t>
+              <w:t>get_owner_info(path, type, …)</w:t>
             </w:r>
           </w:p>
         </w:tc>
@@ -6133,12 +4440,6 @@
         </w:tc>
       </w:tr>
       <w:tr>
-        <w:tblPrEx>
-          <w:tblCellMar>
-            <w:top w:w="0" w:type="dxa"/>
-            <w:bottom w:w="0" w:type="dxa"/>
-          </w:tblCellMar>
-        </w:tblPrEx>
         <w:tc>
           <w:tcPr>
             <w:tcW w:w="3400" w:type="dxa"/>
@@ -6162,41 +4463,13 @@
                 <w:lang w:val="en-US"/>
               </w:rPr>
             </w:pPr>
-            <w:proofErr w:type="spellStart"/>
             <w:r>
               <w:rPr>
                 <w:sz w:val="24"/>
                 <w:szCs w:val="24"/>
                 <w:lang w:val="en-US"/>
               </w:rPr>
-              <w:t>get_permissions_</w:t>
-            </w:r>
-            <w:proofErr w:type="gramStart"/>
-            <w:r>
-              <w:rPr>
-                <w:sz w:val="24"/>
-                <w:szCs w:val="24"/>
-                <w:lang w:val="en-US"/>
-              </w:rPr>
-              <w:t>info</w:t>
-            </w:r>
-            <w:proofErr w:type="spellEnd"/>
-            <w:r>
-              <w:rPr>
-                <w:sz w:val="24"/>
-                <w:szCs w:val="24"/>
-                <w:lang w:val="en-US"/>
-              </w:rPr>
-              <w:t>(</w:t>
-            </w:r>
-            <w:proofErr w:type="gramEnd"/>
-            <w:r>
-              <w:rPr>
-                <w:sz w:val="24"/>
-                <w:szCs w:val="24"/>
-                <w:lang w:val="en-US"/>
-              </w:rPr>
-              <w:t>path, type, …)</w:t>
+              <w:t>get_permissions_info(path, type, …)</w:t>
             </w:r>
           </w:p>
         </w:tc>
@@ -6231,12 +4504,6 @@
         </w:tc>
       </w:tr>
       <w:tr>
-        <w:tblPrEx>
-          <w:tblCellMar>
-            <w:top w:w="0" w:type="dxa"/>
-            <w:bottom w:w="0" w:type="dxa"/>
-          </w:tblCellMar>
-        </w:tblPrEx>
         <w:tc>
           <w:tcPr>
             <w:tcW w:w="3400" w:type="dxa"/>
@@ -6257,37 +4524,12 @@
             <w:pPr>
               <w:spacing w:line="260" w:lineRule="auto"/>
             </w:pPr>
-            <w:proofErr w:type="spellStart"/>
-            <w:r>
-              <w:rPr>
-                <w:sz w:val="24"/>
-                <w:szCs w:val="24"/>
-              </w:rPr>
-              <w:t>acquire_crypto_</w:t>
-            </w:r>
-            <w:proofErr w:type="gramStart"/>
-            <w:r>
-              <w:rPr>
-                <w:sz w:val="24"/>
-                <w:szCs w:val="24"/>
-              </w:rPr>
-              <w:t>context</w:t>
-            </w:r>
-            <w:proofErr w:type="spellEnd"/>
-            <w:r>
-              <w:rPr>
-                <w:sz w:val="24"/>
-                <w:szCs w:val="24"/>
-              </w:rPr>
-              <w:t>(</w:t>
-            </w:r>
-            <w:proofErr w:type="gramEnd"/>
-            <w:r>
-              <w:rPr>
-                <w:sz w:val="24"/>
-                <w:szCs w:val="24"/>
-              </w:rPr>
-              <w:t>)</w:t>
+            <w:r>
+              <w:rPr>
+                <w:sz w:val="24"/>
+                <w:szCs w:val="24"/>
+              </w:rPr>
+              <w:t>acquire_crypto_context()</w:t>
             </w:r>
           </w:p>
         </w:tc>
@@ -6316,34 +4558,12 @@
                 <w:sz w:val="24"/>
                 <w:szCs w:val="24"/>
               </w:rPr>
-              <w:t xml:space="preserve">Подключение к </w:t>
-            </w:r>
-            <w:proofErr w:type="spellStart"/>
-            <w:r>
-              <w:rPr>
-                <w:sz w:val="24"/>
-                <w:szCs w:val="24"/>
-              </w:rPr>
-              <w:t>криптопровайдеру</w:t>
-            </w:r>
-            <w:proofErr w:type="spellEnd"/>
-            <w:r>
-              <w:rPr>
-                <w:sz w:val="24"/>
-                <w:szCs w:val="24"/>
-              </w:rPr>
-              <w:t xml:space="preserve"> Microsoft Enhanced RSA</w:t>
+              <w:t>Подключение к криптопровайдеру Microsoft Enhanced RSA</w:t>
             </w:r>
           </w:p>
         </w:tc>
       </w:tr>
       <w:tr>
-        <w:tblPrEx>
-          <w:tblCellMar>
-            <w:top w:w="0" w:type="dxa"/>
-            <w:bottom w:w="0" w:type="dxa"/>
-          </w:tblCellMar>
-        </w:tblPrEx>
         <w:tc>
           <w:tcPr>
             <w:tcW w:w="3400" w:type="dxa"/>
@@ -6364,37 +4584,12 @@
             <w:pPr>
               <w:spacing w:line="260" w:lineRule="auto"/>
             </w:pPr>
-            <w:proofErr w:type="spellStart"/>
-            <w:r>
-              <w:rPr>
-                <w:sz w:val="24"/>
-                <w:szCs w:val="24"/>
-              </w:rPr>
-              <w:t>import_public_</w:t>
-            </w:r>
-            <w:proofErr w:type="gramStart"/>
-            <w:r>
-              <w:rPr>
-                <w:sz w:val="24"/>
-                <w:szCs w:val="24"/>
-              </w:rPr>
-              <w:t>key</w:t>
-            </w:r>
-            <w:proofErr w:type="spellEnd"/>
-            <w:r>
-              <w:rPr>
-                <w:sz w:val="24"/>
-                <w:szCs w:val="24"/>
-              </w:rPr>
-              <w:t>(</w:t>
-            </w:r>
-            <w:proofErr w:type="gramEnd"/>
-            <w:r>
-              <w:rPr>
-                <w:sz w:val="24"/>
-                <w:szCs w:val="24"/>
-              </w:rPr>
-              <w:t>)</w:t>
+            <w:r>
+              <w:rPr>
+                <w:sz w:val="24"/>
+                <w:szCs w:val="24"/>
+              </w:rPr>
+              <w:t>import_public_key()</w:t>
             </w:r>
           </w:p>
         </w:tc>
@@ -6429,12 +4624,6 @@
         </w:tc>
       </w:tr>
       <w:tr>
-        <w:tblPrEx>
-          <w:tblCellMar>
-            <w:top w:w="0" w:type="dxa"/>
-            <w:bottom w:w="0" w:type="dxa"/>
-          </w:tblCellMar>
-        </w:tblPrEx>
         <w:tc>
           <w:tcPr>
             <w:tcW w:w="3400" w:type="dxa"/>
@@ -6455,37 +4644,12 @@
             <w:pPr>
               <w:spacing w:line="260" w:lineRule="auto"/>
             </w:pPr>
-            <w:proofErr w:type="spellStart"/>
-            <w:r>
-              <w:rPr>
-                <w:sz w:val="24"/>
-                <w:szCs w:val="24"/>
-              </w:rPr>
-              <w:t>generate_session_</w:t>
-            </w:r>
-            <w:proofErr w:type="gramStart"/>
-            <w:r>
-              <w:rPr>
-                <w:sz w:val="24"/>
-                <w:szCs w:val="24"/>
-              </w:rPr>
-              <w:t>key</w:t>
-            </w:r>
-            <w:proofErr w:type="spellEnd"/>
-            <w:r>
-              <w:rPr>
-                <w:sz w:val="24"/>
-                <w:szCs w:val="24"/>
-              </w:rPr>
-              <w:t>(</w:t>
-            </w:r>
-            <w:proofErr w:type="gramEnd"/>
-            <w:r>
-              <w:rPr>
-                <w:sz w:val="24"/>
-                <w:szCs w:val="24"/>
-              </w:rPr>
-              <w:t>)</w:t>
+            <w:r>
+              <w:rPr>
+                <w:sz w:val="24"/>
+                <w:szCs w:val="24"/>
+              </w:rPr>
+              <w:t>generate_session_key()</w:t>
             </w:r>
           </w:p>
         </w:tc>
@@ -6520,12 +4684,6 @@
         </w:tc>
       </w:tr>
       <w:tr>
-        <w:tblPrEx>
-          <w:tblCellMar>
-            <w:top w:w="0" w:type="dxa"/>
-            <w:bottom w:w="0" w:type="dxa"/>
-          </w:tblCellMar>
-        </w:tblPrEx>
         <w:tc>
           <w:tcPr>
             <w:tcW w:w="3400" w:type="dxa"/>
@@ -6546,37 +4704,12 @@
             <w:pPr>
               <w:spacing w:line="260" w:lineRule="auto"/>
             </w:pPr>
-            <w:proofErr w:type="spellStart"/>
-            <w:r>
-              <w:rPr>
-                <w:sz w:val="24"/>
-                <w:szCs w:val="24"/>
-              </w:rPr>
-              <w:t>export_session_</w:t>
-            </w:r>
-            <w:proofErr w:type="gramStart"/>
-            <w:r>
-              <w:rPr>
-                <w:sz w:val="24"/>
-                <w:szCs w:val="24"/>
-              </w:rPr>
-              <w:t>key</w:t>
-            </w:r>
-            <w:proofErr w:type="spellEnd"/>
-            <w:r>
-              <w:rPr>
-                <w:sz w:val="24"/>
-                <w:szCs w:val="24"/>
-              </w:rPr>
-              <w:t>(</w:t>
-            </w:r>
-            <w:proofErr w:type="gramEnd"/>
-            <w:r>
-              <w:rPr>
-                <w:sz w:val="24"/>
-                <w:szCs w:val="24"/>
-              </w:rPr>
-              <w:t>)</w:t>
+            <w:r>
+              <w:rPr>
+                <w:sz w:val="24"/>
+                <w:szCs w:val="24"/>
+              </w:rPr>
+              <w:t>export_session_key()</w:t>
             </w:r>
           </w:p>
         </w:tc>
@@ -6611,12 +4744,6 @@
         </w:tc>
       </w:tr>
       <w:tr>
-        <w:tblPrEx>
-          <w:tblCellMar>
-            <w:top w:w="0" w:type="dxa"/>
-            <w:bottom w:w="0" w:type="dxa"/>
-          </w:tblCellMar>
-        </w:tblPrEx>
         <w:tc>
           <w:tcPr>
             <w:tcW w:w="3400" w:type="dxa"/>
@@ -6637,53 +4764,12 @@
             <w:pPr>
               <w:spacing w:line="260" w:lineRule="auto"/>
             </w:pPr>
-            <w:proofErr w:type="spellStart"/>
-            <w:r>
-              <w:rPr>
-                <w:sz w:val="24"/>
-                <w:szCs w:val="24"/>
-              </w:rPr>
-              <w:t>encrypt_</w:t>
-            </w:r>
-            <w:proofErr w:type="gramStart"/>
-            <w:r>
-              <w:rPr>
-                <w:sz w:val="24"/>
-                <w:szCs w:val="24"/>
-              </w:rPr>
-              <w:t>message</w:t>
-            </w:r>
-            <w:proofErr w:type="spellEnd"/>
-            <w:r>
-              <w:rPr>
-                <w:sz w:val="24"/>
-                <w:szCs w:val="24"/>
-              </w:rPr>
-              <w:t>(</w:t>
-            </w:r>
-            <w:proofErr w:type="gramEnd"/>
-            <w:r>
-              <w:rPr>
-                <w:sz w:val="24"/>
-                <w:szCs w:val="24"/>
-              </w:rPr>
-              <w:t xml:space="preserve">) / </w:t>
-            </w:r>
-            <w:proofErr w:type="spellStart"/>
-            <w:r>
-              <w:rPr>
-                <w:sz w:val="24"/>
-                <w:szCs w:val="24"/>
-              </w:rPr>
-              <w:t>decrypt_message</w:t>
-            </w:r>
-            <w:proofErr w:type="spellEnd"/>
-            <w:r>
-              <w:rPr>
-                <w:sz w:val="24"/>
-                <w:szCs w:val="24"/>
-              </w:rPr>
-              <w:t>()</w:t>
+            <w:r>
+              <w:rPr>
+                <w:sz w:val="24"/>
+                <w:szCs w:val="24"/>
+              </w:rPr>
+              <w:t>encrypt_message() / decrypt_message()</w:t>
             </w:r>
           </w:p>
         </w:tc>
@@ -6753,7 +4839,6 @@
       <w:r>
         <w:t xml:space="preserve"> Функция </w:t>
       </w:r>
-      <w:proofErr w:type="spellStart"/>
       <w:r>
         <w:rPr>
           <w:rFonts w:ascii="Courier New" w:eastAsia="Courier New" w:hAnsi="Courier New" w:cs="Courier New"/>
@@ -6762,7 +4847,6 @@
         </w:rPr>
         <w:t>GetVersionExA</w:t>
       </w:r>
-      <w:proofErr w:type="spellEnd"/>
       <w:r>
         <w:t xml:space="preserve"> заполняет структуру </w:t>
       </w:r>
@@ -6777,7 +4861,6 @@
       <w:r>
         <w:t xml:space="preserve"> (перед вызовом обязательно задаётся поле </w:t>
       </w:r>
-      <w:proofErr w:type="spellStart"/>
       <w:r>
         <w:rPr>
           <w:rFonts w:ascii="Courier New" w:eastAsia="Courier New" w:hAnsi="Courier New" w:cs="Courier New"/>
@@ -6787,11 +4870,9 @@
         <w:lastRenderedPageBreak/>
         <w:t>dwOSVersionInfoSize</w:t>
       </w:r>
-      <w:proofErr w:type="spellEnd"/>
       <w:r>
         <w:t xml:space="preserve">). По полям </w:t>
       </w:r>
-      <w:proofErr w:type="spellStart"/>
       <w:r>
         <w:rPr>
           <w:rFonts w:ascii="Courier New" w:eastAsia="Courier New" w:hAnsi="Courier New" w:cs="Courier New"/>
@@ -6800,11 +4881,9 @@
         </w:rPr>
         <w:t>dwMajorVersion</w:t>
       </w:r>
-      <w:proofErr w:type="spellEnd"/>
       <w:r>
         <w:t xml:space="preserve"> и </w:t>
       </w:r>
-      <w:proofErr w:type="spellStart"/>
       <w:r>
         <w:rPr>
           <w:rFonts w:ascii="Courier New" w:eastAsia="Courier New" w:hAnsi="Courier New" w:cs="Courier New"/>
@@ -6813,27 +4892,9 @@
         </w:rPr>
         <w:t>dwMinorVersion</w:t>
       </w:r>
-      <w:proofErr w:type="spellEnd"/>
-      <w:r>
-        <w:t xml:space="preserve"> определяется название ОС: 5.1 — Windows XP, 6.1 — Windows 7, 6.2 — Windows 8, 6.3 — Windows 8.1, 10.0 — Windows 10/11. Функция считается устаревшей: начиная с Windows 8.1 для приложения без манифеста совместимости она возвращает версию 6.2, поэтому в этом случае выводится «Windows 8 (</w:t>
-      </w:r>
-      <w:proofErr w:type="spellStart"/>
-      <w:r>
-        <w:t>or</w:t>
-      </w:r>
-      <w:proofErr w:type="spellEnd"/>
-      <w:r>
-        <w:t xml:space="preserve"> </w:t>
-      </w:r>
-      <w:proofErr w:type="spellStart"/>
-      <w:r>
-        <w:t>newer</w:t>
-      </w:r>
-      <w:proofErr w:type="spellEnd"/>
-      <w:r>
-        <w:t xml:space="preserve">)». Точную версию можно получить функцией </w:t>
-      </w:r>
-      <w:proofErr w:type="spellStart"/>
+      <w:r>
+        <w:t xml:space="preserve"> определяется название ОС: 5.1 — Windows XP, 6.1 — Windows 7, 6.2 — Windows 8, 6.3 — Windows 8.1, 10.0 — Windows 10/11. Функция считается устаревшей: начиная с Windows 8.1 для приложения без манифеста совместимости она возвращает версию 6.2, поэтому в этом случае выводится «Windows 8 (or newer)». Точную версию можно получить функцией </w:t>
+      </w:r>
       <w:r>
         <w:rPr>
           <w:rFonts w:ascii="Courier New" w:eastAsia="Courier New" w:hAnsi="Courier New" w:cs="Courier New"/>
@@ -6842,11 +4903,9 @@
         </w:rPr>
         <w:t>RtlGetVersion</w:t>
       </w:r>
-      <w:proofErr w:type="spellEnd"/>
       <w:r>
         <w:t xml:space="preserve">. Разрядность определяется функцией </w:t>
       </w:r>
-      <w:proofErr w:type="spellStart"/>
       <w:r>
         <w:rPr>
           <w:rFonts w:ascii="Courier New" w:eastAsia="Courier New" w:hAnsi="Courier New" w:cs="Courier New"/>
@@ -6855,7 +4914,6 @@
         </w:rPr>
         <w:t>GetNativeSystemInfo</w:t>
       </w:r>
-      <w:proofErr w:type="spellEnd"/>
       <w:r>
         <w:t>, которая возвращает реальную архитектуру системы даже для 32-битного процесса.</w:t>
       </w:r>
@@ -6876,7 +4934,6 @@
       <w:r>
         <w:t xml:space="preserve"> Используется </w:t>
       </w:r>
-      <w:proofErr w:type="spellStart"/>
       <w:r>
         <w:rPr>
           <w:rFonts w:ascii="Courier New" w:eastAsia="Courier New" w:hAnsi="Courier New" w:cs="Courier New"/>
@@ -6885,7 +4942,6 @@
         </w:rPr>
         <w:t>GlobalMemoryStatusEx</w:t>
       </w:r>
-      <w:proofErr w:type="spellEnd"/>
       <w:r>
         <w:t xml:space="preserve"> со структурой </w:t>
       </w:r>
@@ -6900,7 +4956,6 @@
       <w:r>
         <w:t xml:space="preserve"> (поле </w:t>
       </w:r>
-      <w:proofErr w:type="spellStart"/>
       <w:r>
         <w:rPr>
           <w:rFonts w:ascii="Courier New" w:eastAsia="Courier New" w:hAnsi="Courier New" w:cs="Courier New"/>
@@ -6909,11 +4964,9 @@
         </w:rPr>
         <w:t>dwLength</w:t>
       </w:r>
-      <w:proofErr w:type="spellEnd"/>
       <w:r>
         <w:t xml:space="preserve"> заполняется перед вызовом). В отличие от </w:t>
       </w:r>
-      <w:proofErr w:type="spellStart"/>
       <w:r>
         <w:rPr>
           <w:rFonts w:ascii="Courier New" w:eastAsia="Courier New" w:hAnsi="Courier New" w:cs="Courier New"/>
@@ -6922,7 +4975,6 @@
         </w:rPr>
         <w:t>GlobalMemoryStatus</w:t>
       </w:r>
-      <w:proofErr w:type="spellEnd"/>
       <w:r>
         <w:t>, она использует 64-битные поля и корректно работает с объёмом памяти более 4 ГБ. Выводятся процент загрузки, общий и свободный объём физической памяти в мегабайтах.</w:t>
       </w:r>
@@ -6943,7 +4995,6 @@
       <w:r>
         <w:t xml:space="preserve"> Текущее локальное время получается функцией </w:t>
       </w:r>
-      <w:proofErr w:type="spellStart"/>
       <w:r>
         <w:rPr>
           <w:rFonts w:ascii="Courier New" w:eastAsia="Courier New" w:hAnsi="Courier New" w:cs="Courier New"/>
@@ -6952,11 +5003,9 @@
         </w:rPr>
         <w:t>GetLocalTime</w:t>
       </w:r>
-      <w:proofErr w:type="spellEnd"/>
       <w:r>
         <w:t xml:space="preserve"> (</w:t>
       </w:r>
-      <w:proofErr w:type="spellStart"/>
       <w:r>
         <w:rPr>
           <w:rFonts w:ascii="Courier New" w:eastAsia="Courier New" w:hAnsi="Courier New" w:cs="Courier New"/>
@@ -6965,7 +5014,6 @@
         </w:rPr>
         <w:t>GetSystemTime</w:t>
       </w:r>
-      <w:proofErr w:type="spellEnd"/>
       <w:r>
         <w:t xml:space="preserve"> возвращает UTC). Время работы ОС — функцией </w:t>
       </w:r>
@@ -6980,7 +5028,6 @@
       <w:r>
         <w:t xml:space="preserve">, возвращающей число миллисекунд с момента запуска; в отличие от </w:t>
       </w:r>
-      <w:proofErr w:type="spellStart"/>
       <w:r>
         <w:rPr>
           <w:rFonts w:ascii="Courier New" w:eastAsia="Courier New" w:hAnsi="Courier New" w:cs="Courier New"/>
@@ -6989,7 +5036,6 @@
         </w:rPr>
         <w:t>GetTickCount</w:t>
       </w:r>
-      <w:proofErr w:type="spellEnd"/>
       <w:r>
         <w:t>, она не переполняется через 49,7 суток. Миллисекунды переводятся в дни, часы, минуты и секунды.</w:t>
       </w:r>
@@ -7010,7 +5056,6 @@
       <w:r>
         <w:t xml:space="preserve"> Функция </w:t>
       </w:r>
-      <w:proofErr w:type="spellStart"/>
       <w:r>
         <w:rPr>
           <w:rFonts w:ascii="Courier New" w:eastAsia="Courier New" w:hAnsi="Courier New" w:cs="Courier New"/>
@@ -7019,7 +5064,6 @@
         </w:rPr>
         <w:t>GetLogicalDrives</w:t>
       </w:r>
-      <w:proofErr w:type="spellEnd"/>
       <w:r>
         <w:t xml:space="preserve"> возвращает битовую маску: бит 0 — диск A, бит 1 — B и т.д. Для каждого существующего диска формируется корневой путь вида </w:t>
       </w:r>
@@ -7034,7 +5078,6 @@
       <w:r>
         <w:t xml:space="preserve">, тип определяется функцией </w:t>
       </w:r>
-      <w:proofErr w:type="spellStart"/>
       <w:r>
         <w:rPr>
           <w:rFonts w:ascii="Courier New" w:eastAsia="Courier New" w:hAnsi="Courier New" w:cs="Courier New"/>
@@ -7043,7 +5086,6 @@
         </w:rPr>
         <w:t>GetDriveTypeA</w:t>
       </w:r>
-      <w:proofErr w:type="spellEnd"/>
       <w:r>
         <w:t xml:space="preserve"> (</w:t>
       </w:r>
@@ -7091,7 +5133,6 @@
       <w:r>
         <w:t xml:space="preserve"> — оптический), а файловая система — функцией </w:t>
       </w:r>
-      <w:proofErr w:type="spellStart"/>
       <w:r>
         <w:rPr>
           <w:rFonts w:ascii="Courier New" w:eastAsia="Courier New" w:hAnsi="Courier New" w:cs="Courier New"/>
@@ -7100,7 +5141,6 @@
         </w:rPr>
         <w:t>GetVolumeInformationA</w:t>
       </w:r>
-      <w:proofErr w:type="spellEnd"/>
       <w:r>
         <w:t>.</w:t>
       </w:r>
@@ -7132,7 +5172,6 @@
       <w:r>
         <w:t xml:space="preserve"> функция </w:t>
       </w:r>
-      <w:proofErr w:type="spellStart"/>
       <w:r>
         <w:rPr>
           <w:rFonts w:ascii="Courier New" w:eastAsia="Courier New" w:hAnsi="Courier New" w:cs="Courier New"/>
@@ -7141,7 +5180,6 @@
         </w:rPr>
         <w:t>GetDiskFreeSpaceExA</w:t>
       </w:r>
-      <w:proofErr w:type="spellEnd"/>
       <w:r>
         <w:t xml:space="preserve"> возвращает свободный и общий объём в 64-битных величинах </w:t>
       </w:r>
@@ -7189,15 +5227,7 @@
         <w:t>SID</w:t>
       </w:r>
       <w:r>
-        <w:t xml:space="preserve"> (Security </w:t>
-      </w:r>
-      <w:proofErr w:type="spellStart"/>
-      <w:r>
-        <w:t>Identifier</w:t>
-      </w:r>
-      <w:proofErr w:type="spellEnd"/>
-      <w:r>
-        <w:t xml:space="preserve">) — уникальным идентификатором вида </w:t>
+        <w:t xml:space="preserve"> (Security Identifier) — уникальным идентификатором вида </w:t>
       </w:r>
       <w:r>
         <w:rPr>
@@ -7230,7 +5260,6 @@
       <w:r>
         <w:t xml:space="preserve">Дескриптор безопасности запрашивается функцией </w:t>
       </w:r>
-      <w:proofErr w:type="spellStart"/>
       <w:r>
         <w:rPr>
           <w:rFonts w:ascii="Courier New" w:eastAsia="Courier New" w:hAnsi="Courier New" w:cs="Courier New"/>
@@ -7239,7 +5268,6 @@
         </w:rPr>
         <w:t>GetNamedSecurityInfoA</w:t>
       </w:r>
-      <w:proofErr w:type="spellEnd"/>
       <w:r>
         <w:t>. Её параметры: путь к объекту; тип объекта (</w:t>
       </w:r>
@@ -7287,7 +5315,6 @@
       <w:r>
         <w:t xml:space="preserve">); указатели, куда будут записаны SID владельца, SID группы, DACL и SACL; указатель на дескриптор безопасности, память под который выделяет функция. После использования дескриптор освобождается вызовом </w:t>
       </w:r>
-      <w:proofErr w:type="spellStart"/>
       <w:r>
         <w:rPr>
           <w:rFonts w:ascii="Courier New" w:eastAsia="Courier New" w:hAnsi="Courier New" w:cs="Courier New"/>
@@ -7296,7 +5323,6 @@
         </w:rPr>
         <w:t>LocalFree</w:t>
       </w:r>
-      <w:proofErr w:type="spellEnd"/>
       <w:r>
         <w:t>.</w:t>
       </w:r>
@@ -7317,7 +5343,6 @@
       <w:r>
         <w:t xml:space="preserve"> Полученный SID владельца переводится в имя учётной записи и домен функцией </w:t>
       </w:r>
-      <w:proofErr w:type="spellStart"/>
       <w:r>
         <w:rPr>
           <w:rFonts w:ascii="Courier New" w:eastAsia="Courier New" w:hAnsi="Courier New" w:cs="Courier New"/>
@@ -7326,7 +5351,6 @@
         </w:rPr>
         <w:t>LookupAccountSidA</w:t>
       </w:r>
-      <w:proofErr w:type="spellEnd"/>
       <w:r>
         <w:t xml:space="preserve">, а в текстовую строку </w:t>
       </w:r>
@@ -7341,7 +5365,6 @@
       <w:r>
         <w:t xml:space="preserve"> — функцией </w:t>
       </w:r>
-      <w:proofErr w:type="spellStart"/>
       <w:r>
         <w:rPr>
           <w:rFonts w:ascii="Courier New" w:eastAsia="Courier New" w:hAnsi="Courier New" w:cs="Courier New"/>
@@ -7350,11 +5373,9 @@
         </w:rPr>
         <w:t>ConvertSidToStringSidA</w:t>
       </w:r>
-      <w:proofErr w:type="spellEnd"/>
       <w:r>
         <w:t xml:space="preserve"> (строка также освобождается </w:t>
       </w:r>
-      <w:proofErr w:type="spellStart"/>
       <w:r>
         <w:rPr>
           <w:rFonts w:ascii="Courier New" w:eastAsia="Courier New" w:hAnsi="Courier New" w:cs="Courier New"/>
@@ -7363,7 +5384,6 @@
         </w:rPr>
         <w:t>LocalFree</w:t>
       </w:r>
-      <w:proofErr w:type="spellEnd"/>
       <w:r>
         <w:t>). Ответ содержит имя и SID владельца, как требует задание.</w:t>
       </w:r>
@@ -7454,15 +5474,7 @@
         <w:t>ACE</w:t>
       </w:r>
       <w:r>
-        <w:t xml:space="preserve"> (Access Control </w:t>
-      </w:r>
-      <w:proofErr w:type="spellStart"/>
-      <w:r>
-        <w:t>Entry</w:t>
-      </w:r>
-      <w:proofErr w:type="spellEnd"/>
-      <w:r>
-        <w:t xml:space="preserve">): «субъекту X разрешено (или запрещено) выполнять с объектом действия Y». Действия задаются </w:t>
+        <w:t xml:space="preserve"> (Access Control Entry): «субъекту X разрешено (или запрещено) выполнять с объектом действия Y». Действия задаются </w:t>
       </w:r>
       <w:r>
         <w:rPr>
@@ -7474,23 +5486,13 @@
       <w:r>
         <w:t xml:space="preserve"> — 32-битным числом, в котором каждый установленный бит означает конкретное право. Если DACL отсутствует (</w:t>
       </w:r>
-      <w:proofErr w:type="spellStart"/>
-      <w:r>
-        <w:rPr>
-          <w:rFonts w:ascii="Courier New" w:eastAsia="Courier New" w:hAnsi="Courier New" w:cs="Courier New"/>
-          <w:sz w:val="24"/>
-          <w:szCs w:val="24"/>
-        </w:rPr>
-        <w:t>pDacl</w:t>
-      </w:r>
-      <w:proofErr w:type="spellEnd"/>
-      <w:r>
-        <w:rPr>
-          <w:rFonts w:ascii="Courier New" w:eastAsia="Courier New" w:hAnsi="Courier New" w:cs="Courier New"/>
-          <w:sz w:val="24"/>
-          <w:szCs w:val="24"/>
-        </w:rPr>
-        <w:t xml:space="preserve"> == NULL</w:t>
+      <w:r>
+        <w:rPr>
+          <w:rFonts w:ascii="Courier New" w:eastAsia="Courier New" w:hAnsi="Courier New" w:cs="Courier New"/>
+          <w:sz w:val="24"/>
+          <w:szCs w:val="24"/>
+        </w:rPr>
+        <w:t>pDacl == NULL</w:t>
       </w:r>
       <w:r>
         <w:t>), доступ к объекту не ограничен.</w:t>
@@ -7505,7 +5507,6 @@
       <w:r>
         <w:t xml:space="preserve">Алгоритм функции </w:t>
       </w:r>
-      <w:proofErr w:type="spellStart"/>
       <w:r>
         <w:rPr>
           <w:rFonts w:ascii="Courier New" w:eastAsia="Courier New" w:hAnsi="Courier New" w:cs="Courier New"/>
@@ -7514,11 +5515,9 @@
         </w:rPr>
         <w:t>get_permissions_info</w:t>
       </w:r>
-      <w:proofErr w:type="spellEnd"/>
       <w:r>
         <w:t xml:space="preserve">: получить DACL через </w:t>
       </w:r>
-      <w:proofErr w:type="spellStart"/>
       <w:r>
         <w:rPr>
           <w:rFonts w:ascii="Courier New" w:eastAsia="Courier New" w:hAnsi="Courier New" w:cs="Courier New"/>
@@ -7527,11 +5526,9 @@
         </w:rPr>
         <w:t>GetNamedSecurityInfoA</w:t>
       </w:r>
-      <w:proofErr w:type="spellEnd"/>
       <w:r>
         <w:t xml:space="preserve">; узнать число ACE функцией </w:t>
       </w:r>
-      <w:proofErr w:type="spellStart"/>
       <w:r>
         <w:rPr>
           <w:rFonts w:ascii="Courier New" w:eastAsia="Courier New" w:hAnsi="Courier New" w:cs="Courier New"/>
@@ -7540,11 +5537,9 @@
         </w:rPr>
         <w:t>GetAclInformation</w:t>
       </w:r>
-      <w:proofErr w:type="spellEnd"/>
       <w:r>
         <w:t xml:space="preserve"> (класс </w:t>
       </w:r>
-      <w:proofErr w:type="spellStart"/>
       <w:r>
         <w:rPr>
           <w:rFonts w:ascii="Courier New" w:eastAsia="Courier New" w:hAnsi="Courier New" w:cs="Courier New"/>
@@ -7553,11 +5548,9 @@
         </w:rPr>
         <w:t>AclSizeInformation</w:t>
       </w:r>
-      <w:proofErr w:type="spellEnd"/>
       <w:r>
         <w:t xml:space="preserve">); для каждого ACE получить указатель функцией </w:t>
       </w:r>
-      <w:proofErr w:type="spellStart"/>
       <w:r>
         <w:rPr>
           <w:rFonts w:ascii="Courier New" w:eastAsia="Courier New" w:hAnsi="Courier New" w:cs="Courier New"/>
@@ -7566,11 +5559,9 @@
         </w:rPr>
         <w:t>GetAce</w:t>
       </w:r>
-      <w:proofErr w:type="spellEnd"/>
       <w:r>
         <w:t xml:space="preserve">; взять SID субъекта из поля </w:t>
       </w:r>
-      <w:proofErr w:type="spellStart"/>
       <w:r>
         <w:rPr>
           <w:rFonts w:ascii="Courier New" w:eastAsia="Courier New" w:hAnsi="Courier New" w:cs="Courier New"/>
@@ -7579,11 +5570,9 @@
         </w:rPr>
         <w:t>SidStart</w:t>
       </w:r>
-      <w:proofErr w:type="spellEnd"/>
       <w:r>
         <w:t xml:space="preserve"> и перевести его в имя через </w:t>
       </w:r>
-      <w:proofErr w:type="spellStart"/>
       <w:r>
         <w:rPr>
           <w:rFonts w:ascii="Courier New" w:eastAsia="Courier New" w:hAnsi="Courier New" w:cs="Courier New"/>
@@ -7593,11 +5582,9 @@
         <w:lastRenderedPageBreak/>
         <w:t>LookupAccountSidA</w:t>
       </w:r>
-      <w:proofErr w:type="spellEnd"/>
       <w:r>
         <w:t xml:space="preserve">; определить тип ACE по полю </w:t>
       </w:r>
-      <w:proofErr w:type="spellStart"/>
       <w:r>
         <w:rPr>
           <w:rFonts w:ascii="Courier New" w:eastAsia="Courier New" w:hAnsi="Courier New" w:cs="Courier New"/>
@@ -7606,7 +5593,6 @@
         </w:rPr>
         <w:t>Header.AceType</w:t>
       </w:r>
-      <w:proofErr w:type="spellEnd"/>
       <w:r>
         <w:t xml:space="preserve"> (</w:t>
       </w:r>
@@ -7754,23 +5740,7 @@
           <w:b/>
           <w:bCs/>
         </w:rPr>
-        <w:t>3.6. Шифрование передаваемых данных (</w:t>
-      </w:r>
-      <w:proofErr w:type="spellStart"/>
-      <w:r>
-        <w:rPr>
-          <w:b/>
-          <w:bCs/>
-        </w:rPr>
-        <w:t>CryptoAPI</w:t>
-      </w:r>
-      <w:proofErr w:type="spellEnd"/>
-      <w:r>
-        <w:rPr>
-          <w:b/>
-          <w:bCs/>
-        </w:rPr>
-        <w:t>)</w:t>
+        <w:t>3.6. Шифрование передаваемых данных (CryptoAPI)</w:t>
       </w:r>
     </w:p>
     <w:p>
@@ -7780,15 +5750,7 @@
         <w:jc w:val="both"/>
       </w:pPr>
       <w:r>
-        <w:t>Без шифрования сервер общается с клиентом открытым текстом. Злоумышленник, перехватывающий трафик в сети (</w:t>
-      </w:r>
-      <w:proofErr w:type="spellStart"/>
-      <w:r>
-        <w:t>сниффинг</w:t>
-      </w:r>
-      <w:proofErr w:type="spellEnd"/>
-      <w:r>
-        <w:t>, атака «человек посередине» на канальном уровне), увидел бы конфигурацию систем, состав дисков, пути к файлам и ключам реестра, имена учётных записей и их права. Это ценная информация для разведки перед атакой. Шифрование обеспечивает конфиденциальность: в перехваченных пакетах видны только случайные на вид байты.</w:t>
+        <w:t>Без шифрования сервер общается с клиентом открытым текстом. Злоумышленник, перехватывающий трафик в сети (сниффинг, атака «человек посередине» на канальном уровне), увидел бы конфигурацию систем, состав дисков, пути к файлам и ключам реестра, имена учётных записей и их права. Это ценная информация для разведки перед атакой. Шифрование обеспечивает конфиденциальность: в перехваченных пакетах видны только случайные на вид байты.</w:t>
       </w:r>
     </w:p>
     <w:p>
@@ -7808,15 +5770,7 @@
         <w:t>Симметричное</w:t>
       </w:r>
       <w:r>
-        <w:t xml:space="preserve"> использует один ключ для шифрования и расшифровки; оно быстрое и подходит для больших объёмов данных, но ключ нужно как-то передать собеседнику, </w:t>
-      </w:r>
-      <w:proofErr w:type="gramStart"/>
-      <w:r>
-        <w:t>и</w:t>
-      </w:r>
-      <w:proofErr w:type="gramEnd"/>
-      <w:r>
-        <w:t xml:space="preserve"> если его перехватят по дороге, шифрование теряет смысл. </w:t>
+        <w:t xml:space="preserve"> использует один ключ для шифрования и расшифровки; оно быстрое и подходит для больших объёмов данных, но ключ нужно как-то передать собеседнику, и если его перехватят по дороге, шифрование теряет смысл. </w:t>
       </w:r>
       <w:r>
         <w:rPr>
@@ -8013,7 +5967,6 @@
         <w:ind w:firstLine="709"/>
         <w:jc w:val="both"/>
       </w:pPr>
-      <w:proofErr w:type="spellStart"/>
       <w:r>
         <w:rPr>
           <w:b/>
@@ -8021,25 +5974,15 @@
         </w:rPr>
         <w:t>CryptoAPI</w:t>
       </w:r>
-      <w:proofErr w:type="spellEnd"/>
       <w:r>
         <w:t xml:space="preserve"> — набор функций Windows для криптографии. Сами операции выполняет </w:t>
       </w:r>
-      <w:proofErr w:type="spellStart"/>
       <w:r>
         <w:rPr>
           <w:b/>
           <w:bCs/>
         </w:rPr>
-        <w:t>криптопровайдер</w:t>
-      </w:r>
-      <w:proofErr w:type="spellEnd"/>
-      <w:r>
-        <w:rPr>
-          <w:b/>
-          <w:bCs/>
-        </w:rPr>
-        <w:t xml:space="preserve"> (CSP)</w:t>
+        <w:t>криптопровайдер (CSP)</w:t>
       </w:r>
       <w:r>
         <w:t xml:space="preserve"> — системный модуль в виде DLL с цифровой подписью, что не позволяет подменить реализацию алгоритма. Ключи хранятся в контейнере ключей провайдера, а программа работает только с их дескрипторами.</w:t>
@@ -8061,92 +6004,20 @@
       <w:r>
         <w:t xml:space="preserve"> </w:t>
       </w:r>
-      <w:proofErr w:type="spellStart"/>
-      <w:proofErr w:type="gramStart"/>
-      <w:r>
-        <w:rPr>
-          <w:rFonts w:ascii="Courier New" w:eastAsia="Courier New" w:hAnsi="Courier New" w:cs="Courier New"/>
-          <w:sz w:val="24"/>
-          <w:szCs w:val="24"/>
-        </w:rPr>
-        <w:t>CryptAcquireContextA</w:t>
-      </w:r>
-      <w:proofErr w:type="spellEnd"/>
-      <w:r>
-        <w:rPr>
-          <w:rFonts w:ascii="Courier New" w:eastAsia="Courier New" w:hAnsi="Courier New" w:cs="Courier New"/>
-          <w:sz w:val="24"/>
-          <w:szCs w:val="24"/>
-        </w:rPr>
-        <w:t>(</w:t>
-      </w:r>
-      <w:proofErr w:type="gramEnd"/>
-      <w:r>
-        <w:rPr>
-          <w:rFonts w:ascii="Courier New" w:eastAsia="Courier New" w:hAnsi="Courier New" w:cs="Courier New"/>
-          <w:sz w:val="24"/>
-          <w:szCs w:val="24"/>
-        </w:rPr>
-        <w:t>&amp;</w:t>
-      </w:r>
-      <w:proofErr w:type="spellStart"/>
-      <w:r>
-        <w:rPr>
-          <w:rFonts w:ascii="Courier New" w:eastAsia="Courier New" w:hAnsi="Courier New" w:cs="Courier New"/>
-          <w:sz w:val="24"/>
-          <w:szCs w:val="24"/>
-        </w:rPr>
-        <w:t>hProv</w:t>
-      </w:r>
-      <w:proofErr w:type="spellEnd"/>
-      <w:r>
-        <w:rPr>
-          <w:rFonts w:ascii="Courier New" w:eastAsia="Courier New" w:hAnsi="Courier New" w:cs="Courier New"/>
-          <w:sz w:val="24"/>
-          <w:szCs w:val="24"/>
-        </w:rPr>
-        <w:t xml:space="preserve">, NULL, MS_ENHANCED_PROV_A, PROV_RSA_FULL, </w:t>
-      </w:r>
-      <w:proofErr w:type="spellStart"/>
-      <w:r>
-        <w:rPr>
-          <w:rFonts w:ascii="Courier New" w:eastAsia="Courier New" w:hAnsi="Courier New" w:cs="Courier New"/>
-          <w:sz w:val="24"/>
-          <w:szCs w:val="24"/>
-        </w:rPr>
-        <w:t>flags</w:t>
-      </w:r>
-      <w:proofErr w:type="spellEnd"/>
-      <w:r>
-        <w:rPr>
-          <w:rFonts w:ascii="Courier New" w:eastAsia="Courier New" w:hAnsi="Courier New" w:cs="Courier New"/>
-          <w:sz w:val="24"/>
-          <w:szCs w:val="24"/>
-        </w:rPr>
-        <w:t>)</w:t>
+      <w:r>
+        <w:rPr>
+          <w:rFonts w:ascii="Courier New" w:eastAsia="Courier New" w:hAnsi="Courier New" w:cs="Courier New"/>
+          <w:sz w:val="24"/>
+          <w:szCs w:val="24"/>
+        </w:rPr>
+        <w:t>CryptAcquireContextA(&amp;hProv, NULL, MS_ENHANCED_PROV_A, PROV_RSA_FULL, flags)</w:t>
       </w:r>
       <w:r>
         <w:t xml:space="preserve">: указатель на дескриптор </w:t>
       </w:r>
       <w:r>
         <w:lastRenderedPageBreak/>
-        <w:t xml:space="preserve">провайдера, имя контейнера (NULL — контейнер по умолчанию), имя провайдера (Microsoft Enhanced </w:t>
-      </w:r>
-      <w:proofErr w:type="spellStart"/>
-      <w:r>
-        <w:t>Cryptographic</w:t>
-      </w:r>
-      <w:proofErr w:type="spellEnd"/>
-      <w:r>
-        <w:t xml:space="preserve"> </w:t>
-      </w:r>
-      <w:proofErr w:type="spellStart"/>
-      <w:r>
-        <w:t>Provider</w:t>
-      </w:r>
-      <w:proofErr w:type="spellEnd"/>
-      <w:r>
-        <w:t>), тип провайдера (RSA), флаги. Сначала выполняется попытка открыть существующий контейнер (флаг 0), а если его нет — создать новый (</w:t>
+        <w:t>провайдера, имя контейнера (NULL — контейнер по умолчанию), имя провайдера (Microsoft Enhanced Cryptographic Provider), тип провайдера (RSA), флаги. Сначала выполняется попытка открыть существующий контейнер (флаг 0), а если его нет — создать новый (</w:t>
       </w:r>
       <w:r>
         <w:rPr>
@@ -8176,61 +6047,13 @@
       <w:r>
         <w:t xml:space="preserve"> </w:t>
       </w:r>
-      <w:proofErr w:type="spellStart"/>
-      <w:proofErr w:type="gramStart"/>
-      <w:r>
-        <w:rPr>
-          <w:rFonts w:ascii="Courier New" w:eastAsia="Courier New" w:hAnsi="Courier New" w:cs="Courier New"/>
-          <w:sz w:val="24"/>
-          <w:szCs w:val="24"/>
-        </w:rPr>
-        <w:t>CryptGenKey</w:t>
-      </w:r>
-      <w:proofErr w:type="spellEnd"/>
-      <w:r>
-        <w:rPr>
-          <w:rFonts w:ascii="Courier New" w:eastAsia="Courier New" w:hAnsi="Courier New" w:cs="Courier New"/>
-          <w:sz w:val="24"/>
-          <w:szCs w:val="24"/>
-        </w:rPr>
-        <w:t>(</w:t>
-      </w:r>
-      <w:proofErr w:type="spellStart"/>
-      <w:proofErr w:type="gramEnd"/>
-      <w:r>
-        <w:rPr>
-          <w:rFonts w:ascii="Courier New" w:eastAsia="Courier New" w:hAnsi="Courier New" w:cs="Courier New"/>
-          <w:sz w:val="24"/>
-          <w:szCs w:val="24"/>
-        </w:rPr>
-        <w:t>hProv</w:t>
-      </w:r>
-      <w:proofErr w:type="spellEnd"/>
-      <w:r>
-        <w:rPr>
-          <w:rFonts w:ascii="Courier New" w:eastAsia="Courier New" w:hAnsi="Courier New" w:cs="Courier New"/>
-          <w:sz w:val="24"/>
-          <w:szCs w:val="24"/>
-        </w:rPr>
-        <w:t>, AT_KEYEXCHANGE, CRYPT_EXPORTABLE, &amp;</w:t>
-      </w:r>
-      <w:proofErr w:type="spellStart"/>
-      <w:r>
-        <w:rPr>
-          <w:rFonts w:ascii="Courier New" w:eastAsia="Courier New" w:hAnsi="Courier New" w:cs="Courier New"/>
-          <w:sz w:val="24"/>
-          <w:szCs w:val="24"/>
-        </w:rPr>
-        <w:t>hKey</w:t>
-      </w:r>
-      <w:proofErr w:type="spellEnd"/>
-      <w:r>
-        <w:rPr>
-          <w:rFonts w:ascii="Courier New" w:eastAsia="Courier New" w:hAnsi="Courier New" w:cs="Courier New"/>
-          <w:sz w:val="24"/>
-          <w:szCs w:val="24"/>
-        </w:rPr>
-        <w:t>)</w:t>
+      <w:r>
+        <w:rPr>
+          <w:rFonts w:ascii="Courier New" w:eastAsia="Courier New" w:hAnsi="Courier New" w:cs="Courier New"/>
+          <w:sz w:val="24"/>
+          <w:szCs w:val="24"/>
+        </w:rPr>
+        <w:t>CryptGenKey(hProv, AT_KEYEXCHANGE, CRYPT_EXPORTABLE, &amp;hKey)</w:t>
       </w:r>
       <w:r>
         <w:t xml:space="preserve">: алгоритм </w:t>
@@ -8282,159 +6105,15 @@
         <w:t>BLOB</w:t>
       </w:r>
       <w:r>
-        <w:t xml:space="preserve"> (</w:t>
-      </w:r>
-      <w:proofErr w:type="spellStart"/>
-      <w:r>
-        <w:t>Binary</w:t>
-      </w:r>
-      <w:proofErr w:type="spellEnd"/>
-      <w:r>
-        <w:t xml:space="preserve"> </w:t>
-      </w:r>
-      <w:proofErr w:type="spellStart"/>
-      <w:r>
-        <w:t>Large</w:t>
-      </w:r>
-      <w:proofErr w:type="spellEnd"/>
-      <w:r>
-        <w:t xml:space="preserve"> Object) — массива байт в стандартном формате </w:t>
-      </w:r>
-      <w:proofErr w:type="spellStart"/>
-      <w:r>
-        <w:t>CryptoAPI</w:t>
-      </w:r>
-      <w:proofErr w:type="spellEnd"/>
-      <w:r>
-        <w:t xml:space="preserve">. Функция </w:t>
-      </w:r>
-      <w:proofErr w:type="spellStart"/>
-      <w:proofErr w:type="gramStart"/>
-      <w:r>
-        <w:rPr>
-          <w:rFonts w:ascii="Courier New" w:eastAsia="Courier New" w:hAnsi="Courier New" w:cs="Courier New"/>
-          <w:sz w:val="24"/>
-          <w:szCs w:val="24"/>
-        </w:rPr>
-        <w:t>CryptExportKey</w:t>
-      </w:r>
-      <w:proofErr w:type="spellEnd"/>
-      <w:r>
-        <w:rPr>
-          <w:rFonts w:ascii="Courier New" w:eastAsia="Courier New" w:hAnsi="Courier New" w:cs="Courier New"/>
-          <w:sz w:val="24"/>
-          <w:szCs w:val="24"/>
-        </w:rPr>
-        <w:t>(</w:t>
-      </w:r>
-      <w:proofErr w:type="spellStart"/>
-      <w:proofErr w:type="gramEnd"/>
-      <w:r>
-        <w:rPr>
-          <w:rFonts w:ascii="Courier New" w:eastAsia="Courier New" w:hAnsi="Courier New" w:cs="Courier New"/>
-          <w:sz w:val="24"/>
-          <w:szCs w:val="24"/>
-        </w:rPr>
-        <w:t>hKey</w:t>
-      </w:r>
-      <w:proofErr w:type="spellEnd"/>
-      <w:r>
-        <w:rPr>
-          <w:rFonts w:ascii="Courier New" w:eastAsia="Courier New" w:hAnsi="Courier New" w:cs="Courier New"/>
-          <w:sz w:val="24"/>
-          <w:szCs w:val="24"/>
-        </w:rPr>
-        <w:t xml:space="preserve">, </w:t>
-      </w:r>
-      <w:proofErr w:type="spellStart"/>
-      <w:r>
-        <w:rPr>
-          <w:rFonts w:ascii="Courier New" w:eastAsia="Courier New" w:hAnsi="Courier New" w:cs="Courier New"/>
-          <w:sz w:val="24"/>
-          <w:szCs w:val="24"/>
-        </w:rPr>
-        <w:t>hExpKey</w:t>
-      </w:r>
-      <w:proofErr w:type="spellEnd"/>
-      <w:r>
-        <w:rPr>
-          <w:rFonts w:ascii="Courier New" w:eastAsia="Courier New" w:hAnsi="Courier New" w:cs="Courier New"/>
-          <w:sz w:val="24"/>
-          <w:szCs w:val="24"/>
-        </w:rPr>
-        <w:t xml:space="preserve">, </w:t>
-      </w:r>
-      <w:proofErr w:type="spellStart"/>
-      <w:r>
-        <w:rPr>
-          <w:rFonts w:ascii="Courier New" w:eastAsia="Courier New" w:hAnsi="Courier New" w:cs="Courier New"/>
-          <w:sz w:val="24"/>
-          <w:szCs w:val="24"/>
-        </w:rPr>
-        <w:t>dwBlobType</w:t>
-      </w:r>
-      <w:proofErr w:type="spellEnd"/>
-      <w:r>
-        <w:rPr>
-          <w:rFonts w:ascii="Courier New" w:eastAsia="Courier New" w:hAnsi="Courier New" w:cs="Courier New"/>
-          <w:sz w:val="24"/>
-          <w:szCs w:val="24"/>
-        </w:rPr>
-        <w:t xml:space="preserve">, </w:t>
-      </w:r>
-      <w:proofErr w:type="spellStart"/>
-      <w:r>
-        <w:rPr>
-          <w:rFonts w:ascii="Courier New" w:eastAsia="Courier New" w:hAnsi="Courier New" w:cs="Courier New"/>
-          <w:sz w:val="24"/>
-          <w:szCs w:val="24"/>
-        </w:rPr>
-        <w:t>dwFlags</w:t>
-      </w:r>
-      <w:proofErr w:type="spellEnd"/>
-      <w:r>
-        <w:rPr>
-          <w:rFonts w:ascii="Courier New" w:eastAsia="Courier New" w:hAnsi="Courier New" w:cs="Courier New"/>
-          <w:sz w:val="24"/>
-          <w:szCs w:val="24"/>
-        </w:rPr>
-        <w:t xml:space="preserve">, </w:t>
-      </w:r>
-      <w:proofErr w:type="spellStart"/>
-      <w:r>
-        <w:rPr>
-          <w:rFonts w:ascii="Courier New" w:eastAsia="Courier New" w:hAnsi="Courier New" w:cs="Courier New"/>
-          <w:sz w:val="24"/>
-          <w:szCs w:val="24"/>
-        </w:rPr>
-        <w:t>pbData</w:t>
-      </w:r>
-      <w:proofErr w:type="spellEnd"/>
-      <w:r>
-        <w:rPr>
-          <w:rFonts w:ascii="Courier New" w:eastAsia="Courier New" w:hAnsi="Courier New" w:cs="Courier New"/>
-          <w:sz w:val="24"/>
-          <w:szCs w:val="24"/>
-        </w:rPr>
-        <w:t>, &amp;</w:t>
-      </w:r>
-      <w:proofErr w:type="spellStart"/>
-      <w:r>
-        <w:rPr>
-          <w:rFonts w:ascii="Courier New" w:eastAsia="Courier New" w:hAnsi="Courier New" w:cs="Courier New"/>
-          <w:sz w:val="24"/>
-          <w:szCs w:val="24"/>
-        </w:rPr>
-        <w:t>len</w:t>
-      </w:r>
-      <w:proofErr w:type="spellEnd"/>
-      <w:r>
-        <w:rPr>
-          <w:rFonts w:ascii="Courier New" w:eastAsia="Courier New" w:hAnsi="Courier New" w:cs="Courier New"/>
-          <w:sz w:val="24"/>
-          <w:szCs w:val="24"/>
-        </w:rPr>
-        <w:t>)</w:t>
+        <w:t xml:space="preserve"> (Binary Large Object) — массива байт в стандартном формате CryptoAPI. Функция </w:t>
+      </w:r>
+      <w:r>
+        <w:rPr>
+          <w:rFonts w:ascii="Courier New" w:eastAsia="Courier New" w:hAnsi="Courier New" w:cs="Courier New"/>
+          <w:sz w:val="24"/>
+          <w:szCs w:val="24"/>
+        </w:rPr>
+        <w:t>CryptExportKey(hKey, hExpKey, dwBlobType, dwFlags, pbData, &amp;len)</w:t>
       </w:r>
       <w:r>
         <w:t xml:space="preserve"> принимает экспортируемый ключ, ключ для шифрования при экспорте (0 — для открытого ключа шифровать не нужно), тип BLOB (</w:t>
@@ -8478,7 +6157,6 @@
       <w:r>
         <w:t xml:space="preserve"> Функция </w:t>
       </w:r>
-      <w:proofErr w:type="spellStart"/>
       <w:r>
         <w:rPr>
           <w:rFonts w:ascii="Courier New" w:eastAsia="Courier New" w:hAnsi="Courier New" w:cs="Courier New"/>
@@ -8487,11 +6165,9 @@
         </w:rPr>
         <w:t>send_blob</w:t>
       </w:r>
-      <w:proofErr w:type="spellEnd"/>
       <w:r>
         <w:t xml:space="preserve"> отправляет 4 байта длины и сами данные. Функция </w:t>
       </w:r>
-      <w:proofErr w:type="spellStart"/>
       <w:r>
         <w:rPr>
           <w:rFonts w:ascii="Courier New" w:eastAsia="Courier New" w:hAnsi="Courier New" w:cs="Courier New"/>
@@ -8500,11 +6176,9 @@
         </w:rPr>
         <w:t>recv_blob</w:t>
       </w:r>
-      <w:proofErr w:type="spellEnd"/>
       <w:r>
         <w:t xml:space="preserve"> сначала через </w:t>
       </w:r>
-      <w:proofErr w:type="spellStart"/>
       <w:r>
         <w:rPr>
           <w:rFonts w:ascii="Courier New" w:eastAsia="Courier New" w:hAnsi="Courier New" w:cs="Courier New"/>
@@ -8513,11 +6187,9 @@
         </w:rPr>
         <w:t>recv_exact</w:t>
       </w:r>
-      <w:proofErr w:type="spellEnd"/>
       <w:r>
         <w:t xml:space="preserve"> читает ровно 4 байта длины, проверяет её допустимость, выделяет буфер и тем же циклом дочитывает данные. Цикл нужен потому, что </w:t>
       </w:r>
-      <w:proofErr w:type="spellStart"/>
       <w:r>
         <w:rPr>
           <w:rFonts w:ascii="Courier New" w:eastAsia="Courier New" w:hAnsi="Courier New" w:cs="Courier New"/>
@@ -8526,7 +6198,6 @@
         </w:rPr>
         <w:t>recv</w:t>
       </w:r>
-      <w:proofErr w:type="spellEnd"/>
       <w:r>
         <w:t xml:space="preserve"> может вернуть меньше байт, чем запрошено.</w:t>
       </w:r>
@@ -8547,97 +6218,13 @@
       <w:r>
         <w:t xml:space="preserve"> </w:t>
       </w:r>
-      <w:proofErr w:type="spellStart"/>
-      <w:proofErr w:type="gramStart"/>
-      <w:r>
-        <w:rPr>
-          <w:rFonts w:ascii="Courier New" w:eastAsia="Courier New" w:hAnsi="Courier New" w:cs="Courier New"/>
-          <w:sz w:val="24"/>
-          <w:szCs w:val="24"/>
-        </w:rPr>
-        <w:t>CryptImportKey</w:t>
-      </w:r>
-      <w:proofErr w:type="spellEnd"/>
-      <w:r>
-        <w:rPr>
-          <w:rFonts w:ascii="Courier New" w:eastAsia="Courier New" w:hAnsi="Courier New" w:cs="Courier New"/>
-          <w:sz w:val="24"/>
-          <w:szCs w:val="24"/>
-        </w:rPr>
-        <w:t>(</w:t>
-      </w:r>
-      <w:proofErr w:type="spellStart"/>
-      <w:proofErr w:type="gramEnd"/>
-      <w:r>
-        <w:rPr>
-          <w:rFonts w:ascii="Courier New" w:eastAsia="Courier New" w:hAnsi="Courier New" w:cs="Courier New"/>
-          <w:sz w:val="24"/>
-          <w:szCs w:val="24"/>
-        </w:rPr>
-        <w:t>hProv</w:t>
-      </w:r>
-      <w:proofErr w:type="spellEnd"/>
-      <w:r>
-        <w:rPr>
-          <w:rFonts w:ascii="Courier New" w:eastAsia="Courier New" w:hAnsi="Courier New" w:cs="Courier New"/>
-          <w:sz w:val="24"/>
-          <w:szCs w:val="24"/>
-        </w:rPr>
-        <w:t xml:space="preserve">, </w:t>
-      </w:r>
-      <w:proofErr w:type="spellStart"/>
-      <w:r>
-        <w:rPr>
-          <w:rFonts w:ascii="Courier New" w:eastAsia="Courier New" w:hAnsi="Courier New" w:cs="Courier New"/>
-          <w:sz w:val="24"/>
-          <w:szCs w:val="24"/>
-        </w:rPr>
-        <w:t>blob</w:t>
-      </w:r>
-      <w:proofErr w:type="spellEnd"/>
-      <w:r>
-        <w:rPr>
-          <w:rFonts w:ascii="Courier New" w:eastAsia="Courier New" w:hAnsi="Courier New" w:cs="Courier New"/>
-          <w:sz w:val="24"/>
-          <w:szCs w:val="24"/>
-        </w:rPr>
-        <w:t xml:space="preserve">, </w:t>
-      </w:r>
-      <w:proofErr w:type="spellStart"/>
-      <w:r>
-        <w:rPr>
-          <w:rFonts w:ascii="Courier New" w:eastAsia="Courier New" w:hAnsi="Courier New" w:cs="Courier New"/>
-          <w:sz w:val="24"/>
-          <w:szCs w:val="24"/>
-        </w:rPr>
-        <w:t>len</w:t>
-      </w:r>
-      <w:proofErr w:type="spellEnd"/>
-      <w:r>
-        <w:rPr>
-          <w:rFonts w:ascii="Courier New" w:eastAsia="Courier New" w:hAnsi="Courier New" w:cs="Courier New"/>
-          <w:sz w:val="24"/>
-          <w:szCs w:val="24"/>
-        </w:rPr>
-        <w:t>, 0, 0, &amp;</w:t>
-      </w:r>
-      <w:proofErr w:type="spellStart"/>
-      <w:r>
-        <w:rPr>
-          <w:rFonts w:ascii="Courier New" w:eastAsia="Courier New" w:hAnsi="Courier New" w:cs="Courier New"/>
-          <w:sz w:val="24"/>
-          <w:szCs w:val="24"/>
-        </w:rPr>
-        <w:t>hClientPublic</w:t>
-      </w:r>
-      <w:proofErr w:type="spellEnd"/>
-      <w:r>
-        <w:rPr>
-          <w:rFonts w:ascii="Courier New" w:eastAsia="Courier New" w:hAnsi="Courier New" w:cs="Courier New"/>
-          <w:sz w:val="24"/>
-          <w:szCs w:val="24"/>
-        </w:rPr>
-        <w:t>)</w:t>
+      <w:r>
+        <w:rPr>
+          <w:rFonts w:ascii="Courier New" w:eastAsia="Courier New" w:hAnsi="Courier New" w:cs="Courier New"/>
+          <w:sz w:val="24"/>
+          <w:szCs w:val="24"/>
+        </w:rPr>
+        <w:t>CryptImportKey(hProv, blob, len, 0, 0, &amp;hClientPublic)</w:t>
       </w:r>
       <w:r>
         <w:t>: четвёртый параметр равен 0, так как открытый ключ не зашифрован.</w:t>
@@ -8659,118 +6246,24 @@
       <w:r>
         <w:t xml:space="preserve"> </w:t>
       </w:r>
-      <w:proofErr w:type="spellStart"/>
-      <w:proofErr w:type="gramStart"/>
-      <w:r>
-        <w:rPr>
-          <w:rFonts w:ascii="Courier New" w:eastAsia="Courier New" w:hAnsi="Courier New" w:cs="Courier New"/>
-          <w:sz w:val="24"/>
-          <w:szCs w:val="24"/>
-        </w:rPr>
-        <w:t>CryptGenKey</w:t>
-      </w:r>
-      <w:proofErr w:type="spellEnd"/>
-      <w:r>
-        <w:rPr>
-          <w:rFonts w:ascii="Courier New" w:eastAsia="Courier New" w:hAnsi="Courier New" w:cs="Courier New"/>
-          <w:sz w:val="24"/>
-          <w:szCs w:val="24"/>
-        </w:rPr>
-        <w:t>(</w:t>
-      </w:r>
-      <w:proofErr w:type="spellStart"/>
-      <w:proofErr w:type="gramEnd"/>
-      <w:r>
-        <w:rPr>
-          <w:rFonts w:ascii="Courier New" w:eastAsia="Courier New" w:hAnsi="Courier New" w:cs="Courier New"/>
-          <w:sz w:val="24"/>
-          <w:szCs w:val="24"/>
-        </w:rPr>
-        <w:t>hProv</w:t>
-      </w:r>
-      <w:proofErr w:type="spellEnd"/>
-      <w:r>
-        <w:rPr>
-          <w:rFonts w:ascii="Courier New" w:eastAsia="Courier New" w:hAnsi="Courier New" w:cs="Courier New"/>
-          <w:sz w:val="24"/>
-          <w:szCs w:val="24"/>
-        </w:rPr>
-        <w:t>, CALG_RC4, CRYPT_EXPORTABLE, &amp;</w:t>
-      </w:r>
-      <w:proofErr w:type="spellStart"/>
-      <w:r>
-        <w:rPr>
-          <w:rFonts w:ascii="Courier New" w:eastAsia="Courier New" w:hAnsi="Courier New" w:cs="Courier New"/>
-          <w:sz w:val="24"/>
-          <w:szCs w:val="24"/>
-        </w:rPr>
-        <w:t>hSessionKey</w:t>
-      </w:r>
-      <w:proofErr w:type="spellEnd"/>
-      <w:r>
-        <w:rPr>
-          <w:rFonts w:ascii="Courier New" w:eastAsia="Courier New" w:hAnsi="Courier New" w:cs="Courier New"/>
-          <w:sz w:val="24"/>
-          <w:szCs w:val="24"/>
-        </w:rPr>
-        <w:t>)</w:t>
+      <w:r>
+        <w:rPr>
+          <w:rFonts w:ascii="Courier New" w:eastAsia="Courier New" w:hAnsi="Courier New" w:cs="Courier New"/>
+          <w:sz w:val="24"/>
+          <w:szCs w:val="24"/>
+        </w:rPr>
+        <w:t>CryptGenKey(hProv, CALG_RC4, CRYPT_EXPORTABLE, &amp;hSessionKey)</w:t>
       </w:r>
       <w:r>
         <w:t xml:space="preserve"> создаёт ключ симметричного потокового шифра RC4. Затем </w:t>
       </w:r>
-      <w:proofErr w:type="spellStart"/>
-      <w:r>
-        <w:rPr>
-          <w:rFonts w:ascii="Courier New" w:eastAsia="Courier New" w:hAnsi="Courier New" w:cs="Courier New"/>
-          <w:sz w:val="24"/>
-          <w:szCs w:val="24"/>
-        </w:rPr>
-        <w:t>CryptExportKey</w:t>
-      </w:r>
-      <w:proofErr w:type="spellEnd"/>
-      <w:r>
-        <w:rPr>
-          <w:rFonts w:ascii="Courier New" w:eastAsia="Courier New" w:hAnsi="Courier New" w:cs="Courier New"/>
-          <w:sz w:val="24"/>
-          <w:szCs w:val="24"/>
-        </w:rPr>
-        <w:t>(</w:t>
-      </w:r>
-      <w:proofErr w:type="spellStart"/>
-      <w:r>
-        <w:rPr>
-          <w:rFonts w:ascii="Courier New" w:eastAsia="Courier New" w:hAnsi="Courier New" w:cs="Courier New"/>
-          <w:sz w:val="24"/>
-          <w:szCs w:val="24"/>
-        </w:rPr>
-        <w:t>hSessionKey</w:t>
-      </w:r>
-      <w:proofErr w:type="spellEnd"/>
-      <w:r>
-        <w:rPr>
-          <w:rFonts w:ascii="Courier New" w:eastAsia="Courier New" w:hAnsi="Courier New" w:cs="Courier New"/>
-          <w:sz w:val="24"/>
-          <w:szCs w:val="24"/>
-        </w:rPr>
-        <w:t xml:space="preserve">, </w:t>
-      </w:r>
-      <w:proofErr w:type="spellStart"/>
-      <w:r>
-        <w:rPr>
-          <w:rFonts w:ascii="Courier New" w:eastAsia="Courier New" w:hAnsi="Courier New" w:cs="Courier New"/>
-          <w:sz w:val="24"/>
-          <w:szCs w:val="24"/>
-        </w:rPr>
-        <w:t>hClientPublic</w:t>
-      </w:r>
-      <w:proofErr w:type="spellEnd"/>
-      <w:r>
-        <w:rPr>
-          <w:rFonts w:ascii="Courier New" w:eastAsia="Courier New" w:hAnsi="Courier New" w:cs="Courier New"/>
-          <w:sz w:val="24"/>
-          <w:szCs w:val="24"/>
-        </w:rPr>
-        <w:t>, SIMPLEBLOB, …)</w:t>
+      <w:r>
+        <w:rPr>
+          <w:rFonts w:ascii="Courier New" w:eastAsia="Courier New" w:hAnsi="Courier New" w:cs="Courier New"/>
+          <w:sz w:val="24"/>
+          <w:szCs w:val="24"/>
+        </w:rPr>
+        <w:t>CryptExportKey(hSessionKey, hClientPublic, SIMPLEBLOB, …)</w:t>
       </w:r>
       <w:r>
         <w:t xml:space="preserve"> экспортирует его в формате </w:t>
@@ -8804,115 +6297,13 @@
       <w:r>
         <w:t xml:space="preserve"> </w:t>
       </w:r>
-      <w:proofErr w:type="spellStart"/>
-      <w:proofErr w:type="gramStart"/>
-      <w:r>
-        <w:rPr>
-          <w:rFonts w:ascii="Courier New" w:eastAsia="Courier New" w:hAnsi="Courier New" w:cs="Courier New"/>
-          <w:sz w:val="24"/>
-          <w:szCs w:val="24"/>
-        </w:rPr>
-        <w:t>CryptImportKey</w:t>
-      </w:r>
-      <w:proofErr w:type="spellEnd"/>
-      <w:r>
-        <w:rPr>
-          <w:rFonts w:ascii="Courier New" w:eastAsia="Courier New" w:hAnsi="Courier New" w:cs="Courier New"/>
-          <w:sz w:val="24"/>
-          <w:szCs w:val="24"/>
-        </w:rPr>
-        <w:t>(</w:t>
-      </w:r>
-      <w:proofErr w:type="spellStart"/>
-      <w:proofErr w:type="gramEnd"/>
-      <w:r>
-        <w:rPr>
-          <w:rFonts w:ascii="Courier New" w:eastAsia="Courier New" w:hAnsi="Courier New" w:cs="Courier New"/>
-          <w:sz w:val="24"/>
-          <w:szCs w:val="24"/>
-        </w:rPr>
-        <w:t>hProv</w:t>
-      </w:r>
-      <w:proofErr w:type="spellEnd"/>
-      <w:r>
-        <w:rPr>
-          <w:rFonts w:ascii="Courier New" w:eastAsia="Courier New" w:hAnsi="Courier New" w:cs="Courier New"/>
-          <w:sz w:val="24"/>
-          <w:szCs w:val="24"/>
-        </w:rPr>
-        <w:t xml:space="preserve">, </w:t>
-      </w:r>
-      <w:proofErr w:type="spellStart"/>
-      <w:r>
-        <w:rPr>
-          <w:rFonts w:ascii="Courier New" w:eastAsia="Courier New" w:hAnsi="Courier New" w:cs="Courier New"/>
-          <w:sz w:val="24"/>
-          <w:szCs w:val="24"/>
-        </w:rPr>
-        <w:t>blob</w:t>
-      </w:r>
-      <w:proofErr w:type="spellEnd"/>
-      <w:r>
-        <w:rPr>
-          <w:rFonts w:ascii="Courier New" w:eastAsia="Courier New" w:hAnsi="Courier New" w:cs="Courier New"/>
-          <w:sz w:val="24"/>
-          <w:szCs w:val="24"/>
-        </w:rPr>
-        <w:t xml:space="preserve">, </w:t>
-      </w:r>
-      <w:proofErr w:type="spellStart"/>
-      <w:r>
-        <w:rPr>
-          <w:rFonts w:ascii="Courier New" w:eastAsia="Courier New" w:hAnsi="Courier New" w:cs="Courier New"/>
-          <w:sz w:val="24"/>
-          <w:szCs w:val="24"/>
-        </w:rPr>
-        <w:t>len</w:t>
-      </w:r>
-      <w:proofErr w:type="spellEnd"/>
-      <w:r>
-        <w:rPr>
-          <w:rFonts w:ascii="Courier New" w:eastAsia="Courier New" w:hAnsi="Courier New" w:cs="Courier New"/>
-          <w:sz w:val="24"/>
-          <w:szCs w:val="24"/>
-        </w:rPr>
-        <w:t xml:space="preserve">, </w:t>
-      </w:r>
-      <w:proofErr w:type="spellStart"/>
-      <w:r>
-        <w:rPr>
-          <w:rFonts w:ascii="Courier New" w:eastAsia="Courier New" w:hAnsi="Courier New" w:cs="Courier New"/>
-          <w:sz w:val="24"/>
-          <w:szCs w:val="24"/>
-        </w:rPr>
-        <w:t>hKey</w:t>
-      </w:r>
-      <w:proofErr w:type="spellEnd"/>
-      <w:r>
-        <w:rPr>
-          <w:rFonts w:ascii="Courier New" w:eastAsia="Courier New" w:hAnsi="Courier New" w:cs="Courier New"/>
-          <w:sz w:val="24"/>
-          <w:szCs w:val="24"/>
-        </w:rPr>
-        <w:t>, 0, &amp;</w:t>
-      </w:r>
-      <w:proofErr w:type="spellStart"/>
-      <w:r>
-        <w:rPr>
-          <w:rFonts w:ascii="Courier New" w:eastAsia="Courier New" w:hAnsi="Courier New" w:cs="Courier New"/>
-          <w:sz w:val="24"/>
-          <w:szCs w:val="24"/>
-        </w:rPr>
-        <w:t>hSessionKey</w:t>
-      </w:r>
-      <w:proofErr w:type="spellEnd"/>
-      <w:r>
-        <w:rPr>
-          <w:rFonts w:ascii="Courier New" w:eastAsia="Courier New" w:hAnsi="Courier New" w:cs="Courier New"/>
-          <w:sz w:val="24"/>
-          <w:szCs w:val="24"/>
-        </w:rPr>
-        <w:t>)</w:t>
+      <w:r>
+        <w:rPr>
+          <w:rFonts w:ascii="Courier New" w:eastAsia="Courier New" w:hAnsi="Courier New" w:cs="Courier New"/>
+          <w:sz w:val="24"/>
+          <w:szCs w:val="24"/>
+        </w:rPr>
+        <w:t>CryptImportKey(hProv, blob, len, hKey, 0, &amp;hSessionKey)</w:t>
       </w:r>
       <w:r>
         <w:t>: четвёртым параметром передаётся собственная пара ключей клиента — провайдер расшифровывает BLOB закрытым ключом, который никогда не покидает машину клиента.</w:t>
@@ -8934,126 +6325,17 @@
       <w:r>
         <w:t xml:space="preserve"> </w:t>
       </w:r>
-      <w:proofErr w:type="spellStart"/>
-      <w:proofErr w:type="gramStart"/>
-      <w:r>
-        <w:rPr>
-          <w:rFonts w:ascii="Courier New" w:eastAsia="Courier New" w:hAnsi="Courier New" w:cs="Courier New"/>
-          <w:sz w:val="24"/>
-          <w:szCs w:val="24"/>
-        </w:rPr>
-        <w:t>CryptEncrypt</w:t>
-      </w:r>
-      <w:proofErr w:type="spellEnd"/>
-      <w:r>
-        <w:rPr>
-          <w:rFonts w:ascii="Courier New" w:eastAsia="Courier New" w:hAnsi="Courier New" w:cs="Courier New"/>
-          <w:sz w:val="24"/>
-          <w:szCs w:val="24"/>
-        </w:rPr>
-        <w:t>(</w:t>
-      </w:r>
-      <w:proofErr w:type="spellStart"/>
-      <w:proofErr w:type="gramEnd"/>
-      <w:r>
-        <w:rPr>
-          <w:rFonts w:ascii="Courier New" w:eastAsia="Courier New" w:hAnsi="Courier New" w:cs="Courier New"/>
-          <w:sz w:val="24"/>
-          <w:szCs w:val="24"/>
-        </w:rPr>
-        <w:t>hKey</w:t>
-      </w:r>
-      <w:proofErr w:type="spellEnd"/>
-      <w:r>
-        <w:rPr>
-          <w:rFonts w:ascii="Courier New" w:eastAsia="Courier New" w:hAnsi="Courier New" w:cs="Courier New"/>
-          <w:sz w:val="24"/>
-          <w:szCs w:val="24"/>
-        </w:rPr>
-        <w:t xml:space="preserve">, 0, TRUE, 0, </w:t>
-      </w:r>
-      <w:proofErr w:type="spellStart"/>
-      <w:r>
-        <w:rPr>
-          <w:rFonts w:ascii="Courier New" w:eastAsia="Courier New" w:hAnsi="Courier New" w:cs="Courier New"/>
-          <w:sz w:val="24"/>
-          <w:szCs w:val="24"/>
-        </w:rPr>
-        <w:t>buf</w:t>
-      </w:r>
-      <w:proofErr w:type="spellEnd"/>
-      <w:r>
-        <w:rPr>
-          <w:rFonts w:ascii="Courier New" w:eastAsia="Courier New" w:hAnsi="Courier New" w:cs="Courier New"/>
-          <w:sz w:val="24"/>
-          <w:szCs w:val="24"/>
-        </w:rPr>
-        <w:t>, &amp;</w:t>
-      </w:r>
-      <w:proofErr w:type="spellStart"/>
-      <w:r>
-        <w:rPr>
-          <w:rFonts w:ascii="Courier New" w:eastAsia="Courier New" w:hAnsi="Courier New" w:cs="Courier New"/>
-          <w:sz w:val="24"/>
-          <w:szCs w:val="24"/>
-        </w:rPr>
-        <w:t>len</w:t>
-      </w:r>
-      <w:proofErr w:type="spellEnd"/>
-      <w:r>
-        <w:rPr>
-          <w:rFonts w:ascii="Courier New" w:eastAsia="Courier New" w:hAnsi="Courier New" w:cs="Courier New"/>
-          <w:sz w:val="24"/>
-          <w:szCs w:val="24"/>
-        </w:rPr>
-        <w:t xml:space="preserve">, </w:t>
-      </w:r>
-      <w:proofErr w:type="spellStart"/>
-      <w:r>
-        <w:rPr>
-          <w:rFonts w:ascii="Courier New" w:eastAsia="Courier New" w:hAnsi="Courier New" w:cs="Courier New"/>
-          <w:sz w:val="24"/>
-          <w:szCs w:val="24"/>
-        </w:rPr>
-        <w:t>bufSize</w:t>
-      </w:r>
-      <w:proofErr w:type="spellEnd"/>
-      <w:r>
-        <w:rPr>
-          <w:rFonts w:ascii="Courier New" w:eastAsia="Courier New" w:hAnsi="Courier New" w:cs="Courier New"/>
-          <w:sz w:val="24"/>
-          <w:szCs w:val="24"/>
-        </w:rPr>
-        <w:t>)</w:t>
-      </w:r>
-      <w:r>
-        <w:t xml:space="preserve">: сеансовый ключ, </w:t>
-      </w:r>
-      <w:proofErr w:type="spellStart"/>
-      <w:r>
-        <w:t>хеш</w:t>
-      </w:r>
-      <w:proofErr w:type="spellEnd"/>
-      <w:r>
-        <w:t xml:space="preserve"> не используется, признак последнего блока, флаги, буфер (на входе открытый текст, на выходе </w:t>
-      </w:r>
-      <w:proofErr w:type="spellStart"/>
-      <w:r>
-        <w:t>шифртекст</w:t>
-      </w:r>
-      <w:proofErr w:type="spellEnd"/>
-      <w:r>
-        <w:t xml:space="preserve">), длина данных (на выходе — длина </w:t>
-      </w:r>
-      <w:proofErr w:type="spellStart"/>
-      <w:r>
-        <w:t>шифртекста</w:t>
-      </w:r>
-      <w:proofErr w:type="spellEnd"/>
-      <w:r>
-        <w:t xml:space="preserve">), общий размер буфера. </w:t>
-      </w:r>
-      <w:proofErr w:type="spellStart"/>
+      <w:r>
+        <w:rPr>
+          <w:rFonts w:ascii="Courier New" w:eastAsia="Courier New" w:hAnsi="Courier New" w:cs="Courier New"/>
+          <w:sz w:val="24"/>
+          <w:szCs w:val="24"/>
+        </w:rPr>
+        <w:t>CryptEncrypt(hKey, 0, TRUE, 0, buf, &amp;len, bufSize)</w:t>
+      </w:r>
+      <w:r>
+        <w:t xml:space="preserve">: сеансовый ключ, хеш не используется, признак последнего блока, флаги, буфер (на входе открытый текст, на выходе шифртекст), длина данных (на выходе — длина шифртекста), общий размер буфера. </w:t>
+      </w:r>
       <w:r>
         <w:rPr>
           <w:rFonts w:ascii="Courier New" w:eastAsia="Courier New" w:hAnsi="Courier New" w:cs="Courier New"/>
@@ -9062,7 +6344,6 @@
         </w:rPr>
         <w:t>CryptDecrypt</w:t>
       </w:r>
-      <w:proofErr w:type="spellEnd"/>
       <w:r>
         <w:t xml:space="preserve"> имеет те же параметры без размера буфера; на выходе длина расшифрованного текста, после чего строка завершается нулём.</w:t>
       </w:r>
@@ -9083,7 +6364,6 @@
       <w:r>
         <w:t xml:space="preserve"> Дескрипторы ключей освобождаются функцией </w:t>
       </w:r>
-      <w:proofErr w:type="spellStart"/>
       <w:r>
         <w:rPr>
           <w:rFonts w:ascii="Courier New" w:eastAsia="Courier New" w:hAnsi="Courier New" w:cs="Courier New"/>
@@ -9092,11 +6372,9 @@
         </w:rPr>
         <w:t>CryptDestroyKey</w:t>
       </w:r>
-      <w:proofErr w:type="spellEnd"/>
       <w:r>
         <w:t xml:space="preserve">, контекст провайдера — </w:t>
       </w:r>
-      <w:proofErr w:type="spellStart"/>
       <w:r>
         <w:rPr>
           <w:rFonts w:ascii="Courier New" w:eastAsia="Courier New" w:hAnsi="Courier New" w:cs="Courier New"/>
@@ -9105,7 +6383,6 @@
         </w:rPr>
         <w:t>CryptReleaseContext</w:t>
       </w:r>
-      <w:proofErr w:type="spellEnd"/>
       <w:r>
         <w:t>.</w:t>
       </w:r>
@@ -9119,7 +6396,6 @@
       <w:r>
         <w:t xml:space="preserve">В асинхронном сервере рукопожатие встроено в обработку событий IOCP: у каждого клиента есть поле </w:t>
       </w:r>
-      <w:proofErr w:type="spellStart"/>
       <w:r>
         <w:rPr>
           <w:rFonts w:ascii="Courier New" w:eastAsia="Courier New" w:hAnsi="Courier New" w:cs="Courier New"/>
@@ -9128,7 +6404,6 @@
         </w:rPr>
         <w:t>stage</w:t>
       </w:r>
-      <w:proofErr w:type="spellEnd"/>
       <w:r>
         <w:t xml:space="preserve">. В стадии </w:t>
       </w:r>
@@ -9161,15 +6436,7 @@
         <w:spacing w:before="120" w:after="60"/>
       </w:pPr>
       <w:r>
-        <w:t xml:space="preserve">Таблица 3. Функции </w:t>
-      </w:r>
-      <w:proofErr w:type="spellStart"/>
-      <w:r>
-        <w:t>CryptoAPI</w:t>
-      </w:r>
-      <w:proofErr w:type="spellEnd"/>
-      <w:r>
-        <w:t>, используемые в работе</w:t>
+        <w:t>Таблица 3. Функции CryptoAPI, используемые в работе</w:t>
       </w:r>
     </w:p>
     <w:tbl>
@@ -9195,12 +6462,6 @@
         <w:gridCol w:w="3667"/>
       </w:tblGrid>
       <w:tr>
-        <w:tblPrEx>
-          <w:tblCellMar>
-            <w:top w:w="0" w:type="dxa"/>
-            <w:bottom w:w="0" w:type="dxa"/>
-          </w:tblCellMar>
-        </w:tblPrEx>
         <w:trPr>
           <w:tblHeader/>
         </w:trPr>
@@ -9302,12 +6563,6 @@
         </w:tc>
       </w:tr>
       <w:tr>
-        <w:tblPrEx>
-          <w:tblCellMar>
-            <w:top w:w="0" w:type="dxa"/>
-            <w:bottom w:w="0" w:type="dxa"/>
-          </w:tblCellMar>
-        </w:tblPrEx>
         <w:tc>
           <w:tcPr>
             <w:tcW w:w="3700" w:type="dxa"/>
@@ -9328,7 +6583,6 @@
             <w:pPr>
               <w:spacing w:line="260" w:lineRule="auto"/>
             </w:pPr>
-            <w:proofErr w:type="spellStart"/>
             <w:r>
               <w:rPr>
                 <w:sz w:val="24"/>
@@ -9336,7 +6590,6 @@
               </w:rPr>
               <w:t>CryptAcquireContext</w:t>
             </w:r>
-            <w:proofErr w:type="spellEnd"/>
           </w:p>
         </w:tc>
         <w:tc>
@@ -9393,27 +6646,12 @@
                 <w:sz w:val="24"/>
                 <w:szCs w:val="24"/>
               </w:rPr>
-              <w:t xml:space="preserve">Получение дескриптора </w:t>
-            </w:r>
-            <w:proofErr w:type="spellStart"/>
-            <w:r>
-              <w:rPr>
-                <w:sz w:val="24"/>
-                <w:szCs w:val="24"/>
-              </w:rPr>
-              <w:t>криптопровайдера</w:t>
-            </w:r>
-            <w:proofErr w:type="spellEnd"/>
+              <w:t>Получение дескриптора криптопровайдера</w:t>
+            </w:r>
           </w:p>
         </w:tc>
       </w:tr>
       <w:tr>
-        <w:tblPrEx>
-          <w:tblCellMar>
-            <w:top w:w="0" w:type="dxa"/>
-            <w:bottom w:w="0" w:type="dxa"/>
-          </w:tblCellMar>
-        </w:tblPrEx>
         <w:tc>
           <w:tcPr>
             <w:tcW w:w="3700" w:type="dxa"/>
@@ -9434,30 +6672,12 @@
             <w:pPr>
               <w:spacing w:line="260" w:lineRule="auto"/>
             </w:pPr>
-            <w:proofErr w:type="spellStart"/>
-            <w:proofErr w:type="gramStart"/>
-            <w:r>
-              <w:rPr>
-                <w:sz w:val="24"/>
-                <w:szCs w:val="24"/>
-              </w:rPr>
-              <w:t>CryptGenKey</w:t>
-            </w:r>
-            <w:proofErr w:type="spellEnd"/>
-            <w:r>
-              <w:rPr>
-                <w:sz w:val="24"/>
-                <w:szCs w:val="24"/>
-              </w:rPr>
-              <w:t>(</w:t>
-            </w:r>
-            <w:proofErr w:type="gramEnd"/>
-            <w:r>
-              <w:rPr>
-                <w:sz w:val="24"/>
-                <w:szCs w:val="24"/>
-              </w:rPr>
-              <w:t>AT_KEYEXCHANGE)</w:t>
+            <w:r>
+              <w:rPr>
+                <w:sz w:val="24"/>
+                <w:szCs w:val="24"/>
+              </w:rPr>
+              <w:t>CryptGenKey(AT_KEYEXCHANGE)</w:t>
             </w:r>
           </w:p>
         </w:tc>
@@ -9521,12 +6741,6 @@
         </w:tc>
       </w:tr>
       <w:tr>
-        <w:tblPrEx>
-          <w:tblCellMar>
-            <w:top w:w="0" w:type="dxa"/>
-            <w:bottom w:w="0" w:type="dxa"/>
-          </w:tblCellMar>
-        </w:tblPrEx>
         <w:tc>
           <w:tcPr>
             <w:tcW w:w="3700" w:type="dxa"/>
@@ -9547,30 +6761,12 @@
             <w:pPr>
               <w:spacing w:line="260" w:lineRule="auto"/>
             </w:pPr>
-            <w:proofErr w:type="spellStart"/>
-            <w:proofErr w:type="gramStart"/>
-            <w:r>
-              <w:rPr>
-                <w:sz w:val="24"/>
-                <w:szCs w:val="24"/>
-              </w:rPr>
-              <w:t>CryptExportKey</w:t>
-            </w:r>
-            <w:proofErr w:type="spellEnd"/>
-            <w:r>
-              <w:rPr>
-                <w:sz w:val="24"/>
-                <w:szCs w:val="24"/>
-              </w:rPr>
-              <w:t>(</w:t>
-            </w:r>
-            <w:proofErr w:type="gramEnd"/>
-            <w:r>
-              <w:rPr>
-                <w:sz w:val="24"/>
-                <w:szCs w:val="24"/>
-              </w:rPr>
-              <w:t>PUBLICKEYBLOB)</w:t>
+            <w:r>
+              <w:rPr>
+                <w:sz w:val="24"/>
+                <w:szCs w:val="24"/>
+              </w:rPr>
+              <w:t>CryptExportKey(PUBLICKEYBLOB)</w:t>
             </w:r>
           </w:p>
         </w:tc>
@@ -9634,12 +6830,6 @@
         </w:tc>
       </w:tr>
       <w:tr>
-        <w:tblPrEx>
-          <w:tblCellMar>
-            <w:top w:w="0" w:type="dxa"/>
-            <w:bottom w:w="0" w:type="dxa"/>
-          </w:tblCellMar>
-        </w:tblPrEx>
         <w:tc>
           <w:tcPr>
             <w:tcW w:w="3700" w:type="dxa"/>
@@ -9660,7 +6850,6 @@
             <w:pPr>
               <w:spacing w:line="260" w:lineRule="auto"/>
             </w:pPr>
-            <w:proofErr w:type="spellStart"/>
             <w:r>
               <w:rPr>
                 <w:sz w:val="24"/>
@@ -9668,7 +6857,6 @@
               </w:rPr>
               <w:t>CryptImportKey</w:t>
             </w:r>
-            <w:proofErr w:type="spellEnd"/>
           </w:p>
         </w:tc>
         <w:tc>
@@ -9731,12 +6919,6 @@
         </w:tc>
       </w:tr>
       <w:tr>
-        <w:tblPrEx>
-          <w:tblCellMar>
-            <w:top w:w="0" w:type="dxa"/>
-            <w:bottom w:w="0" w:type="dxa"/>
-          </w:tblCellMar>
-        </w:tblPrEx>
         <w:tc>
           <w:tcPr>
             <w:tcW w:w="3700" w:type="dxa"/>
@@ -9757,30 +6939,12 @@
             <w:pPr>
               <w:spacing w:line="260" w:lineRule="auto"/>
             </w:pPr>
-            <w:proofErr w:type="spellStart"/>
-            <w:proofErr w:type="gramStart"/>
-            <w:r>
-              <w:rPr>
-                <w:sz w:val="24"/>
-                <w:szCs w:val="24"/>
-              </w:rPr>
-              <w:t>CryptGenKey</w:t>
-            </w:r>
-            <w:proofErr w:type="spellEnd"/>
-            <w:r>
-              <w:rPr>
-                <w:sz w:val="24"/>
-                <w:szCs w:val="24"/>
-              </w:rPr>
-              <w:t>(</w:t>
-            </w:r>
-            <w:proofErr w:type="gramEnd"/>
-            <w:r>
-              <w:rPr>
-                <w:sz w:val="24"/>
-                <w:szCs w:val="24"/>
-              </w:rPr>
-              <w:t>CALG_RC4)</w:t>
+            <w:r>
+              <w:rPr>
+                <w:sz w:val="24"/>
+                <w:szCs w:val="24"/>
+              </w:rPr>
+              <w:t>CryptGenKey(CALG_RC4)</w:t>
             </w:r>
           </w:p>
         </w:tc>
@@ -9844,12 +7008,6 @@
         </w:tc>
       </w:tr>
       <w:tr>
-        <w:tblPrEx>
-          <w:tblCellMar>
-            <w:top w:w="0" w:type="dxa"/>
-            <w:bottom w:w="0" w:type="dxa"/>
-          </w:tblCellMar>
-        </w:tblPrEx>
         <w:tc>
           <w:tcPr>
             <w:tcW w:w="3700" w:type="dxa"/>
@@ -9870,30 +7028,12 @@
             <w:pPr>
               <w:spacing w:line="260" w:lineRule="auto"/>
             </w:pPr>
-            <w:proofErr w:type="spellStart"/>
-            <w:proofErr w:type="gramStart"/>
-            <w:r>
-              <w:rPr>
-                <w:sz w:val="24"/>
-                <w:szCs w:val="24"/>
-              </w:rPr>
-              <w:t>CryptExportKey</w:t>
-            </w:r>
-            <w:proofErr w:type="spellEnd"/>
-            <w:r>
-              <w:rPr>
-                <w:sz w:val="24"/>
-                <w:szCs w:val="24"/>
-              </w:rPr>
-              <w:t>(</w:t>
-            </w:r>
-            <w:proofErr w:type="gramEnd"/>
-            <w:r>
-              <w:rPr>
-                <w:sz w:val="24"/>
-                <w:szCs w:val="24"/>
-              </w:rPr>
-              <w:t>SIMPLEBLOB)</w:t>
+            <w:r>
+              <w:rPr>
+                <w:sz w:val="24"/>
+                <w:szCs w:val="24"/>
+              </w:rPr>
+              <w:t>CryptExportKey(SIMPLEBLOB)</w:t>
             </w:r>
           </w:p>
         </w:tc>
@@ -9957,12 +7097,6 @@
         </w:tc>
       </w:tr>
       <w:tr>
-        <w:tblPrEx>
-          <w:tblCellMar>
-            <w:top w:w="0" w:type="dxa"/>
-            <w:bottom w:w="0" w:type="dxa"/>
-          </w:tblCellMar>
-        </w:tblPrEx>
         <w:tc>
           <w:tcPr>
             <w:tcW w:w="3700" w:type="dxa"/>
@@ -9983,46 +7117,12 @@
             <w:pPr>
               <w:spacing w:line="260" w:lineRule="auto"/>
             </w:pPr>
-            <w:proofErr w:type="spellStart"/>
-            <w:proofErr w:type="gramStart"/>
-            <w:r>
-              <w:rPr>
-                <w:sz w:val="24"/>
-                <w:szCs w:val="24"/>
-              </w:rPr>
-              <w:t>CryptImportKey</w:t>
-            </w:r>
-            <w:proofErr w:type="spellEnd"/>
-            <w:r>
-              <w:rPr>
-                <w:sz w:val="24"/>
-                <w:szCs w:val="24"/>
-              </w:rPr>
-              <w:t>(</w:t>
-            </w:r>
-            <w:proofErr w:type="gramEnd"/>
-            <w:r>
-              <w:rPr>
-                <w:sz w:val="24"/>
-                <w:szCs w:val="24"/>
-              </w:rPr>
-              <w:t xml:space="preserve">…, </w:t>
-            </w:r>
-            <w:proofErr w:type="spellStart"/>
-            <w:r>
-              <w:rPr>
-                <w:sz w:val="24"/>
-                <w:szCs w:val="24"/>
-              </w:rPr>
-              <w:t>hMyKey</w:t>
-            </w:r>
-            <w:proofErr w:type="spellEnd"/>
-            <w:r>
-              <w:rPr>
-                <w:sz w:val="24"/>
-                <w:szCs w:val="24"/>
-              </w:rPr>
-              <w:t>, …)</w:t>
+            <w:r>
+              <w:rPr>
+                <w:sz w:val="24"/>
+                <w:szCs w:val="24"/>
+              </w:rPr>
+              <w:t>CryptImportKey(…, hMyKey, …)</w:t>
             </w:r>
           </w:p>
         </w:tc>
@@ -10086,12 +7186,6 @@
         </w:tc>
       </w:tr>
       <w:tr>
-        <w:tblPrEx>
-          <w:tblCellMar>
-            <w:top w:w="0" w:type="dxa"/>
-            <w:bottom w:w="0" w:type="dxa"/>
-          </w:tblCellMar>
-        </w:tblPrEx>
         <w:tc>
           <w:tcPr>
             <w:tcW w:w="3700" w:type="dxa"/>
@@ -10112,31 +7206,13 @@
             <w:pPr>
               <w:spacing w:line="260" w:lineRule="auto"/>
             </w:pPr>
-            <w:proofErr w:type="spellStart"/>
-            <w:r>
-              <w:rPr>
-                <w:sz w:val="24"/>
-                <w:szCs w:val="24"/>
-              </w:rPr>
-              <w:t>CryptEncrypt</w:t>
-            </w:r>
-            <w:proofErr w:type="spellEnd"/>
-            <w:r>
-              <w:rPr>
-                <w:sz w:val="24"/>
-                <w:szCs w:val="24"/>
-              </w:rPr>
-              <w:t xml:space="preserve"> / </w:t>
-            </w:r>
-            <w:proofErr w:type="spellStart"/>
-            <w:r>
-              <w:rPr>
-                <w:sz w:val="24"/>
-                <w:szCs w:val="24"/>
-              </w:rPr>
-              <w:t>CryptDecrypt</w:t>
-            </w:r>
-            <w:proofErr w:type="spellEnd"/>
+            <w:r>
+              <w:rPr>
+                <w:sz w:val="24"/>
+                <w:szCs w:val="24"/>
+              </w:rPr>
+              <w:t>CryptEncrypt / CryptDecrypt</w:t>
+            </w:r>
           </w:p>
         </w:tc>
         <w:tc>
@@ -10199,12 +7275,6 @@
         </w:tc>
       </w:tr>
       <w:tr>
-        <w:tblPrEx>
-          <w:tblCellMar>
-            <w:top w:w="0" w:type="dxa"/>
-            <w:bottom w:w="0" w:type="dxa"/>
-          </w:tblCellMar>
-        </w:tblPrEx>
         <w:tc>
           <w:tcPr>
             <w:tcW w:w="3700" w:type="dxa"/>
@@ -10225,32 +7295,14 @@
             <w:pPr>
               <w:spacing w:line="260" w:lineRule="auto"/>
             </w:pPr>
-            <w:proofErr w:type="spellStart"/>
             <w:r>
               <w:rPr>
                 <w:sz w:val="24"/>
                 <w:szCs w:val="24"/>
               </w:rPr>
               <w:lastRenderedPageBreak/>
-              <w:t>CryptDestroyKey</w:t>
-            </w:r>
-            <w:proofErr w:type="spellEnd"/>
-            <w:r>
-              <w:rPr>
-                <w:sz w:val="24"/>
-                <w:szCs w:val="24"/>
-              </w:rPr>
-              <w:t xml:space="preserve"> / </w:t>
-            </w:r>
-            <w:proofErr w:type="spellStart"/>
-            <w:r>
-              <w:rPr>
-                <w:sz w:val="24"/>
-                <w:szCs w:val="24"/>
-              </w:rPr>
-              <w:t>CryptReleaseContext</w:t>
-            </w:r>
-            <w:proofErr w:type="spellEnd"/>
+              <w:t>CryptDestroyKey / CryptReleaseContext</w:t>
+            </w:r>
           </w:p>
         </w:tc>
         <w:tc>
@@ -10363,23 +7415,7 @@
         <w:jc w:val="both"/>
       </w:pPr>
       <w:r>
-        <w:t xml:space="preserve">Инициализация </w:t>
-      </w:r>
-      <w:proofErr w:type="spellStart"/>
-      <w:r>
-        <w:t>WinSock</w:t>
-      </w:r>
-      <w:proofErr w:type="spellEnd"/>
-      <w:r>
-        <w:t xml:space="preserve">, подключение к </w:t>
-      </w:r>
-      <w:proofErr w:type="spellStart"/>
-      <w:r>
-        <w:t>криптопровайдеру</w:t>
-      </w:r>
-      <w:proofErr w:type="spellEnd"/>
-      <w:r>
-        <w:t>, генерация пары RSA-ключей и экспорт открытого ключа.</w:t>
+        <w:t>Инициализация WinSock, подключение к криптопровайдеру, генерация пары RSA-ключей и экспорт открытого ключа.</w:t>
       </w:r>
     </w:p>
     <w:p>
@@ -10557,12 +7593,6 @@
         <w:gridCol w:w="5955"/>
       </w:tblGrid>
       <w:tr>
-        <w:tblPrEx>
-          <w:tblCellMar>
-            <w:top w:w="0" w:type="dxa"/>
-            <w:bottom w:w="0" w:type="dxa"/>
-          </w:tblCellMar>
-        </w:tblPrEx>
         <w:trPr>
           <w:tblHeader/>
         </w:trPr>
@@ -10632,12 +7662,6 @@
         </w:tc>
       </w:tr>
       <w:tr>
-        <w:tblPrEx>
-          <w:tblCellMar>
-            <w:top w:w="0" w:type="dxa"/>
-            <w:bottom w:w="0" w:type="dxa"/>
-          </w:tblCellMar>
-        </w:tblPrEx>
         <w:tc>
           <w:tcPr>
             <w:tcW w:w="3400" w:type="dxa"/>
@@ -10658,30 +7682,12 @@
             <w:pPr>
               <w:spacing w:line="260" w:lineRule="auto"/>
             </w:pPr>
-            <w:proofErr w:type="spellStart"/>
-            <w:proofErr w:type="gramStart"/>
-            <w:r>
-              <w:rPr>
-                <w:sz w:val="24"/>
-                <w:szCs w:val="24"/>
-              </w:rPr>
-              <w:t>main</w:t>
-            </w:r>
-            <w:proofErr w:type="spellEnd"/>
-            <w:r>
-              <w:rPr>
-                <w:sz w:val="24"/>
-                <w:szCs w:val="24"/>
-              </w:rPr>
-              <w:t>(</w:t>
-            </w:r>
-            <w:proofErr w:type="gramEnd"/>
-            <w:r>
-              <w:rPr>
-                <w:sz w:val="24"/>
-                <w:szCs w:val="24"/>
-              </w:rPr>
-              <w:t>)</w:t>
+            <w:r>
+              <w:rPr>
+                <w:sz w:val="24"/>
+                <w:szCs w:val="24"/>
+              </w:rPr>
+              <w:t>main()</w:t>
             </w:r>
           </w:p>
         </w:tc>
@@ -10716,12 +7722,6 @@
         </w:tc>
       </w:tr>
       <w:tr>
-        <w:tblPrEx>
-          <w:tblCellMar>
-            <w:top w:w="0" w:type="dxa"/>
-            <w:bottom w:w="0" w:type="dxa"/>
-          </w:tblCellMar>
-        </w:tblPrEx>
         <w:tc>
           <w:tcPr>
             <w:tcW w:w="3400" w:type="dxa"/>
@@ -10742,37 +7742,12 @@
             <w:pPr>
               <w:spacing w:line="260" w:lineRule="auto"/>
             </w:pPr>
-            <w:proofErr w:type="spellStart"/>
-            <w:r>
-              <w:rPr>
-                <w:sz w:val="24"/>
-                <w:szCs w:val="24"/>
-              </w:rPr>
-              <w:t>send_</w:t>
-            </w:r>
-            <w:proofErr w:type="gramStart"/>
-            <w:r>
-              <w:rPr>
-                <w:sz w:val="24"/>
-                <w:szCs w:val="24"/>
-              </w:rPr>
-              <w:t>blob</w:t>
-            </w:r>
-            <w:proofErr w:type="spellEnd"/>
-            <w:r>
-              <w:rPr>
-                <w:sz w:val="24"/>
-                <w:szCs w:val="24"/>
-              </w:rPr>
-              <w:t>(</w:t>
-            </w:r>
-            <w:proofErr w:type="gramEnd"/>
-            <w:r>
-              <w:rPr>
-                <w:sz w:val="24"/>
-                <w:szCs w:val="24"/>
-              </w:rPr>
-              <w:t>)</w:t>
+            <w:r>
+              <w:rPr>
+                <w:sz w:val="24"/>
+                <w:szCs w:val="24"/>
+              </w:rPr>
+              <w:t>send_blob()</w:t>
             </w:r>
           </w:p>
         </w:tc>
@@ -10807,12 +7782,6 @@
         </w:tc>
       </w:tr>
       <w:tr>
-        <w:tblPrEx>
-          <w:tblCellMar>
-            <w:top w:w="0" w:type="dxa"/>
-            <w:bottom w:w="0" w:type="dxa"/>
-          </w:tblCellMar>
-        </w:tblPrEx>
         <w:tc>
           <w:tcPr>
             <w:tcW w:w="3400" w:type="dxa"/>
@@ -10833,37 +7802,12 @@
             <w:pPr>
               <w:spacing w:line="260" w:lineRule="auto"/>
             </w:pPr>
-            <w:proofErr w:type="spellStart"/>
-            <w:r>
-              <w:rPr>
-                <w:sz w:val="24"/>
-                <w:szCs w:val="24"/>
-              </w:rPr>
-              <w:t>recv_</w:t>
-            </w:r>
-            <w:proofErr w:type="gramStart"/>
-            <w:r>
-              <w:rPr>
-                <w:sz w:val="24"/>
-                <w:szCs w:val="24"/>
-              </w:rPr>
-              <w:t>exact</w:t>
-            </w:r>
-            <w:proofErr w:type="spellEnd"/>
-            <w:r>
-              <w:rPr>
-                <w:sz w:val="24"/>
-                <w:szCs w:val="24"/>
-              </w:rPr>
-              <w:t>(</w:t>
-            </w:r>
-            <w:proofErr w:type="gramEnd"/>
-            <w:r>
-              <w:rPr>
-                <w:sz w:val="24"/>
-                <w:szCs w:val="24"/>
-              </w:rPr>
-              <w:t>)</w:t>
+            <w:r>
+              <w:rPr>
+                <w:sz w:val="24"/>
+                <w:szCs w:val="24"/>
+              </w:rPr>
+              <w:t>recv_exact()</w:t>
             </w:r>
           </w:p>
         </w:tc>
@@ -10892,27 +7836,12 @@
                 <w:sz w:val="24"/>
                 <w:szCs w:val="24"/>
               </w:rPr>
-              <w:t xml:space="preserve">Приём ровно заданного числа байт с учётом частичного чтения </w:t>
-            </w:r>
-            <w:proofErr w:type="spellStart"/>
-            <w:r>
-              <w:rPr>
-                <w:sz w:val="24"/>
-                <w:szCs w:val="24"/>
-              </w:rPr>
-              <w:t>recv</w:t>
-            </w:r>
-            <w:proofErr w:type="spellEnd"/>
+              <w:t>Приём ровно заданного числа байт с учётом частичного чтения recv</w:t>
+            </w:r>
           </w:p>
         </w:tc>
       </w:tr>
       <w:tr>
-        <w:tblPrEx>
-          <w:tblCellMar>
-            <w:top w:w="0" w:type="dxa"/>
-            <w:bottom w:w="0" w:type="dxa"/>
-          </w:tblCellMar>
-        </w:tblPrEx>
         <w:tc>
           <w:tcPr>
             <w:tcW w:w="3400" w:type="dxa"/>
@@ -10933,37 +7862,12 @@
             <w:pPr>
               <w:spacing w:line="260" w:lineRule="auto"/>
             </w:pPr>
-            <w:proofErr w:type="spellStart"/>
-            <w:r>
-              <w:rPr>
-                <w:sz w:val="24"/>
-                <w:szCs w:val="24"/>
-              </w:rPr>
-              <w:t>recv_</w:t>
-            </w:r>
-            <w:proofErr w:type="gramStart"/>
-            <w:r>
-              <w:rPr>
-                <w:sz w:val="24"/>
-                <w:szCs w:val="24"/>
-              </w:rPr>
-              <w:t>blob</w:t>
-            </w:r>
-            <w:proofErr w:type="spellEnd"/>
-            <w:r>
-              <w:rPr>
-                <w:sz w:val="24"/>
-                <w:szCs w:val="24"/>
-              </w:rPr>
-              <w:t>(</w:t>
-            </w:r>
-            <w:proofErr w:type="gramEnd"/>
-            <w:r>
-              <w:rPr>
-                <w:sz w:val="24"/>
-                <w:szCs w:val="24"/>
-              </w:rPr>
-              <w:t>)</w:t>
+            <w:r>
+              <w:rPr>
+                <w:sz w:val="24"/>
+                <w:szCs w:val="24"/>
+              </w:rPr>
+              <w:t>recv_blob()</w:t>
             </w:r>
           </w:p>
         </w:tc>
@@ -10998,12 +7902,6 @@
         </w:tc>
       </w:tr>
       <w:tr>
-        <w:tblPrEx>
-          <w:tblCellMar>
-            <w:top w:w="0" w:type="dxa"/>
-            <w:bottom w:w="0" w:type="dxa"/>
-          </w:tblCellMar>
-        </w:tblPrEx>
         <w:tc>
           <w:tcPr>
             <w:tcW w:w="3400" w:type="dxa"/>
@@ -11024,37 +7922,12 @@
             <w:pPr>
               <w:spacing w:line="260" w:lineRule="auto"/>
             </w:pPr>
-            <w:proofErr w:type="spellStart"/>
-            <w:r>
-              <w:rPr>
-                <w:sz w:val="24"/>
-                <w:szCs w:val="24"/>
-              </w:rPr>
-              <w:t>acquire_crypto_</w:t>
-            </w:r>
-            <w:proofErr w:type="gramStart"/>
-            <w:r>
-              <w:rPr>
-                <w:sz w:val="24"/>
-                <w:szCs w:val="24"/>
-              </w:rPr>
-              <w:t>context</w:t>
-            </w:r>
-            <w:proofErr w:type="spellEnd"/>
-            <w:r>
-              <w:rPr>
-                <w:sz w:val="24"/>
-                <w:szCs w:val="24"/>
-              </w:rPr>
-              <w:t>(</w:t>
-            </w:r>
-            <w:proofErr w:type="gramEnd"/>
-            <w:r>
-              <w:rPr>
-                <w:sz w:val="24"/>
-                <w:szCs w:val="24"/>
-              </w:rPr>
-              <w:t>)</w:t>
+            <w:r>
+              <w:rPr>
+                <w:sz w:val="24"/>
+                <w:szCs w:val="24"/>
+              </w:rPr>
+              <w:t>acquire_crypto_context()</w:t>
             </w:r>
           </w:p>
         </w:tc>
@@ -11083,27 +7956,12 @@
                 <w:sz w:val="24"/>
                 <w:szCs w:val="24"/>
               </w:rPr>
-              <w:t xml:space="preserve">Подключение к </w:t>
-            </w:r>
-            <w:proofErr w:type="spellStart"/>
-            <w:r>
-              <w:rPr>
-                <w:sz w:val="24"/>
-                <w:szCs w:val="24"/>
-              </w:rPr>
-              <w:t>криптопровайдеру</w:t>
-            </w:r>
-            <w:proofErr w:type="spellEnd"/>
+              <w:t>Подключение к криптопровайдеру</w:t>
+            </w:r>
           </w:p>
         </w:tc>
       </w:tr>
       <w:tr>
-        <w:tblPrEx>
-          <w:tblCellMar>
-            <w:top w:w="0" w:type="dxa"/>
-            <w:bottom w:w="0" w:type="dxa"/>
-          </w:tblCellMar>
-        </w:tblPrEx>
         <w:tc>
           <w:tcPr>
             <w:tcW w:w="3400" w:type="dxa"/>
@@ -11124,37 +7982,12 @@
             <w:pPr>
               <w:spacing w:line="260" w:lineRule="auto"/>
             </w:pPr>
-            <w:proofErr w:type="spellStart"/>
-            <w:r>
-              <w:rPr>
-                <w:sz w:val="24"/>
-                <w:szCs w:val="24"/>
-              </w:rPr>
-              <w:t>generate_</w:t>
-            </w:r>
-            <w:proofErr w:type="gramStart"/>
-            <w:r>
-              <w:rPr>
-                <w:sz w:val="24"/>
-                <w:szCs w:val="24"/>
-              </w:rPr>
-              <w:t>keypair</w:t>
-            </w:r>
-            <w:proofErr w:type="spellEnd"/>
-            <w:r>
-              <w:rPr>
-                <w:sz w:val="24"/>
-                <w:szCs w:val="24"/>
-              </w:rPr>
-              <w:t>(</w:t>
-            </w:r>
-            <w:proofErr w:type="gramEnd"/>
-            <w:r>
-              <w:rPr>
-                <w:sz w:val="24"/>
-                <w:szCs w:val="24"/>
-              </w:rPr>
-              <w:t>)</w:t>
+            <w:r>
+              <w:rPr>
+                <w:sz w:val="24"/>
+                <w:szCs w:val="24"/>
+              </w:rPr>
+              <w:t>generate_keypair()</w:t>
             </w:r>
           </w:p>
         </w:tc>
@@ -11189,12 +8022,6 @@
         </w:tc>
       </w:tr>
       <w:tr>
-        <w:tblPrEx>
-          <w:tblCellMar>
-            <w:top w:w="0" w:type="dxa"/>
-            <w:bottom w:w="0" w:type="dxa"/>
-          </w:tblCellMar>
-        </w:tblPrEx>
         <w:tc>
           <w:tcPr>
             <w:tcW w:w="3400" w:type="dxa"/>
@@ -11215,37 +8042,12 @@
             <w:pPr>
               <w:spacing w:line="260" w:lineRule="auto"/>
             </w:pPr>
-            <w:proofErr w:type="spellStart"/>
-            <w:r>
-              <w:rPr>
-                <w:sz w:val="24"/>
-                <w:szCs w:val="24"/>
-              </w:rPr>
-              <w:t>export_public_</w:t>
-            </w:r>
-            <w:proofErr w:type="gramStart"/>
-            <w:r>
-              <w:rPr>
-                <w:sz w:val="24"/>
-                <w:szCs w:val="24"/>
-              </w:rPr>
-              <w:t>key</w:t>
-            </w:r>
-            <w:proofErr w:type="spellEnd"/>
-            <w:r>
-              <w:rPr>
-                <w:sz w:val="24"/>
-                <w:szCs w:val="24"/>
-              </w:rPr>
-              <w:t>(</w:t>
-            </w:r>
-            <w:proofErr w:type="gramEnd"/>
-            <w:r>
-              <w:rPr>
-                <w:sz w:val="24"/>
-                <w:szCs w:val="24"/>
-              </w:rPr>
-              <w:t>)</w:t>
+            <w:r>
+              <w:rPr>
+                <w:sz w:val="24"/>
+                <w:szCs w:val="24"/>
+              </w:rPr>
+              <w:t>export_public_key()</w:t>
             </w:r>
           </w:p>
         </w:tc>
@@ -11280,12 +8082,6 @@
         </w:tc>
       </w:tr>
       <w:tr>
-        <w:tblPrEx>
-          <w:tblCellMar>
-            <w:top w:w="0" w:type="dxa"/>
-            <w:bottom w:w="0" w:type="dxa"/>
-          </w:tblCellMar>
-        </w:tblPrEx>
         <w:tc>
           <w:tcPr>
             <w:tcW w:w="3400" w:type="dxa"/>
@@ -11306,37 +8102,12 @@
             <w:pPr>
               <w:spacing w:line="260" w:lineRule="auto"/>
             </w:pPr>
-            <w:proofErr w:type="spellStart"/>
-            <w:r>
-              <w:rPr>
-                <w:sz w:val="24"/>
-                <w:szCs w:val="24"/>
-              </w:rPr>
-              <w:t>import_session_</w:t>
-            </w:r>
-            <w:proofErr w:type="gramStart"/>
-            <w:r>
-              <w:rPr>
-                <w:sz w:val="24"/>
-                <w:szCs w:val="24"/>
-              </w:rPr>
-              <w:t>key</w:t>
-            </w:r>
-            <w:proofErr w:type="spellEnd"/>
-            <w:r>
-              <w:rPr>
-                <w:sz w:val="24"/>
-                <w:szCs w:val="24"/>
-              </w:rPr>
-              <w:t>(</w:t>
-            </w:r>
-            <w:proofErr w:type="gramEnd"/>
-            <w:r>
-              <w:rPr>
-                <w:sz w:val="24"/>
-                <w:szCs w:val="24"/>
-              </w:rPr>
-              <w:t>)</w:t>
+            <w:r>
+              <w:rPr>
+                <w:sz w:val="24"/>
+                <w:szCs w:val="24"/>
+              </w:rPr>
+              <w:t>import_session_key()</w:t>
             </w:r>
           </w:p>
         </w:tc>
@@ -11371,12 +8142,6 @@
         </w:tc>
       </w:tr>
       <w:tr>
-        <w:tblPrEx>
-          <w:tblCellMar>
-            <w:top w:w="0" w:type="dxa"/>
-            <w:bottom w:w="0" w:type="dxa"/>
-          </w:tblCellMar>
-        </w:tblPrEx>
         <w:tc>
           <w:tcPr>
             <w:tcW w:w="3400" w:type="dxa"/>
@@ -11397,53 +8162,12 @@
             <w:pPr>
               <w:spacing w:line="260" w:lineRule="auto"/>
             </w:pPr>
-            <w:proofErr w:type="spellStart"/>
-            <w:r>
-              <w:rPr>
-                <w:sz w:val="24"/>
-                <w:szCs w:val="24"/>
-              </w:rPr>
-              <w:t>encrypt_</w:t>
-            </w:r>
-            <w:proofErr w:type="gramStart"/>
-            <w:r>
-              <w:rPr>
-                <w:sz w:val="24"/>
-                <w:szCs w:val="24"/>
-              </w:rPr>
-              <w:t>message</w:t>
-            </w:r>
-            <w:proofErr w:type="spellEnd"/>
-            <w:r>
-              <w:rPr>
-                <w:sz w:val="24"/>
-                <w:szCs w:val="24"/>
-              </w:rPr>
-              <w:t>(</w:t>
-            </w:r>
-            <w:proofErr w:type="gramEnd"/>
-            <w:r>
-              <w:rPr>
-                <w:sz w:val="24"/>
-                <w:szCs w:val="24"/>
-              </w:rPr>
-              <w:t xml:space="preserve">) / </w:t>
-            </w:r>
-            <w:proofErr w:type="spellStart"/>
-            <w:r>
-              <w:rPr>
-                <w:sz w:val="24"/>
-                <w:szCs w:val="24"/>
-              </w:rPr>
-              <w:t>decrypt_message</w:t>
-            </w:r>
-            <w:proofErr w:type="spellEnd"/>
-            <w:r>
-              <w:rPr>
-                <w:sz w:val="24"/>
-                <w:szCs w:val="24"/>
-              </w:rPr>
-              <w:t>()</w:t>
+            <w:r>
+              <w:rPr>
+                <w:sz w:val="24"/>
+                <w:szCs w:val="24"/>
+              </w:rPr>
+              <w:t>encrypt_message() / decrypt_message()</w:t>
             </w:r>
           </w:p>
         </w:tc>
@@ -11482,21 +8206,6 @@
       <w:pPr>
         <w:spacing w:after="120"/>
       </w:pPr>
-    </w:p>
-    <w:p>
-      <w:pPr>
-        <w:keepNext/>
-        <w:spacing w:before="180" w:after="60" w:line="360" w:lineRule="auto"/>
-        <w:ind w:firstLine="709"/>
-      </w:pPr>
-      <w:r>
-        <w:rPr>
-          <w:b/>
-          <w:bCs/>
-        </w:rPr>
-        <w:lastRenderedPageBreak/>
-        <w:t>3.8. Демонстрация работы</w:t>
-      </w:r>
     </w:p>
     <w:p>
       <w:pPr>
@@ -11505,173 +8214,18 @@
         <w:jc w:val="both"/>
       </w:pPr>
       <w:r>
-        <w:t>Демонстрация проводилась с использованием виртуальных машин: клиент и два сервера, запущенные на разных машинах, что подтверждает одновременную обработку нескольких подключений.</w:t>
-      </w:r>
-    </w:p>
-    <w:p>
-      <w:pPr>
-        <w:keepNext/>
-        <w:spacing w:before="120" w:after="60"/>
-        <w:jc w:val="center"/>
-      </w:pPr>
-      <w:r>
-        <w:rPr>
-          <w:i/>
-          <w:iCs/>
-          <w:highlight w:val="yellow"/>
-        </w:rPr>
-        <w:t>[Вставить скриншот: консоли сервера 1, сервера 2 и клиента]</w:t>
-      </w:r>
-    </w:p>
-    <w:p>
-      <w:pPr>
-        <w:spacing w:after="160"/>
-        <w:jc w:val="center"/>
-      </w:pPr>
-      <w:r>
-        <w:t>Рисунок 5. Одновременное подключение клиента к серверам 1 и 2</w:t>
-      </w:r>
-    </w:p>
-    <w:p>
-      <w:pPr>
-        <w:keepNext/>
-        <w:spacing w:before="120" w:after="60"/>
-        <w:jc w:val="center"/>
-      </w:pPr>
-      <w:r>
-        <w:rPr>
-          <w:i/>
-          <w:iCs/>
-          <w:highlight w:val="yellow"/>
-        </w:rPr>
-        <w:t xml:space="preserve">[Вставить скриншот: </w:t>
-      </w:r>
-      <w:proofErr w:type="spellStart"/>
-      <w:r>
-        <w:rPr>
-          <w:i/>
-          <w:iCs/>
-          <w:highlight w:val="yellow"/>
-        </w:rPr>
-        <w:t>Wireshark</w:t>
-      </w:r>
-      <w:proofErr w:type="spellEnd"/>
-      <w:r>
-        <w:rPr>
-          <w:i/>
-          <w:iCs/>
-          <w:highlight w:val="yellow"/>
-        </w:rPr>
-        <w:t>: передача PUBLICKEYBLOB и SIMPLEBLOB]</w:t>
-      </w:r>
-    </w:p>
-    <w:p>
-      <w:pPr>
-        <w:spacing w:after="160"/>
-        <w:jc w:val="center"/>
-      </w:pPr>
-      <w:r>
-        <w:t xml:space="preserve">Рисунок 6. Пакеты установки сеансового ключа в </w:t>
-      </w:r>
-      <w:proofErr w:type="spellStart"/>
-      <w:r>
-        <w:t>Wireshark</w:t>
-      </w:r>
-      <w:proofErr w:type="spellEnd"/>
-    </w:p>
-    <w:p>
-      <w:pPr>
-        <w:keepNext/>
-        <w:spacing w:before="120" w:after="60"/>
-        <w:jc w:val="center"/>
-      </w:pPr>
-      <w:r>
-        <w:rPr>
-          <w:i/>
-          <w:iCs/>
-          <w:highlight w:val="yellow"/>
-        </w:rPr>
-        <w:t xml:space="preserve">[Вставить скриншот: </w:t>
-      </w:r>
-      <w:proofErr w:type="spellStart"/>
-      <w:r>
-        <w:rPr>
-          <w:i/>
-          <w:iCs/>
-          <w:highlight w:val="yellow"/>
-        </w:rPr>
-        <w:t>Wireshark</w:t>
-      </w:r>
-      <w:proofErr w:type="spellEnd"/>
-      <w:r>
-        <w:rPr>
-          <w:i/>
-          <w:iCs/>
-          <w:highlight w:val="yellow"/>
-        </w:rPr>
-        <w:t>: содержимое пакета с зашифрованными данными]</w:t>
-      </w:r>
-    </w:p>
-    <w:p>
-      <w:pPr>
-        <w:spacing w:after="160"/>
-        <w:jc w:val="center"/>
-      </w:pPr>
-      <w:r>
-        <w:t xml:space="preserve">Рисунок 7. Зашифрованный запрос версии ОС в </w:t>
-      </w:r>
-      <w:proofErr w:type="spellStart"/>
-      <w:r>
-        <w:t>Wireshark</w:t>
-      </w:r>
-      <w:proofErr w:type="spellEnd"/>
-    </w:p>
-    <w:p>
-      <w:pPr>
-        <w:keepNext/>
-        <w:spacing w:before="120" w:after="60"/>
-        <w:jc w:val="center"/>
-      </w:pPr>
-      <w:r>
-        <w:rPr>
-          <w:i/>
-          <w:iCs/>
-          <w:highlight w:val="yellow"/>
-        </w:rPr>
-        <w:t>[Вставить скриншот: вывод клиента для запроса 7 до и после изменения прав на сервере 1]</w:t>
-      </w:r>
-    </w:p>
-    <w:p>
-      <w:pPr>
-        <w:spacing w:after="160"/>
-        <w:jc w:val="center"/>
-      </w:pPr>
-      <w:r>
-        <w:t>Рисунок 8. Права доступа к директории до и после изменения</w:t>
-      </w:r>
-    </w:p>
-    <w:p>
-      <w:pPr>
-        <w:keepNext/>
-        <w:spacing w:before="120" w:after="60"/>
-        <w:jc w:val="center"/>
-      </w:pPr>
-      <w:r>
-        <w:rPr>
-          <w:i/>
-          <w:iCs/>
-          <w:highlight w:val="yellow"/>
-        </w:rPr>
-        <w:t>[Вставить скриншот: вывод клиента для запросов 4/5]</w:t>
-      </w:r>
-    </w:p>
-    <w:p>
-      <w:pPr>
-        <w:spacing w:after="160"/>
-        <w:jc w:val="center"/>
-      </w:pPr>
-      <w:r>
-        <w:t>Рисунок 9. Информация о дисках до и после подключения флэш-накопителя</w:t>
+        <w:rPr>
+          <w:b/>
+          <w:bCs/>
+        </w:rPr>
+        <w:t>Контрольный вопрос: что такое WSC и зачем он нужен?</w:t>
+      </w:r>
+      <w:r>
+        <w:t xml:space="preserve"> WSC — служба Windows, собирающая состояние средств защиты (антивирус, брандмауэр, антишпион, обновления, настройки интернета, UAC) в одном </w:t>
+      </w:r>
+      <w:r>
+        <w:lastRenderedPageBreak/>
+        <w:t>месте. Она нужна, чтобы пользователь и программы могли из одной точки узнать, исправна ли защита системы, и получить уведомление, если какой-либо механизм отключён или работает неправильно.</w:t>
       </w:r>
     </w:p>
     <w:p>
@@ -11685,7 +8239,7 @@
           <w:b/>
           <w:bCs/>
         </w:rPr>
-        <w:t>4. Дополнительное задание. Состояние безопасности ОС Windows</w:t>
+        <w:t>5. Ответы на контрольные вопросы</w:t>
       </w:r>
     </w:p>
     <w:p>
@@ -11699,10 +8253,10 @@
           <w:b/>
           <w:bCs/>
         </w:rPr>
-        <w:t>Windows Security Center (WSC)</w:t>
-      </w:r>
-      <w:r>
-        <w:t xml:space="preserve"> — служба Windows, которая следит за состоянием ключевых механизмов безопасности ОС и сводит информацию о них в одно место. Начиная с Windows 10 она встроена в приложение «Безопасность Windows», ранее — в «Центр поддержки».</w:t>
+        <w:t>1. Какова структура списков контроля доступа в ОС Windows?</w:t>
+      </w:r>
+      <w:r>
+        <w:t xml:space="preserve"> Дескриптор безопасности объекта содержит SID владельца, SID основной группы, DACL и SACL. DACL определяет, кому разрешён или запрещён доступ, SACL — какие обращения записываются в журнал аудита. Список ACL состоит из заголовка (версия, размер, число записей) и упорядоченных записей ACE. Каждая ACE содержит заголовок (тип записи, флаги наследования, размер), маску доступа и SID субъекта. Записи проверяются по порядку: явные запреты, явные разрешения, затем унаследованные запреты и разрешения.</w:t>
       </w:r>
     </w:p>
     <w:p>
@@ -11712,57 +8266,69 @@
         <w:jc w:val="both"/>
       </w:pPr>
       <w:r>
-        <w:t xml:space="preserve">В системе работает множество средств защиты — антивирус, брандмауэр, </w:t>
-      </w:r>
-      <w:proofErr w:type="spellStart"/>
-      <w:r>
-        <w:t>автообновление</w:t>
-      </w:r>
-      <w:proofErr w:type="spellEnd"/>
-      <w:r>
-        <w:t xml:space="preserve">, — нередко от разных производителей. Чтобы при проблеме не проверять каждую программу отдельно, защитные программы регистрируются в WSC как </w:t>
-      </w:r>
-      <w:r>
         <w:rPr>
           <w:b/>
           <w:bCs/>
         </w:rPr>
-        <w:t>поставщики безопасности (</w:t>
-      </w:r>
-      <w:proofErr w:type="spellStart"/>
-      <w:r>
-        <w:rPr>
-          <w:b/>
-          <w:bCs/>
-        </w:rPr>
-        <w:t>security</w:t>
-      </w:r>
-      <w:proofErr w:type="spellEnd"/>
-      <w:r>
-        <w:rPr>
-          <w:b/>
-          <w:bCs/>
-        </w:rPr>
-        <w:t xml:space="preserve"> </w:t>
-      </w:r>
-      <w:proofErr w:type="spellStart"/>
-      <w:r>
-        <w:rPr>
-          <w:b/>
-          <w:bCs/>
-        </w:rPr>
-        <w:t>providers</w:t>
-      </w:r>
-      <w:proofErr w:type="spellEnd"/>
-      <w:r>
-        <w:rPr>
-          <w:b/>
-          <w:bCs/>
-        </w:rPr>
-        <w:t>)</w:t>
-      </w:r>
-      <w:r>
-        <w:t xml:space="preserve"> и сообщают ему своё состояние. WSC собирает эти сведения и указывает пользователю, какой механизм отключён или работает неправильно. Можно сравнить WSC с приборной панелью автомобиля: водителю не нужно проверять каждый узел — достаточно взглянуть на индикаторы.</w:t>
+        <w:t>2. Что такое наследование прав доступа?</w:t>
+      </w:r>
+      <w:r>
+        <w:t xml:space="preserve"> Это механизм, при котором ACE родительского контейнера (папки или ключа реестра) автоматически распространяются на вложенные объекты. Область действия задаётся флагами ACE: </w:t>
+      </w:r>
+      <w:r>
+        <w:rPr>
+          <w:rFonts w:ascii="Courier New" w:eastAsia="Courier New" w:hAnsi="Courier New" w:cs="Courier New"/>
+          <w:sz w:val="24"/>
+          <w:szCs w:val="24"/>
+        </w:rPr>
+        <w:t>OBJECT_INHERIT_ACE</w:t>
+      </w:r>
+      <w:r>
+        <w:t xml:space="preserve"> (на файлы), </w:t>
+      </w:r>
+      <w:r>
+        <w:rPr>
+          <w:rFonts w:ascii="Courier New" w:eastAsia="Courier New" w:hAnsi="Courier New" w:cs="Courier New"/>
+          <w:sz w:val="24"/>
+          <w:szCs w:val="24"/>
+        </w:rPr>
+        <w:t>CONTAINER_INHERIT_ACE</w:t>
+      </w:r>
+      <w:r>
+        <w:t xml:space="preserve"> (на подпапки), </w:t>
+      </w:r>
+      <w:r>
+        <w:rPr>
+          <w:rFonts w:ascii="Courier New" w:eastAsia="Courier New" w:hAnsi="Courier New" w:cs="Courier New"/>
+          <w:sz w:val="24"/>
+          <w:szCs w:val="24"/>
+        </w:rPr>
+        <w:t>INHERIT_ONLY_ACE</w:t>
+      </w:r>
+      <w:r>
+        <w:t xml:space="preserve"> (только на потомков, но не на сам объект), </w:t>
+      </w:r>
+      <w:r>
+        <w:rPr>
+          <w:rFonts w:ascii="Courier New" w:eastAsia="Courier New" w:hAnsi="Courier New" w:cs="Courier New"/>
+          <w:sz w:val="24"/>
+          <w:szCs w:val="24"/>
+        </w:rPr>
+        <w:t>NO_PROPAGATE_INHERIT_ACE</w:t>
+      </w:r>
+      <w:r>
+        <w:t xml:space="preserve"> (только на один уровень вниз). Унаследованная запись помечается флагом </w:t>
+      </w:r>
+      <w:r>
+        <w:rPr>
+          <w:rFonts w:ascii="Courier New" w:eastAsia="Courier New" w:hAnsi="Courier New" w:cs="Courier New"/>
+          <w:sz w:val="24"/>
+          <w:szCs w:val="24"/>
+        </w:rPr>
+        <w:t>INHERITED_ACE</w:t>
+      </w:r>
+      <w:r>
+        <w:t>. Наследование можно отключить для конкретного объекта — тогда его DACL становится защищённым.</w:t>
       </w:r>
     </w:p>
     <w:p>
@@ -11772,404 +8338,58 @@
         <w:jc w:val="both"/>
       </w:pPr>
       <w:r>
-        <w:lastRenderedPageBreak/>
-        <w:t>Через API (</w:t>
-      </w:r>
-      <w:proofErr w:type="spellStart"/>
-      <w:r>
-        <w:rPr>
-          <w:rFonts w:ascii="Courier New" w:eastAsia="Courier New" w:hAnsi="Courier New" w:cs="Courier New"/>
-          <w:sz w:val="24"/>
-          <w:szCs w:val="24"/>
-        </w:rPr>
-        <w:t>wscapi.h</w:t>
-      </w:r>
-      <w:proofErr w:type="spellEnd"/>
-      <w:r>
-        <w:t xml:space="preserve">, библиотека </w:t>
-      </w:r>
-      <w:r>
-        <w:rPr>
-          <w:rFonts w:ascii="Courier New" w:eastAsia="Courier New" w:hAnsi="Courier New" w:cs="Courier New"/>
-          <w:sz w:val="24"/>
-          <w:szCs w:val="24"/>
-        </w:rPr>
-        <w:t>wscapi.lib</w:t>
-      </w:r>
-      <w:r>
-        <w:t xml:space="preserve">) функцией </w:t>
-      </w:r>
-      <w:proofErr w:type="spellStart"/>
-      <w:proofErr w:type="gramStart"/>
-      <w:r>
-        <w:rPr>
-          <w:rFonts w:ascii="Courier New" w:eastAsia="Courier New" w:hAnsi="Courier New" w:cs="Courier New"/>
-          <w:sz w:val="24"/>
-          <w:szCs w:val="24"/>
-        </w:rPr>
-        <w:t>WscGetSecurityProviderHealth</w:t>
-      </w:r>
-      <w:proofErr w:type="spellEnd"/>
-      <w:r>
-        <w:rPr>
-          <w:rFonts w:ascii="Courier New" w:eastAsia="Courier New" w:hAnsi="Courier New" w:cs="Courier New"/>
-          <w:sz w:val="24"/>
-          <w:szCs w:val="24"/>
-        </w:rPr>
-        <w:t>(</w:t>
-      </w:r>
-      <w:proofErr w:type="spellStart"/>
-      <w:proofErr w:type="gramEnd"/>
-      <w:r>
-        <w:rPr>
-          <w:rFonts w:ascii="Courier New" w:eastAsia="Courier New" w:hAnsi="Courier New" w:cs="Courier New"/>
-          <w:sz w:val="24"/>
-          <w:szCs w:val="24"/>
-        </w:rPr>
-        <w:t>provider</w:t>
-      </w:r>
-      <w:proofErr w:type="spellEnd"/>
-      <w:r>
-        <w:rPr>
-          <w:rFonts w:ascii="Courier New" w:eastAsia="Courier New" w:hAnsi="Courier New" w:cs="Courier New"/>
-          <w:sz w:val="24"/>
-          <w:szCs w:val="24"/>
-        </w:rPr>
-        <w:t>, &amp;</w:t>
-      </w:r>
-      <w:proofErr w:type="spellStart"/>
-      <w:r>
-        <w:rPr>
-          <w:rFonts w:ascii="Courier New" w:eastAsia="Courier New" w:hAnsi="Courier New" w:cs="Courier New"/>
-          <w:sz w:val="24"/>
-          <w:szCs w:val="24"/>
-        </w:rPr>
-        <w:t>health</w:t>
-      </w:r>
-      <w:proofErr w:type="spellEnd"/>
-      <w:r>
-        <w:rPr>
-          <w:rFonts w:ascii="Courier New" w:eastAsia="Courier New" w:hAnsi="Courier New" w:cs="Courier New"/>
-          <w:sz w:val="24"/>
-          <w:szCs w:val="24"/>
-        </w:rPr>
-        <w:t>)</w:t>
-      </w:r>
-      <w:r>
-        <w:t xml:space="preserve"> запрашивается состояние по категориям:</w:t>
-      </w:r>
-    </w:p>
-    <w:p>
-      <w:pPr>
-        <w:pStyle w:val="a4"/>
-        <w:numPr>
-          <w:ilvl w:val="0"/>
-          <w:numId w:val="2"/>
-        </w:numPr>
-        <w:spacing w:line="360" w:lineRule="auto"/>
-        <w:jc w:val="both"/>
-        <w:rPr>
-          <w:lang w:val="en-US"/>
-        </w:rPr>
-      </w:pPr>
-      <w:r>
-        <w:rPr>
-          <w:rFonts w:ascii="Courier New" w:eastAsia="Courier New" w:hAnsi="Courier New" w:cs="Courier New"/>
-          <w:sz w:val="24"/>
-          <w:szCs w:val="24"/>
-          <w:lang w:val="en-US"/>
-        </w:rPr>
-        <w:t>WSC_SECURITY_PROVIDER_ANTIVIRUS</w:t>
-      </w:r>
-      <w:r>
-        <w:rPr>
-          <w:lang w:val="en-US"/>
-        </w:rPr>
-        <w:t xml:space="preserve"> — </w:t>
-      </w:r>
-      <w:r>
-        <w:t>антивирус</w:t>
-      </w:r>
-      <w:r>
-        <w:rPr>
-          <w:lang w:val="en-US"/>
-        </w:rPr>
-        <w:t>;</w:t>
-      </w:r>
-    </w:p>
-    <w:p>
-      <w:pPr>
-        <w:pStyle w:val="a4"/>
-        <w:numPr>
-          <w:ilvl w:val="0"/>
-          <w:numId w:val="2"/>
-        </w:numPr>
-        <w:spacing w:line="360" w:lineRule="auto"/>
-        <w:jc w:val="both"/>
-        <w:rPr>
-          <w:lang w:val="en-US"/>
-        </w:rPr>
-      </w:pPr>
-      <w:r>
-        <w:rPr>
-          <w:rFonts w:ascii="Courier New" w:eastAsia="Courier New" w:hAnsi="Courier New" w:cs="Courier New"/>
-          <w:sz w:val="24"/>
-          <w:szCs w:val="24"/>
-          <w:lang w:val="en-US"/>
-        </w:rPr>
-        <w:t>WSC_SECURITY_PROVIDER_FIREWALL</w:t>
-      </w:r>
-      <w:r>
-        <w:rPr>
-          <w:lang w:val="en-US"/>
-        </w:rPr>
-        <w:t xml:space="preserve"> — </w:t>
-      </w:r>
-      <w:r>
-        <w:t>брандмауэр</w:t>
-      </w:r>
-      <w:r>
-        <w:rPr>
-          <w:lang w:val="en-US"/>
-        </w:rPr>
-        <w:t>;</w:t>
-      </w:r>
-    </w:p>
-    <w:p>
-      <w:pPr>
-        <w:pStyle w:val="a4"/>
-        <w:numPr>
-          <w:ilvl w:val="0"/>
-          <w:numId w:val="2"/>
-        </w:numPr>
-        <w:spacing w:line="360" w:lineRule="auto"/>
-        <w:jc w:val="both"/>
-      </w:pPr>
-      <w:r>
-        <w:rPr>
-          <w:rFonts w:ascii="Courier New" w:eastAsia="Courier New" w:hAnsi="Courier New" w:cs="Courier New"/>
-          <w:sz w:val="24"/>
-          <w:szCs w:val="24"/>
-        </w:rPr>
-        <w:t>WSC_SECURITY_PROVIDER_ANTISPYWARE</w:t>
-      </w:r>
-      <w:r>
-        <w:t xml:space="preserve"> — защита от шпионских программ;</w:t>
-      </w:r>
-    </w:p>
-    <w:p>
-      <w:pPr>
-        <w:pStyle w:val="a4"/>
-        <w:numPr>
-          <w:ilvl w:val="0"/>
-          <w:numId w:val="2"/>
-        </w:numPr>
-        <w:spacing w:line="360" w:lineRule="auto"/>
-        <w:jc w:val="both"/>
-        <w:rPr>
-          <w:lang w:val="en-US"/>
-        </w:rPr>
-      </w:pPr>
-      <w:r>
-        <w:rPr>
-          <w:rFonts w:ascii="Courier New" w:eastAsia="Courier New" w:hAnsi="Courier New" w:cs="Courier New"/>
-          <w:sz w:val="24"/>
-          <w:szCs w:val="24"/>
-          <w:lang w:val="en-US"/>
-        </w:rPr>
-        <w:t>WSC_SECURITY_PROVIDER_AUTOUPDATE_SETTINGS</w:t>
-      </w:r>
-      <w:r>
-        <w:rPr>
-          <w:lang w:val="en-US"/>
-        </w:rPr>
-        <w:t xml:space="preserve"> — </w:t>
-      </w:r>
-      <w:r>
-        <w:t>автоматическое</w:t>
-      </w:r>
-      <w:r>
-        <w:rPr>
-          <w:lang w:val="en-US"/>
-        </w:rPr>
-        <w:t xml:space="preserve"> </w:t>
-      </w:r>
-      <w:r>
-        <w:t>обновление</w:t>
-      </w:r>
-      <w:r>
-        <w:rPr>
-          <w:lang w:val="en-US"/>
-        </w:rPr>
-        <w:t>;</w:t>
-      </w:r>
-    </w:p>
-    <w:p>
-      <w:pPr>
-        <w:pStyle w:val="a4"/>
-        <w:numPr>
-          <w:ilvl w:val="0"/>
-          <w:numId w:val="2"/>
-        </w:numPr>
-        <w:spacing w:line="360" w:lineRule="auto"/>
-        <w:jc w:val="both"/>
-        <w:rPr>
-          <w:lang w:val="en-US"/>
-        </w:rPr>
-      </w:pPr>
-      <w:r>
-        <w:rPr>
-          <w:rFonts w:ascii="Courier New" w:eastAsia="Courier New" w:hAnsi="Courier New" w:cs="Courier New"/>
-          <w:sz w:val="24"/>
-          <w:szCs w:val="24"/>
-          <w:lang w:val="en-US"/>
-        </w:rPr>
-        <w:t>WSC_SECURITY_PROVIDER_INTERNET_SETTINGS</w:t>
-      </w:r>
-      <w:r>
-        <w:rPr>
-          <w:lang w:val="en-US"/>
-        </w:rPr>
-        <w:t xml:space="preserve"> — </w:t>
-      </w:r>
-      <w:r>
-        <w:t>настройки</w:t>
-      </w:r>
-      <w:r>
-        <w:rPr>
-          <w:lang w:val="en-US"/>
-        </w:rPr>
-        <w:t xml:space="preserve"> </w:t>
-      </w:r>
-      <w:r>
-        <w:t>безопасности</w:t>
-      </w:r>
-      <w:r>
-        <w:rPr>
-          <w:lang w:val="en-US"/>
-        </w:rPr>
-        <w:t xml:space="preserve"> </w:t>
-      </w:r>
-      <w:r>
-        <w:t>интернета</w:t>
-      </w:r>
-      <w:r>
-        <w:rPr>
-          <w:lang w:val="en-US"/>
-        </w:rPr>
-        <w:t>;</w:t>
-      </w:r>
-    </w:p>
-    <w:p>
-      <w:pPr>
-        <w:pStyle w:val="a4"/>
-        <w:numPr>
-          <w:ilvl w:val="0"/>
-          <w:numId w:val="2"/>
-        </w:numPr>
-        <w:spacing w:line="360" w:lineRule="auto"/>
-        <w:jc w:val="both"/>
-        <w:rPr>
-          <w:lang w:val="en-US"/>
-        </w:rPr>
-      </w:pPr>
-      <w:r>
-        <w:rPr>
-          <w:rFonts w:ascii="Courier New" w:eastAsia="Courier New" w:hAnsi="Courier New" w:cs="Courier New"/>
-          <w:sz w:val="24"/>
-          <w:szCs w:val="24"/>
-          <w:lang w:val="en-US"/>
-        </w:rPr>
-        <w:t>WSC_SECURITY_PROVIDER_USER_ACCOUNT_CONTROL</w:t>
-      </w:r>
-      <w:r>
-        <w:rPr>
-          <w:lang w:val="en-US"/>
-        </w:rPr>
-        <w:t xml:space="preserve"> — </w:t>
-      </w:r>
-      <w:r>
-        <w:t>контроль</w:t>
-      </w:r>
-      <w:r>
-        <w:rPr>
-          <w:lang w:val="en-US"/>
-        </w:rPr>
-        <w:t xml:space="preserve"> </w:t>
-      </w:r>
-      <w:r>
-        <w:t>учётных</w:t>
-      </w:r>
-      <w:r>
-        <w:rPr>
-          <w:lang w:val="en-US"/>
-        </w:rPr>
-        <w:t xml:space="preserve"> </w:t>
-      </w:r>
-      <w:r>
-        <w:t>записей</w:t>
-      </w:r>
-      <w:r>
-        <w:rPr>
-          <w:lang w:val="en-US"/>
-        </w:rPr>
-        <w:t xml:space="preserve"> (UAC);</w:t>
-      </w:r>
-    </w:p>
-    <w:p>
-      <w:pPr>
-        <w:pStyle w:val="a4"/>
-        <w:numPr>
-          <w:ilvl w:val="0"/>
-          <w:numId w:val="2"/>
-        </w:numPr>
-        <w:spacing w:line="360" w:lineRule="auto"/>
-        <w:jc w:val="both"/>
-        <w:rPr>
-          <w:lang w:val="en-US"/>
-        </w:rPr>
-      </w:pPr>
-      <w:r>
-        <w:rPr>
-          <w:rFonts w:ascii="Courier New" w:eastAsia="Courier New" w:hAnsi="Courier New" w:cs="Courier New"/>
-          <w:sz w:val="24"/>
-          <w:szCs w:val="24"/>
-          <w:lang w:val="en-US"/>
-        </w:rPr>
-        <w:t>WSC_SECURITY_PROVIDER_SERVICE</w:t>
-      </w:r>
-      <w:r>
-        <w:rPr>
-          <w:lang w:val="en-US"/>
-        </w:rPr>
-        <w:t xml:space="preserve"> — </w:t>
-      </w:r>
-      <w:r>
-        <w:t>служба</w:t>
-      </w:r>
-      <w:r>
-        <w:rPr>
-          <w:lang w:val="en-US"/>
-        </w:rPr>
-        <w:t xml:space="preserve"> WSC </w:t>
-      </w:r>
-      <w:r>
-        <w:t>как</w:t>
-      </w:r>
-      <w:r>
-        <w:rPr>
-          <w:lang w:val="en-US"/>
-        </w:rPr>
-        <w:t xml:space="preserve"> </w:t>
-      </w:r>
-      <w:r>
-        <w:t>таковая</w:t>
-      </w:r>
-      <w:r>
-        <w:rPr>
-          <w:lang w:val="en-US"/>
-        </w:rPr>
-        <w:t>.</w:t>
+        <w:rPr>
+          <w:b/>
+          <w:bCs/>
+        </w:rPr>
+        <w:t>3. Для чего используются well-known SID?</w:t>
+      </w:r>
+      <w:r>
+        <w:t xml:space="preserve"> Это стандартные SID, одинаковые во всех системах Windows: например, </w:t>
+      </w:r>
+      <w:r>
+        <w:rPr>
+          <w:rFonts w:ascii="Courier New" w:eastAsia="Courier New" w:hAnsi="Courier New" w:cs="Courier New"/>
+          <w:sz w:val="24"/>
+          <w:szCs w:val="24"/>
+        </w:rPr>
+        <w:t>S-1-1-0</w:t>
+      </w:r>
+      <w:r>
+        <w:t xml:space="preserve"> — «Все», </w:t>
+      </w:r>
+      <w:r>
+        <w:rPr>
+          <w:rFonts w:ascii="Courier New" w:eastAsia="Courier New" w:hAnsi="Courier New" w:cs="Courier New"/>
+          <w:sz w:val="24"/>
+          <w:szCs w:val="24"/>
+        </w:rPr>
+        <w:t>S-1-5-18</w:t>
+      </w:r>
+      <w:r>
+        <w:t xml:space="preserve"> — LocalSystem, </w:t>
+      </w:r>
+      <w:r>
+        <w:rPr>
+          <w:rFonts w:ascii="Courier New" w:eastAsia="Courier New" w:hAnsi="Courier New" w:cs="Courier New"/>
+          <w:sz w:val="24"/>
+          <w:szCs w:val="24"/>
+        </w:rPr>
+        <w:t>S-1-5-32-544</w:t>
+      </w:r>
+      <w:r>
+        <w:t xml:space="preserve"> — «Администраторы», </w:t>
+      </w:r>
+      <w:r>
+        <w:rPr>
+          <w:rFonts w:ascii="Courier New" w:eastAsia="Courier New" w:hAnsi="Courier New" w:cs="Courier New"/>
+          <w:sz w:val="24"/>
+          <w:szCs w:val="24"/>
+        </w:rPr>
+        <w:t>S-1-5-11</w:t>
+      </w:r>
+      <w:r>
+        <w:t xml:space="preserve"> — «Прошедшие проверку». Они позволяют назначать права стандартным группам и служебным учётным записям, не завися от конкретного компьютера или домена.</w:t>
       </w:r>
     </w:p>
     <w:p>
@@ -12179,62 +8399,18 @@
         <w:jc w:val="both"/>
       </w:pPr>
       <w:r>
-        <w:t>Состояние категории (</w:t>
-      </w:r>
-      <w:r>
-        <w:rPr>
-          <w:rFonts w:ascii="Courier New" w:eastAsia="Courier New" w:hAnsi="Courier New" w:cs="Courier New"/>
-          <w:sz w:val="24"/>
-          <w:szCs w:val="24"/>
-        </w:rPr>
-        <w:t>WSC_SECURITY_PROVIDER_HEALTH</w:t>
-      </w:r>
-      <w:r>
-        <w:t xml:space="preserve">) принимает значения: </w:t>
-      </w:r>
-      <w:r>
-        <w:rPr>
-          <w:rFonts w:ascii="Courier New" w:eastAsia="Courier New" w:hAnsi="Courier New" w:cs="Courier New"/>
-          <w:sz w:val="24"/>
-          <w:szCs w:val="24"/>
-        </w:rPr>
-        <w:t>GOOD</w:t>
-      </w:r>
-      <w:r>
-        <w:t xml:space="preserve"> — всё в порядке; </w:t>
-      </w:r>
-      <w:r>
-        <w:rPr>
-          <w:rFonts w:ascii="Courier New" w:eastAsia="Courier New" w:hAnsi="Courier New" w:cs="Courier New"/>
-          <w:sz w:val="24"/>
-          <w:szCs w:val="24"/>
-        </w:rPr>
-        <w:t>NOTMONITORED</w:t>
-      </w:r>
-      <w:r>
-        <w:t xml:space="preserve"> — WSC не отслеживает категорию; </w:t>
-      </w:r>
-      <w:r>
-        <w:rPr>
-          <w:rFonts w:ascii="Courier New" w:eastAsia="Courier New" w:hAnsi="Courier New" w:cs="Courier New"/>
-          <w:sz w:val="24"/>
-          <w:szCs w:val="24"/>
-        </w:rPr>
-        <w:t>POOR</w:t>
-      </w:r>
-      <w:r>
-        <w:t xml:space="preserve"> — защита есть, но в плохом состоянии (например, устарели базы); </w:t>
-      </w:r>
-      <w:r>
-        <w:rPr>
-          <w:rFonts w:ascii="Courier New" w:eastAsia="Courier New" w:hAnsi="Courier New" w:cs="Courier New"/>
-          <w:sz w:val="24"/>
-          <w:szCs w:val="24"/>
-        </w:rPr>
-        <w:t>SNOOZE</w:t>
-      </w:r>
-      <w:r>
-        <w:t xml:space="preserve"> — защита временно приостановлена.</w:t>
+        <w:rPr>
+          <w:b/>
+          <w:bCs/>
+        </w:rPr>
+        <w:t>4. Как выглядит схема шифрования с использованием сеансового ключа?</w:t>
+      </w:r>
+      <w:r>
+        <w:t xml:space="preserve"> Клиент генерирует пару ключей и отправляет открытый ключ </w:t>
+      </w:r>
+      <w:r>
+        <w:lastRenderedPageBreak/>
+        <w:t>серверу; сервер генерирует сеансовый ключ, шифрует его открытым ключом клиента и отправляет; клиент расшифровывает сеансовый ключ закрытым ключом; далее обе стороны шифруют данные симметрично сеансовым ключом (раздел 3.6, рисунок 3).</w:t>
       </w:r>
     </w:p>
     <w:p>
@@ -12244,647 +8420,28 @@
         <w:jc w:val="both"/>
       </w:pPr>
       <w:r>
-        <w:t>Описание алгоритма программы:</w:t>
-      </w:r>
-    </w:p>
-    <w:p>
-      <w:pPr>
-        <w:pStyle w:val="a4"/>
-        <w:numPr>
-          <w:ilvl w:val="0"/>
-          <w:numId w:val="7"/>
-        </w:numPr>
-        <w:spacing w:line="360" w:lineRule="auto"/>
-        <w:jc w:val="both"/>
-      </w:pPr>
-      <w:r>
-        <w:t xml:space="preserve">Все категории хранятся в массиве структур </w:t>
-      </w:r>
-      <w:proofErr w:type="spellStart"/>
-      <w:r>
-        <w:rPr>
-          <w:rFonts w:ascii="Courier New" w:eastAsia="Courier New" w:hAnsi="Courier New" w:cs="Courier New"/>
-          <w:sz w:val="24"/>
-          <w:szCs w:val="24"/>
-        </w:rPr>
-        <w:t>ProviderInfo</w:t>
-      </w:r>
-      <w:proofErr w:type="spellEnd"/>
-      <w:r>
-        <w:t xml:space="preserve"> (идентификатор категории и её название).</w:t>
-      </w:r>
-    </w:p>
-    <w:p>
-      <w:pPr>
-        <w:pStyle w:val="a4"/>
-        <w:numPr>
-          <w:ilvl w:val="0"/>
-          <w:numId w:val="7"/>
-        </w:numPr>
-        <w:spacing w:line="360" w:lineRule="auto"/>
-        <w:jc w:val="both"/>
-      </w:pPr>
-      <w:r>
-        <w:t xml:space="preserve">Для каждой категории запрашивается начальное состояние и сохраняется в массив </w:t>
-      </w:r>
-      <w:proofErr w:type="spellStart"/>
-      <w:r>
-        <w:rPr>
-          <w:rFonts w:ascii="Courier New" w:eastAsia="Courier New" w:hAnsi="Courier New" w:cs="Courier New"/>
-          <w:sz w:val="24"/>
-          <w:szCs w:val="24"/>
-        </w:rPr>
-        <w:t>prev</w:t>
-      </w:r>
-      <w:proofErr w:type="spellEnd"/>
-      <w:r>
-        <w:t xml:space="preserve">; при ошибке вызова состояние считается </w:t>
-      </w:r>
-      <w:r>
-        <w:rPr>
-          <w:rFonts w:ascii="Courier New" w:eastAsia="Courier New" w:hAnsi="Courier New" w:cs="Courier New"/>
-          <w:sz w:val="24"/>
-          <w:szCs w:val="24"/>
-        </w:rPr>
-        <w:t>NOTMONITORED</w:t>
-      </w:r>
-      <w:r>
-        <w:t>.</w:t>
-      </w:r>
-    </w:p>
-    <w:p>
-      <w:pPr>
-        <w:pStyle w:val="a4"/>
-        <w:numPr>
-          <w:ilvl w:val="0"/>
-          <w:numId w:val="7"/>
-        </w:numPr>
-        <w:spacing w:line="360" w:lineRule="auto"/>
-        <w:jc w:val="both"/>
-      </w:pPr>
-      <w:r>
-        <w:t>Начальное состояние выводится на экран.</w:t>
-      </w:r>
-    </w:p>
-    <w:p>
-      <w:pPr>
-        <w:pStyle w:val="a4"/>
-        <w:numPr>
-          <w:ilvl w:val="0"/>
-          <w:numId w:val="7"/>
-        </w:numPr>
-        <w:spacing w:line="360" w:lineRule="auto"/>
-        <w:jc w:val="both"/>
-      </w:pPr>
-      <w:r>
-        <w:t>В бесконечном цикле раз в секунду состояние каждой категории запрашивается повторно.</w:t>
-      </w:r>
-    </w:p>
-    <w:p>
-      <w:pPr>
-        <w:pStyle w:val="a4"/>
-        <w:numPr>
-          <w:ilvl w:val="0"/>
-          <w:numId w:val="7"/>
-        </w:numPr>
-        <w:spacing w:line="360" w:lineRule="auto"/>
-        <w:jc w:val="both"/>
-      </w:pPr>
-      <w:r>
-        <w:t xml:space="preserve">Если новое состояние отличается от сохранённого, выводится сообщение </w:t>
-      </w:r>
-      <w:r>
-        <w:rPr>
-          <w:rFonts w:ascii="Courier New" w:eastAsia="Courier New" w:hAnsi="Courier New" w:cs="Courier New"/>
-          <w:sz w:val="24"/>
-          <w:szCs w:val="24"/>
-        </w:rPr>
-        <w:t>[CHANGE] &lt;категория&gt;: &lt;старое&gt; -&gt; &lt;новое&gt;</w:t>
-      </w:r>
-      <w:r>
-        <w:t>, и сохранённое значение обновляется.</w:t>
+        <w:rPr>
+          <w:b/>
+          <w:bCs/>
+        </w:rPr>
+        <w:t>5. В чём преимущества использования сеансового ключа?</w:t>
+      </w:r>
+      <w:r>
+        <w:t xml:space="preserve"> Медленный асимметричный алгоритм применяется один раз к короткому ключу, а основной объём данных шифруется быстрым симметричным алгоритмом. Сторонам не нужно заранее обмениваться общим секретом. Ключ действует только в рамках одного сеанса, поэтому его компрометация раскрывает только этот сеанс, а не всю переписку.</w:t>
       </w:r>
     </w:p>
     <w:p>
       <w:pPr>
         <w:keepNext/>
-        <w:spacing w:before="120" w:after="60"/>
-        <w:jc w:val="center"/>
-      </w:pPr>
-      <w:r>
-        <w:rPr>
-          <w:noProof/>
-        </w:rPr>
-        <w:lastRenderedPageBreak/>
-        <w:drawing>
-          <wp:inline distT="0" distB="0" distL="0" distR="0" wp14:anchorId="3E139528" wp14:editId="104DEAEA">
-            <wp:extent cx="3143250" cy="3943350"/>
-            <wp:effectExtent l="0" t="0" r="0" b="0"/>
-            <wp:docPr id="5" name="Рисунок 5"/>
-            <wp:cNvGraphicFramePr>
-              <a:graphicFrameLocks xmlns:a="http://schemas.openxmlformats.org/drawingml/2006/main" noChangeAspect="1"/>
-            </wp:cNvGraphicFramePr>
-            <a:graphic xmlns:a="http://schemas.openxmlformats.org/drawingml/2006/main">
-              <a:graphicData uri="http://schemas.openxmlformats.org/drawingml/2006/picture">
-                <pic:pic xmlns:pic="http://schemas.openxmlformats.org/drawingml/2006/picture">
-                  <pic:nvPicPr>
-                    <pic:cNvPr id="0" name=""/>
-                    <pic:cNvPicPr>
-                      <a:picLocks noChangeAspect="1" noChangeArrowheads="1"/>
-                    </pic:cNvPicPr>
-                  </pic:nvPicPr>
-                  <pic:blipFill>
-                    <a:blip r:embed="rId11"/>
-                    <a:srcRect/>
-                    <a:stretch>
-                      <a:fillRect/>
-                    </a:stretch>
-                  </pic:blipFill>
-                  <pic:spPr bwMode="auto">
-                    <a:xfrm>
-                      <a:off x="0" y="0"/>
-                      <a:ext cx="3143250" cy="3943350"/>
-                    </a:xfrm>
-                    <a:prstGeom prst="rect">
-                      <a:avLst/>
-                    </a:prstGeom>
-                  </pic:spPr>
-                </pic:pic>
-              </a:graphicData>
-            </a:graphic>
-          </wp:inline>
-        </w:drawing>
-      </w:r>
-    </w:p>
-    <w:p>
-      <w:pPr>
-        <w:spacing w:after="160"/>
-        <w:jc w:val="center"/>
-      </w:pPr>
-      <w:r>
-        <w:t>Рисунок 10. Блок-схема программы мониторинга WSC</w:t>
-      </w:r>
-    </w:p>
-    <w:p>
-      <w:pPr>
-        <w:keepNext/>
-        <w:spacing w:before="120" w:after="60"/>
-      </w:pPr>
-      <w:r>
-        <w:t>Таблица 5. Функции программы мониторинга WSC</w:t>
-      </w:r>
-    </w:p>
-    <w:tbl>
-      <w:tblPr>
-        <w:tblW w:w="9355" w:type="dxa"/>
-        <w:tblBorders>
-          <w:top w:val="single" w:sz="4" w:space="0" w:color="auto"/>
-          <w:left w:val="single" w:sz="4" w:space="0" w:color="auto"/>
-          <w:bottom w:val="single" w:sz="4" w:space="0" w:color="auto"/>
-          <w:right w:val="single" w:sz="4" w:space="0" w:color="auto"/>
-          <w:insideH w:val="single" w:sz="4" w:space="0" w:color="auto"/>
-          <w:insideV w:val="single" w:sz="4" w:space="0" w:color="auto"/>
-        </w:tblBorders>
-        <w:tblCellMar>
-          <w:left w:w="10" w:type="dxa"/>
-          <w:right w:w="10" w:type="dxa"/>
-        </w:tblCellMar>
-        <w:tblLook w:val="04A0" w:firstRow="1" w:lastRow="0" w:firstColumn="1" w:lastColumn="0" w:noHBand="0" w:noVBand="1"/>
-      </w:tblPr>
-      <w:tblGrid>
-        <w:gridCol w:w="3400"/>
-        <w:gridCol w:w="5955"/>
-      </w:tblGrid>
-      <w:tr>
-        <w:tblPrEx>
-          <w:tblCellMar>
-            <w:top w:w="0" w:type="dxa"/>
-            <w:bottom w:w="0" w:type="dxa"/>
-          </w:tblCellMar>
-        </w:tblPrEx>
-        <w:trPr>
-          <w:tblHeader/>
-        </w:trPr>
-        <w:tc>
-          <w:tcPr>
-            <w:tcW w:w="3400" w:type="dxa"/>
-            <w:tcBorders>
-              <w:top w:val="single" w:sz="4" w:space="0" w:color="000000"/>
-              <w:left w:val="single" w:sz="4" w:space="0" w:color="000000"/>
-              <w:bottom w:val="single" w:sz="4" w:space="0" w:color="000000"/>
-              <w:right w:val="single" w:sz="4" w:space="0" w:color="000000"/>
-            </w:tcBorders>
-            <w:shd w:val="clear" w:color="auto" w:fill="E7E6E6"/>
-            <w:tcMar>
-              <w:top w:w="40" w:type="dxa"/>
-              <w:left w:w="100" w:type="dxa"/>
-              <w:bottom w:w="40" w:type="dxa"/>
-              <w:right w:w="100" w:type="dxa"/>
-            </w:tcMar>
-          </w:tcPr>
-          <w:p>
-            <w:pPr>
-              <w:spacing w:line="260" w:lineRule="auto"/>
-            </w:pPr>
-            <w:r>
-              <w:rPr>
-                <w:b/>
-                <w:bCs/>
-                <w:sz w:val="24"/>
-                <w:szCs w:val="24"/>
-              </w:rPr>
-              <w:t>Имя функции / объект</w:t>
-            </w:r>
-          </w:p>
-        </w:tc>
-        <w:tc>
-          <w:tcPr>
-            <w:tcW w:w="5955" w:type="dxa"/>
-            <w:tcBorders>
-              <w:top w:val="single" w:sz="4" w:space="0" w:color="000000"/>
-              <w:left w:val="single" w:sz="4" w:space="0" w:color="000000"/>
-              <w:bottom w:val="single" w:sz="4" w:space="0" w:color="000000"/>
-              <w:right w:val="single" w:sz="4" w:space="0" w:color="000000"/>
-            </w:tcBorders>
-            <w:shd w:val="clear" w:color="auto" w:fill="E7E6E6"/>
-            <w:tcMar>
-              <w:top w:w="40" w:type="dxa"/>
-              <w:left w:w="100" w:type="dxa"/>
-              <w:bottom w:w="40" w:type="dxa"/>
-              <w:right w:w="100" w:type="dxa"/>
-            </w:tcMar>
-          </w:tcPr>
-          <w:p>
-            <w:pPr>
-              <w:spacing w:line="260" w:lineRule="auto"/>
-            </w:pPr>
-            <w:r>
-              <w:rPr>
-                <w:b/>
-                <w:bCs/>
-                <w:sz w:val="24"/>
-                <w:szCs w:val="24"/>
-              </w:rPr>
-              <w:t>Назначение</w:t>
-            </w:r>
-          </w:p>
-        </w:tc>
-      </w:tr>
-      <w:tr>
-        <w:tblPrEx>
-          <w:tblCellMar>
-            <w:top w:w="0" w:type="dxa"/>
-            <w:bottom w:w="0" w:type="dxa"/>
-          </w:tblCellMar>
-        </w:tblPrEx>
-        <w:tc>
-          <w:tcPr>
-            <w:tcW w:w="3400" w:type="dxa"/>
-            <w:tcBorders>
-              <w:top w:val="single" w:sz="4" w:space="0" w:color="000000"/>
-              <w:left w:val="single" w:sz="4" w:space="0" w:color="000000"/>
-              <w:bottom w:val="single" w:sz="4" w:space="0" w:color="000000"/>
-              <w:right w:val="single" w:sz="4" w:space="0" w:color="000000"/>
-            </w:tcBorders>
-            <w:tcMar>
-              <w:top w:w="40" w:type="dxa"/>
-              <w:left w:w="100" w:type="dxa"/>
-              <w:bottom w:w="40" w:type="dxa"/>
-              <w:right w:w="100" w:type="dxa"/>
-            </w:tcMar>
-          </w:tcPr>
-          <w:p>
-            <w:pPr>
-              <w:spacing w:line="260" w:lineRule="auto"/>
-            </w:pPr>
-            <w:proofErr w:type="spellStart"/>
-            <w:proofErr w:type="gramStart"/>
-            <w:r>
-              <w:rPr>
-                <w:sz w:val="24"/>
-                <w:szCs w:val="24"/>
-              </w:rPr>
-              <w:t>main</w:t>
-            </w:r>
-            <w:proofErr w:type="spellEnd"/>
-            <w:r>
-              <w:rPr>
-                <w:sz w:val="24"/>
-                <w:szCs w:val="24"/>
-              </w:rPr>
-              <w:t>(</w:t>
-            </w:r>
-            <w:proofErr w:type="gramEnd"/>
-            <w:r>
-              <w:rPr>
-                <w:sz w:val="24"/>
-                <w:szCs w:val="24"/>
-              </w:rPr>
-              <w:t>)</w:t>
-            </w:r>
-          </w:p>
-        </w:tc>
-        <w:tc>
-          <w:tcPr>
-            <w:tcW w:w="5955" w:type="dxa"/>
-            <w:tcBorders>
-              <w:top w:val="single" w:sz="4" w:space="0" w:color="000000"/>
-              <w:left w:val="single" w:sz="4" w:space="0" w:color="000000"/>
-              <w:bottom w:val="single" w:sz="4" w:space="0" w:color="000000"/>
-              <w:right w:val="single" w:sz="4" w:space="0" w:color="000000"/>
-            </w:tcBorders>
-            <w:tcMar>
-              <w:top w:w="40" w:type="dxa"/>
-              <w:left w:w="100" w:type="dxa"/>
-              <w:bottom w:w="40" w:type="dxa"/>
-              <w:right w:w="100" w:type="dxa"/>
-            </w:tcMar>
-          </w:tcPr>
-          <w:p>
-            <w:pPr>
-              <w:spacing w:line="260" w:lineRule="auto"/>
-            </w:pPr>
-            <w:r>
-              <w:rPr>
-                <w:sz w:val="24"/>
-                <w:szCs w:val="24"/>
-              </w:rPr>
-              <w:t>Получение начального состояния всех категорий, цикл опроса раз в секунду и вывод изменений</w:t>
-            </w:r>
-          </w:p>
-        </w:tc>
-      </w:tr>
-      <w:tr>
-        <w:tblPrEx>
-          <w:tblCellMar>
-            <w:top w:w="0" w:type="dxa"/>
-            <w:bottom w:w="0" w:type="dxa"/>
-          </w:tblCellMar>
-        </w:tblPrEx>
-        <w:tc>
-          <w:tcPr>
-            <w:tcW w:w="3400" w:type="dxa"/>
-            <w:tcBorders>
-              <w:top w:val="single" w:sz="4" w:space="0" w:color="000000"/>
-              <w:left w:val="single" w:sz="4" w:space="0" w:color="000000"/>
-              <w:bottom w:val="single" w:sz="4" w:space="0" w:color="000000"/>
-              <w:right w:val="single" w:sz="4" w:space="0" w:color="000000"/>
-            </w:tcBorders>
-            <w:tcMar>
-              <w:top w:w="40" w:type="dxa"/>
-              <w:left w:w="100" w:type="dxa"/>
-              <w:bottom w:w="40" w:type="dxa"/>
-              <w:right w:w="100" w:type="dxa"/>
-            </w:tcMar>
-          </w:tcPr>
-          <w:p>
-            <w:pPr>
-              <w:spacing w:line="260" w:lineRule="auto"/>
-            </w:pPr>
-            <w:proofErr w:type="spellStart"/>
-            <w:r>
-              <w:rPr>
-                <w:sz w:val="24"/>
-                <w:szCs w:val="24"/>
-              </w:rPr>
-              <w:t>health_to_str</w:t>
-            </w:r>
-            <w:proofErr w:type="spellEnd"/>
-            <w:r>
-              <w:rPr>
-                <w:sz w:val="24"/>
-                <w:szCs w:val="24"/>
-              </w:rPr>
-              <w:t>(h)</w:t>
-            </w:r>
-          </w:p>
-        </w:tc>
-        <w:tc>
-          <w:tcPr>
-            <w:tcW w:w="5955" w:type="dxa"/>
-            <w:tcBorders>
-              <w:top w:val="single" w:sz="4" w:space="0" w:color="000000"/>
-              <w:left w:val="single" w:sz="4" w:space="0" w:color="000000"/>
-              <w:bottom w:val="single" w:sz="4" w:space="0" w:color="000000"/>
-              <w:right w:val="single" w:sz="4" w:space="0" w:color="000000"/>
-            </w:tcBorders>
-            <w:tcMar>
-              <w:top w:w="40" w:type="dxa"/>
-              <w:left w:w="100" w:type="dxa"/>
-              <w:bottom w:w="40" w:type="dxa"/>
-              <w:right w:w="100" w:type="dxa"/>
-            </w:tcMar>
-          </w:tcPr>
-          <w:p>
-            <w:pPr>
-              <w:spacing w:line="260" w:lineRule="auto"/>
-            </w:pPr>
-            <w:r>
-              <w:rPr>
-                <w:sz w:val="24"/>
-                <w:szCs w:val="24"/>
-              </w:rPr>
-              <w:t>Перевод значения WSC_SECURITY_PROVIDER_HEALTH в текстовое название</w:t>
-            </w:r>
-          </w:p>
-        </w:tc>
-      </w:tr>
-      <w:tr>
-        <w:tblPrEx>
-          <w:tblCellMar>
-            <w:top w:w="0" w:type="dxa"/>
-            <w:bottom w:w="0" w:type="dxa"/>
-          </w:tblCellMar>
-        </w:tblPrEx>
-        <w:tc>
-          <w:tcPr>
-            <w:tcW w:w="3400" w:type="dxa"/>
-            <w:tcBorders>
-              <w:top w:val="single" w:sz="4" w:space="0" w:color="000000"/>
-              <w:left w:val="single" w:sz="4" w:space="0" w:color="000000"/>
-              <w:bottom w:val="single" w:sz="4" w:space="0" w:color="000000"/>
-              <w:right w:val="single" w:sz="4" w:space="0" w:color="000000"/>
-            </w:tcBorders>
-            <w:tcMar>
-              <w:top w:w="40" w:type="dxa"/>
-              <w:left w:w="100" w:type="dxa"/>
-              <w:bottom w:w="40" w:type="dxa"/>
-              <w:right w:w="100" w:type="dxa"/>
-            </w:tcMar>
-          </w:tcPr>
-          <w:p>
-            <w:pPr>
-              <w:spacing w:line="260" w:lineRule="auto"/>
-            </w:pPr>
-            <w:proofErr w:type="spellStart"/>
-            <w:proofErr w:type="gramStart"/>
-            <w:r>
-              <w:rPr>
-                <w:sz w:val="24"/>
-                <w:szCs w:val="24"/>
-              </w:rPr>
-              <w:t>providers</w:t>
-            </w:r>
-            <w:proofErr w:type="spellEnd"/>
-            <w:r>
-              <w:rPr>
-                <w:sz w:val="24"/>
-                <w:szCs w:val="24"/>
-              </w:rPr>
-              <w:t>[</w:t>
-            </w:r>
-            <w:proofErr w:type="gramEnd"/>
-            <w:r>
-              <w:rPr>
-                <w:sz w:val="24"/>
-                <w:szCs w:val="24"/>
-              </w:rPr>
-              <w:t>]</w:t>
-            </w:r>
-          </w:p>
-        </w:tc>
-        <w:tc>
-          <w:tcPr>
-            <w:tcW w:w="5955" w:type="dxa"/>
-            <w:tcBorders>
-              <w:top w:val="single" w:sz="4" w:space="0" w:color="000000"/>
-              <w:left w:val="single" w:sz="4" w:space="0" w:color="000000"/>
-              <w:bottom w:val="single" w:sz="4" w:space="0" w:color="000000"/>
-              <w:right w:val="single" w:sz="4" w:space="0" w:color="000000"/>
-            </w:tcBorders>
-            <w:tcMar>
-              <w:top w:w="40" w:type="dxa"/>
-              <w:left w:w="100" w:type="dxa"/>
-              <w:bottom w:w="40" w:type="dxa"/>
-              <w:right w:w="100" w:type="dxa"/>
-            </w:tcMar>
-          </w:tcPr>
-          <w:p>
-            <w:pPr>
-              <w:spacing w:line="260" w:lineRule="auto"/>
-            </w:pPr>
-            <w:r>
-              <w:rPr>
-                <w:sz w:val="24"/>
-                <w:szCs w:val="24"/>
-              </w:rPr>
-              <w:t>Массив отслеживаемых категорий WSC с названиями</w:t>
-            </w:r>
-          </w:p>
-        </w:tc>
-      </w:tr>
-      <w:tr>
-        <w:tblPrEx>
-          <w:tblCellMar>
-            <w:top w:w="0" w:type="dxa"/>
-            <w:bottom w:w="0" w:type="dxa"/>
-          </w:tblCellMar>
-        </w:tblPrEx>
-        <w:tc>
-          <w:tcPr>
-            <w:tcW w:w="3400" w:type="dxa"/>
-            <w:tcBorders>
-              <w:top w:val="single" w:sz="4" w:space="0" w:color="000000"/>
-              <w:left w:val="single" w:sz="4" w:space="0" w:color="000000"/>
-              <w:bottom w:val="single" w:sz="4" w:space="0" w:color="000000"/>
-              <w:right w:val="single" w:sz="4" w:space="0" w:color="000000"/>
-            </w:tcBorders>
-            <w:tcMar>
-              <w:top w:w="40" w:type="dxa"/>
-              <w:left w:w="100" w:type="dxa"/>
-              <w:bottom w:w="40" w:type="dxa"/>
-              <w:right w:w="100" w:type="dxa"/>
-            </w:tcMar>
-          </w:tcPr>
-          <w:p>
-            <w:pPr>
-              <w:spacing w:line="260" w:lineRule="auto"/>
-            </w:pPr>
-            <w:proofErr w:type="spellStart"/>
-            <w:proofErr w:type="gramStart"/>
-            <w:r>
-              <w:rPr>
-                <w:sz w:val="24"/>
-                <w:szCs w:val="24"/>
-              </w:rPr>
-              <w:t>WscGetSecurityProviderHealth</w:t>
-            </w:r>
-            <w:proofErr w:type="spellEnd"/>
-            <w:r>
-              <w:rPr>
-                <w:sz w:val="24"/>
-                <w:szCs w:val="24"/>
-              </w:rPr>
-              <w:t>(</w:t>
-            </w:r>
-            <w:proofErr w:type="gramEnd"/>
-            <w:r>
-              <w:rPr>
-                <w:sz w:val="24"/>
-                <w:szCs w:val="24"/>
-              </w:rPr>
-              <w:t>)</w:t>
-            </w:r>
-          </w:p>
-        </w:tc>
-        <w:tc>
-          <w:tcPr>
-            <w:tcW w:w="5955" w:type="dxa"/>
-            <w:tcBorders>
-              <w:top w:val="single" w:sz="4" w:space="0" w:color="000000"/>
-              <w:left w:val="single" w:sz="4" w:space="0" w:color="000000"/>
-              <w:bottom w:val="single" w:sz="4" w:space="0" w:color="000000"/>
-              <w:right w:val="single" w:sz="4" w:space="0" w:color="000000"/>
-            </w:tcBorders>
-            <w:tcMar>
-              <w:top w:w="40" w:type="dxa"/>
-              <w:left w:w="100" w:type="dxa"/>
-              <w:bottom w:w="40" w:type="dxa"/>
-              <w:right w:w="100" w:type="dxa"/>
-            </w:tcMar>
-          </w:tcPr>
-          <w:p>
-            <w:pPr>
-              <w:spacing w:line="260" w:lineRule="auto"/>
-            </w:pPr>
-            <w:r>
-              <w:rPr>
-                <w:sz w:val="24"/>
-                <w:szCs w:val="24"/>
-              </w:rPr>
-              <w:t>Функция WSC API: возвращает состояние указанной категории</w:t>
-            </w:r>
-          </w:p>
-        </w:tc>
-      </w:tr>
-    </w:tbl>
-    <w:p>
-      <w:pPr>
-        <w:spacing w:after="120"/>
-      </w:pPr>
-    </w:p>
-    <w:p>
-      <w:pPr>
-        <w:keepNext/>
-        <w:spacing w:before="120" w:after="60"/>
-        <w:jc w:val="center"/>
-      </w:pPr>
-      <w:r>
-        <w:rPr>
-          <w:i/>
-          <w:iCs/>
-          <w:highlight w:val="yellow"/>
-        </w:rPr>
-        <w:t>[Вставить скриншот: вывод программы при отключении и включении брандмауэра]</w:t>
-      </w:r>
-    </w:p>
-    <w:p>
-      <w:pPr>
-        <w:spacing w:after="160"/>
-        <w:jc w:val="center"/>
-      </w:pPr>
-      <w:r>
-        <w:t>Рисунок 11. Работа программы мониторинга: изменение состояния брандмауэра</w:t>
+        <w:spacing w:before="240" w:after="120" w:line="360" w:lineRule="auto"/>
+        <w:ind w:firstLine="709"/>
+      </w:pPr>
+      <w:r>
+        <w:rPr>
+          <w:b/>
+          <w:bCs/>
+        </w:rPr>
+        <w:t>6. Выводы</w:t>
       </w:r>
     </w:p>
     <w:p>
@@ -12894,40 +8451,7 @@
         <w:jc w:val="both"/>
       </w:pPr>
       <w:r>
-        <w:rPr>
-          <w:b/>
-          <w:bCs/>
-        </w:rPr>
-        <w:t>Контрольный вопрос: что такое WSC и зачем он нужен?</w:t>
-      </w:r>
-      <w:r>
-        <w:t xml:space="preserve"> WSC — служба Windows, собирающая состояние средств защиты (антивирус, брандмауэр, </w:t>
-      </w:r>
-      <w:proofErr w:type="spellStart"/>
-      <w:r>
-        <w:t>антишпион</w:t>
-      </w:r>
-      <w:proofErr w:type="spellEnd"/>
-      <w:r>
-        <w:t xml:space="preserve">, обновления, настройки интернета, UAC) в одном месте. Она нужна, чтобы пользователь и программы могли из одной точки </w:t>
-      </w:r>
-      <w:r>
-        <w:lastRenderedPageBreak/>
-        <w:t>узнать, исправна ли защита системы, и получить уведомление, если какой-либо механизм отключён или работает неправильно.</w:t>
-      </w:r>
-    </w:p>
-    <w:p>
-      <w:pPr>
-        <w:keepNext/>
-        <w:spacing w:before="240" w:after="120" w:line="360" w:lineRule="auto"/>
-        <w:ind w:firstLine="709"/>
-      </w:pPr>
-      <w:r>
-        <w:rPr>
-          <w:b/>
-          <w:bCs/>
-        </w:rPr>
-        <w:t>5. Ответы на контрольные вопросы</w:t>
+        <w:t>В ходе работы разработана распределённая система сбора информации о компьютерах сети. Обоснована архитектура: клиент на центральном компьютере инициирует запросы, серверы-агенты постоянно слушают порт, обработка запросов выполняется по принципу stateless. Разработан прикладной протокол с отдельным запросом для каждого типа информации, единым форматом «длина + данные» и формализованными ответами, пригодными для машинной обработки; проверка длины сообщений защищает сервер от переполнения буфера.</w:t>
       </w:r>
     </w:p>
     <w:p>
@@ -12937,14 +8461,51 @@
         <w:jc w:val="both"/>
       </w:pPr>
       <w:r>
-        <w:rPr>
-          <w:b/>
-          <w:bCs/>
-        </w:rPr>
-        <w:t>1. Какова структура списков контроля доступа в ОС Windows?</w:t>
-      </w:r>
-      <w:r>
-        <w:t xml:space="preserve"> Дескриптор безопасности объекта содержит SID владельца, SID основной группы, DACL и SACL. DACL определяет, кому разрешён или запрещён доступ, SACL — какие обращения записываются в журнал аудита. Список ACL состоит из заголовка (версия, размер, число записей) и упорядоченных записей ACE. Каждая ACE содержит заголовок (тип записи, флаги наследования, размер), маску доступа и SID субъекта. Записи проверяются по порядку: явные запреты, явные разрешения, затем унаследованные запреты и разрешения.</w:t>
+        <w:t xml:space="preserve">Сервер реализован как неинтерактивное консольное приложение на портах завершения ввода-вывода Win32 с использованием </w:t>
+      </w:r>
+      <w:r>
+        <w:rPr>
+          <w:rFonts w:ascii="Courier New" w:eastAsia="Courier New" w:hAnsi="Courier New" w:cs="Courier New"/>
+          <w:sz w:val="24"/>
+          <w:szCs w:val="24"/>
+        </w:rPr>
+        <w:t>AcceptEx</w:t>
+      </w:r>
+      <w:r>
+        <w:t xml:space="preserve">, </w:t>
+      </w:r>
+      <w:r>
+        <w:rPr>
+          <w:rFonts w:ascii="Courier New" w:eastAsia="Courier New" w:hAnsi="Courier New" w:cs="Courier New"/>
+          <w:sz w:val="24"/>
+          <w:szCs w:val="24"/>
+        </w:rPr>
+        <w:t>WSARecv</w:t>
+      </w:r>
+      <w:r>
+        <w:t xml:space="preserve">, </w:t>
+      </w:r>
+      <w:r>
+        <w:rPr>
+          <w:rFonts w:ascii="Courier New" w:eastAsia="Courier New" w:hAnsi="Courier New" w:cs="Courier New"/>
+          <w:sz w:val="24"/>
+          <w:szCs w:val="24"/>
+        </w:rPr>
+        <w:t>WSASend</w:t>
+      </w:r>
+      <w:r>
+        <w:t xml:space="preserve"> и </w:t>
+      </w:r>
+      <w:r>
+        <w:rPr>
+          <w:rFonts w:ascii="Courier New" w:eastAsia="Courier New" w:hAnsi="Courier New" w:cs="Courier New"/>
+          <w:sz w:val="24"/>
+          <w:szCs w:val="24"/>
+        </w:rPr>
+        <w:t>GetQueuedCompletionStatus</w:t>
+      </w:r>
+      <w:r>
+        <w:t>, что позволяет одновременно обслуживать много клиентов в одном потоке. Реализовано получение версии ОС, сведений о памяти, времени, дисках, а также владельца и прав доступа к файлам, папкам и ключам реестра через дескрипторы безопасности, DACL и ACE.</w:t>
       </w:r>
     </w:p>
     <w:p>
@@ -12954,69 +8515,11 @@
         <w:jc w:val="both"/>
       </w:pPr>
       <w:r>
-        <w:rPr>
-          <w:b/>
-          <w:bCs/>
-        </w:rPr>
-        <w:t>2. Что такое наследование прав доступа?</w:t>
-      </w:r>
-      <w:r>
-        <w:t xml:space="preserve"> Это механизм, при котором ACE родительского контейнера (папки или ключа реестра) автоматически распространяются на вложенные объекты. Область действия задаётся флагами ACE: </w:t>
-      </w:r>
-      <w:r>
-        <w:rPr>
-          <w:rFonts w:ascii="Courier New" w:eastAsia="Courier New" w:hAnsi="Courier New" w:cs="Courier New"/>
-          <w:sz w:val="24"/>
-          <w:szCs w:val="24"/>
-        </w:rPr>
-        <w:t>OBJECT_INHERIT_ACE</w:t>
-      </w:r>
-      <w:r>
-        <w:t xml:space="preserve"> (на файлы), </w:t>
-      </w:r>
-      <w:r>
-        <w:rPr>
-          <w:rFonts w:ascii="Courier New" w:eastAsia="Courier New" w:hAnsi="Courier New" w:cs="Courier New"/>
-          <w:sz w:val="24"/>
-          <w:szCs w:val="24"/>
-        </w:rPr>
-        <w:t>CONTAINER_INHERIT_ACE</w:t>
-      </w:r>
-      <w:r>
-        <w:t xml:space="preserve"> (на подпапки), </w:t>
-      </w:r>
-      <w:r>
-        <w:rPr>
-          <w:rFonts w:ascii="Courier New" w:eastAsia="Courier New" w:hAnsi="Courier New" w:cs="Courier New"/>
-          <w:sz w:val="24"/>
-          <w:szCs w:val="24"/>
-        </w:rPr>
-        <w:t>INHERIT_ONLY_ACE</w:t>
-      </w:r>
-      <w:r>
-        <w:t xml:space="preserve"> (только на потомков, но не на сам объект), </w:t>
-      </w:r>
-      <w:r>
-        <w:rPr>
-          <w:rFonts w:ascii="Courier New" w:eastAsia="Courier New" w:hAnsi="Courier New" w:cs="Courier New"/>
-          <w:sz w:val="24"/>
-          <w:szCs w:val="24"/>
-        </w:rPr>
-        <w:t>NO_PROPAGATE_INHERIT_ACE</w:t>
-      </w:r>
-      <w:r>
-        <w:t xml:space="preserve"> (только на один уровень вниз). Унаследованная запись помечается флагом </w:t>
-      </w:r>
-      <w:r>
-        <w:rPr>
-          <w:rFonts w:ascii="Courier New" w:eastAsia="Courier New" w:hAnsi="Courier New" w:cs="Courier New"/>
-          <w:sz w:val="24"/>
-          <w:szCs w:val="24"/>
-        </w:rPr>
-        <w:t>INHERITED_ACE</w:t>
-      </w:r>
-      <w:r>
-        <w:t>. Наследование можно отключить для конкретного объекта — тогда его DACL становится защищённым.</w:t>
+        <w:t xml:space="preserve">Средствами CryptoAPI реализован защищённый канал: сеансовый ключ RC4 передаётся в зашифрованном открытым ключом RSA виде, после чего весь обмен шифруется симметрично, что защищает передаваемые сведения от </w:t>
+      </w:r>
+      <w:r>
+        <w:lastRenderedPageBreak/>
+        <w:t>перехвата. В качестве направлений развития можно выделить аутентификацию открытых ключей (для защиты от подмены ключа при атаке «человек посередине»), контроль целостности сообщений и замену устаревшего RC4 на AES.</w:t>
       </w:r>
     </w:p>
     <w:p>
@@ -13026,259 +8529,12 @@
         <w:jc w:val="both"/>
       </w:pPr>
       <w:r>
-        <w:rPr>
-          <w:b/>
-          <w:bCs/>
-        </w:rPr>
-        <w:t xml:space="preserve">3. Для чего используются </w:t>
-      </w:r>
-      <w:proofErr w:type="spellStart"/>
-      <w:r>
-        <w:rPr>
-          <w:b/>
-          <w:bCs/>
-        </w:rPr>
-        <w:t>well-known</w:t>
-      </w:r>
-      <w:proofErr w:type="spellEnd"/>
-      <w:r>
-        <w:rPr>
-          <w:b/>
-          <w:bCs/>
-        </w:rPr>
-        <w:t xml:space="preserve"> SID?</w:t>
-      </w:r>
-      <w:r>
-        <w:t xml:space="preserve"> Это стандартные SID, одинаковые во всех системах Windows: например, </w:t>
-      </w:r>
-      <w:r>
-        <w:rPr>
-          <w:rFonts w:ascii="Courier New" w:eastAsia="Courier New" w:hAnsi="Courier New" w:cs="Courier New"/>
-          <w:sz w:val="24"/>
-          <w:szCs w:val="24"/>
-        </w:rPr>
-        <w:t>S-1-1-0</w:t>
-      </w:r>
-      <w:r>
-        <w:t xml:space="preserve"> — «Все», </w:t>
-      </w:r>
-      <w:r>
-        <w:rPr>
-          <w:rFonts w:ascii="Courier New" w:eastAsia="Courier New" w:hAnsi="Courier New" w:cs="Courier New"/>
-          <w:sz w:val="24"/>
-          <w:szCs w:val="24"/>
-        </w:rPr>
-        <w:t>S-1-5-18</w:t>
-      </w:r>
-      <w:r>
-        <w:t xml:space="preserve"> — </w:t>
-      </w:r>
-      <w:proofErr w:type="spellStart"/>
-      <w:r>
-        <w:t>LocalSystem</w:t>
-      </w:r>
-      <w:proofErr w:type="spellEnd"/>
-      <w:r>
-        <w:t xml:space="preserve">, </w:t>
-      </w:r>
-      <w:r>
-        <w:rPr>
-          <w:rFonts w:ascii="Courier New" w:eastAsia="Courier New" w:hAnsi="Courier New" w:cs="Courier New"/>
-          <w:sz w:val="24"/>
-          <w:szCs w:val="24"/>
-        </w:rPr>
-        <w:t>S-1-5-32-544</w:t>
-      </w:r>
-      <w:r>
-        <w:t xml:space="preserve"> — «Администраторы», </w:t>
-      </w:r>
-      <w:r>
-        <w:rPr>
-          <w:rFonts w:ascii="Courier New" w:eastAsia="Courier New" w:hAnsi="Courier New" w:cs="Courier New"/>
-          <w:sz w:val="24"/>
-          <w:szCs w:val="24"/>
-        </w:rPr>
-        <w:t>S-1-5-11</w:t>
-      </w:r>
-      <w:r>
-        <w:t xml:space="preserve"> — «Прошедшие проверку». Они позволяют назначать права стандартным группам и служебным учётным записям, не завися от конкретного компьютера или домена.</w:t>
-      </w:r>
-    </w:p>
-    <w:p>
-      <w:pPr>
-        <w:spacing w:line="360" w:lineRule="auto"/>
-        <w:ind w:firstLine="709"/>
-        <w:jc w:val="both"/>
-      </w:pPr>
-      <w:r>
-        <w:rPr>
-          <w:b/>
-          <w:bCs/>
-        </w:rPr>
-        <w:t>4. Как выглядит схема шифрования с использованием сеансового ключа?</w:t>
-      </w:r>
-      <w:r>
-        <w:t xml:space="preserve"> Клиент генерирует пару ключей и отправляет открытый ключ серверу; сервер генерирует сеансовый ключ, шифрует его открытым ключом </w:t>
-      </w:r>
-      <w:r>
-        <w:lastRenderedPageBreak/>
-        <w:t>клиента и отправляет; клиент расшифровывает сеансовый ключ закрытым ключом; далее обе стороны шифруют данные симметрично сеансовым ключом (раздел 3.6, рисунок 3).</w:t>
-      </w:r>
-    </w:p>
-    <w:p>
-      <w:pPr>
-        <w:spacing w:line="360" w:lineRule="auto"/>
-        <w:ind w:firstLine="709"/>
-        <w:jc w:val="both"/>
-      </w:pPr>
-      <w:r>
-        <w:rPr>
-          <w:b/>
-          <w:bCs/>
-        </w:rPr>
-        <w:t>5. В чём преимущества использования сеансового ключа?</w:t>
-      </w:r>
-      <w:r>
-        <w:t xml:space="preserve"> Медленный асимметричный алгоритм применяется один раз к короткому ключу, а основной объём данных шифруется быстрым симметричным алгоритмом. Сторонам не нужно заранее обмениваться общим секретом. Ключ действует только в рамках одного сеанса, поэтому его компрометация раскрывает только этот сеанс, а не всю переписку.</w:t>
-      </w:r>
-    </w:p>
-    <w:p>
-      <w:pPr>
-        <w:keepNext/>
-        <w:spacing w:before="240" w:after="120" w:line="360" w:lineRule="auto"/>
-        <w:ind w:firstLine="709"/>
-      </w:pPr>
-      <w:r>
-        <w:rPr>
-          <w:b/>
-          <w:bCs/>
-        </w:rPr>
-        <w:t>6. Выводы</w:t>
-      </w:r>
-    </w:p>
-    <w:p>
-      <w:pPr>
-        <w:spacing w:line="360" w:lineRule="auto"/>
-        <w:ind w:firstLine="709"/>
-        <w:jc w:val="both"/>
-      </w:pPr>
-      <w:r>
-        <w:t xml:space="preserve">В ходе работы разработана распределённая система сбора информации о компьютерах сети. Обоснована архитектура: клиент на центральном компьютере инициирует запросы, серверы-агенты постоянно слушают порт, обработка запросов выполняется по принципу </w:t>
-      </w:r>
-      <w:proofErr w:type="spellStart"/>
-      <w:r>
-        <w:t>stateless</w:t>
-      </w:r>
-      <w:proofErr w:type="spellEnd"/>
-      <w:r>
-        <w:t>. Разработан прикладной протокол с отдельным запросом для каждого типа информации, единым форматом «длина + данные» и формализованными ответами, пригодными для машинной обработки; проверка длины сообщений защищает сервер от переполнения буфера.</w:t>
-      </w:r>
-    </w:p>
-    <w:p>
-      <w:pPr>
-        <w:spacing w:line="360" w:lineRule="auto"/>
-        <w:ind w:firstLine="709"/>
-        <w:jc w:val="both"/>
-      </w:pPr>
-      <w:r>
-        <w:t xml:space="preserve">Сервер реализован как </w:t>
-      </w:r>
-      <w:proofErr w:type="spellStart"/>
-      <w:r>
-        <w:t>неинтерактивное</w:t>
-      </w:r>
-      <w:proofErr w:type="spellEnd"/>
-      <w:r>
-        <w:t xml:space="preserve"> консольное приложение на портах завершения ввода-вывода Win32 с использованием </w:t>
-      </w:r>
-      <w:proofErr w:type="spellStart"/>
-      <w:r>
-        <w:rPr>
-          <w:rFonts w:ascii="Courier New" w:eastAsia="Courier New" w:hAnsi="Courier New" w:cs="Courier New"/>
-          <w:sz w:val="24"/>
-          <w:szCs w:val="24"/>
-        </w:rPr>
-        <w:t>AcceptEx</w:t>
-      </w:r>
-      <w:proofErr w:type="spellEnd"/>
-      <w:r>
-        <w:t xml:space="preserve">, </w:t>
-      </w:r>
-      <w:proofErr w:type="spellStart"/>
-      <w:r>
-        <w:rPr>
-          <w:rFonts w:ascii="Courier New" w:eastAsia="Courier New" w:hAnsi="Courier New" w:cs="Courier New"/>
-          <w:sz w:val="24"/>
-          <w:szCs w:val="24"/>
-        </w:rPr>
-        <w:t>WSARecv</w:t>
-      </w:r>
-      <w:proofErr w:type="spellEnd"/>
-      <w:r>
-        <w:t xml:space="preserve">, </w:t>
-      </w:r>
-      <w:proofErr w:type="spellStart"/>
-      <w:r>
-        <w:rPr>
-          <w:rFonts w:ascii="Courier New" w:eastAsia="Courier New" w:hAnsi="Courier New" w:cs="Courier New"/>
-          <w:sz w:val="24"/>
-          <w:szCs w:val="24"/>
-        </w:rPr>
-        <w:t>WSASend</w:t>
-      </w:r>
-      <w:proofErr w:type="spellEnd"/>
-      <w:r>
-        <w:t xml:space="preserve"> и </w:t>
-      </w:r>
-      <w:proofErr w:type="spellStart"/>
-      <w:r>
-        <w:rPr>
-          <w:rFonts w:ascii="Courier New" w:eastAsia="Courier New" w:hAnsi="Courier New" w:cs="Courier New"/>
-          <w:sz w:val="24"/>
-          <w:szCs w:val="24"/>
-        </w:rPr>
-        <w:t>GetQueuedCompletionStatus</w:t>
-      </w:r>
-      <w:proofErr w:type="spellEnd"/>
-      <w:r>
-        <w:t>, что позволяет одновременно обслуживать много клиентов в одном потоке. Реализовано получение версии ОС, сведений о памяти, времени, дисках, а также владельца и прав доступа к файлам, папкам и ключам реестра через дескрипторы безопасности, DACL и ACE.</w:t>
-      </w:r>
-    </w:p>
-    <w:p>
-      <w:pPr>
-        <w:spacing w:line="360" w:lineRule="auto"/>
-        <w:ind w:firstLine="709"/>
-        <w:jc w:val="both"/>
-      </w:pPr>
-      <w:r>
-        <w:t xml:space="preserve">Средствами </w:t>
-      </w:r>
-      <w:proofErr w:type="spellStart"/>
-      <w:r>
-        <w:t>CryptoAPI</w:t>
-      </w:r>
-      <w:proofErr w:type="spellEnd"/>
-      <w:r>
-        <w:t xml:space="preserve"> реализован защищённый канал: сеансовый ключ RC4 передаётся в зашифрованном открытым ключом RSA виде, после чего весь обмен шифруется симметрично, что защищает передаваемые сведения от перехвата. В качестве направлений развития можно выделить </w:t>
-      </w:r>
-      <w:r>
-        <w:lastRenderedPageBreak/>
-        <w:t>аутентификацию открытых ключей (для защиты от подмены ключа при атаке «человек посередине»), контроль целостности сообщений и замену устаревшего RC4 на AES.</w:t>
-      </w:r>
-    </w:p>
-    <w:p>
-      <w:pPr>
-        <w:spacing w:line="360" w:lineRule="auto"/>
-        <w:ind w:firstLine="709"/>
-        <w:jc w:val="both"/>
-      </w:pPr>
-      <w:r>
         <w:t>В дополнительном задании реализована программа, получающая состояние безопасности ОС из Windows Security Center и сообщающая пользователю об изменении состояния каждой категории защиты.</w:t>
       </w:r>
     </w:p>
     <w:sectPr>
-      <w:footerReference w:type="default" r:id="rId12"/>
-      <w:footerReference w:type="first" r:id="rId13"/>
+      <w:footerReference w:type="default" r:id="rId11"/>
+      <w:footerReference w:type="first" r:id="rId12"/>
       <w:pgSz w:w="11906" w:h="16838"/>
       <w:pgMar w:top="1134" w:right="850" w:bottom="1134" w:left="1701" w:header="708" w:footer="708" w:gutter="0"/>
       <w:cols w:space="720"/>
